--- a/presentation/khung_noi_dung_slide.docx
+++ b/presentation/khung_noi_dung_slide.docx
@@ -900,7 +900,7 @@
         <w:t xml:space="preserve">close</w:t>
       </w:r>
       <w:r>
-        <w:t xml:space="preserve">: p-value 0,6921; chưa bác bỏ H0.</w:t>
+        <w:t xml:space="preserve">: p-value 0,6676; chưa bác bỏ H0.</w:t>
       </w:r>
     </w:p>
     <w:p>
@@ -918,7 +918,7 @@
         <w:t xml:space="preserve">log_close</w:t>
       </w:r>
       <w:r>
-        <w:t xml:space="preserve">: p-value 0,8893; chưa bác bỏ H0.</w:t>
+        <w:t xml:space="preserve">: p-value 0,8665; chưa bác bỏ H0.</w:t>
       </w:r>
     </w:p>
     <w:p>
@@ -1124,7 +1124,7 @@
         </w:numPr>
       </w:pPr>
       <w:r>
-        <w:t xml:space="preserve">Holdout leader: ARIMAX Lagged, RMSE 1.863,36; MAPE 2,05%.</w:t>
+        <w:t xml:space="preserve">Holdout leader: ETS Damped, RMSE 1.939,13; MAPE 2,10%.</w:t>
       </w:r>
     </w:p>
     <w:p>
@@ -1136,7 +1136,7 @@
         </w:numPr>
       </w:pPr>
       <w:r>
-        <w:t xml:space="preserve">Rolling-CV leader trong nhóm đã chạy: ETS Damped, mean RMSE 4.726,67.</w:t>
+        <w:t xml:space="preserve">ETS Damped chỉ hơn Naive khoảng 0,72 RMSE trên holdout.</w:t>
       </w:r>
     </w:p>
     <w:p>
@@ -1148,7 +1148,19 @@
         </w:numPr>
       </w:pPr>
       <w:r>
-        <w:t xml:space="preserve">Holdout và CV không xác định một winner thống nhất.</w:t>
+        <w:t xml:space="preserve">Rolling-CV leader: Naive, mean RMSE 5.353,94.</w:t>
+      </w:r>
+    </w:p>
+    <w:p>
+      <w:pPr>
+        <w:pStyle w:val="Compact"/>
+        <w:numPr>
+          <w:ilvl w:val="0"/>
+          <w:numId w:val="1009"/>
+        </w:numPr>
+      </w:pPr>
+      <w:r>
+        <w:t xml:space="preserve">Tất cả fitted models còn residual autocorrelation ở mức 5%.</w:t>
       </w:r>
     </w:p>
     <w:p>
@@ -1181,7 +1193,7 @@
         <w:rPr>
           <w:rStyle w:val="VerbatimChar"/>
         </w:rPr>
-        <w:t xml:space="preserve">output/figures/arima_xreg_forecast.png</w:t>
+        <w:t xml:space="preserve">output/figures/ets_damped_forecast.png</w:t>
       </w:r>
       <w:r>
         <w:t xml:space="preserve">.</w:t>
@@ -1584,7 +1596,19 @@
         </w:numPr>
       </w:pPr>
       <w:r>
-        <w:t xml:space="preserve">ARIMAX dẫn đầu holdout, ETS Damped dẫn đầu nhóm rolling CV.</w:t>
+        <w:t xml:space="preserve">ETS Damped dẫn holdout rất sát Naive; Naive dẫn rolling CV.</w:t>
+      </w:r>
+    </w:p>
+    <w:p>
+      <w:pPr>
+        <w:pStyle w:val="Compact"/>
+        <w:numPr>
+          <w:ilvl w:val="0"/>
+          <w:numId w:val="1013"/>
+        </w:numPr>
+      </w:pPr>
+      <w:r>
+        <w:t xml:space="preserve">Chưa có model phức tạp cải thiện benchmark một cách ổn định.</w:t>
       </w:r>
     </w:p>
     <w:p>

--- a/presentation/khung_noi_dung_slide.docx
+++ b/presentation/khung_noi_dung_slide.docx
@@ -7,7 +7,7 @@
         <w:pStyle w:val="Title"/>
       </w:pPr>
       <w:r>
-        <w:t xml:space="preserve">Khung nội dung PowerPoint - Phân tích chuỗi thời gian cổ phiếu FPT</w:t>
+        <w:t xml:space="preserve">Phân tích chuỗi thời gian và dự báo cổ phiếu FPT</w:t>
       </w:r>
     </w:p>
     <w:p>
@@ -52,7 +52,7 @@
         </w:p>
       </w:sdtContent>
     </w:sdt>
-    <w:bookmarkStart w:id="9" w:name="cách-dùng-tài-liệu"/>
+    <w:bookmarkStart w:id="9" w:name="hướng-dẫn-sử-dụng-tài-liệu"/>
     <w:p>
       <w:pPr>
         <w:pStyle w:val="Heading1"/>
@@ -67,7 +67,7 @@
         <w:tab/>
       </w:r>
       <w:r>
-        <w:t xml:space="preserve">Cách dùng tài liệu</w:t>
+        <w:t xml:space="preserve">Hướng dẫn sử dụng tài liệu</w:t>
       </w:r>
     </w:p>
     <w:p>
@@ -75,34 +75,163 @@
         <w:pStyle w:val="FirstParagraph"/>
       </w:pPr>
       <w:r>
-        <w:t xml:space="preserve">Tài liệu này là khung để nhóm dựng PowerPoint cuối. Mỗi mục cấp hai tương ứng</w:t>
-      </w:r>
-      <w:r>
-        <w:t xml:space="preserve"> </w:t>
-      </w:r>
-      <w:r>
-        <w:t xml:space="preserve">một slide. Không chép nguyên đoạn văn lên slide: giữ tối đa 4-6 bullet, dùng</w:t>
-      </w:r>
-      <w:r>
-        <w:t xml:space="preserve"> </w:t>
-      </w:r>
-      <w:r>
-        <w:t xml:space="preserve">font tối thiểu 24 pt và ưu tiên biểu đồ. Mọi con số phải lấy từ các CSV trong</w:t>
-      </w:r>
-      <w:r>
-        <w:t xml:space="preserve"> </w:t>
+        <w:t xml:space="preserve">Tài liệu này là</w:t>
+      </w:r>
+      <w:r>
+        <w:t xml:space="preserve"> </w:t>
+      </w:r>
+      <w:r>
+        <w:rPr>
+          <w:b/>
+          <w:bCs/>
+        </w:rPr>
+        <w:t xml:space="preserve">khung nội dung</w:t>
+      </w:r>
+      <w:r>
+        <w:t xml:space="preserve"> </w:t>
+      </w:r>
+      <w:r>
+        <w:t xml:space="preserve">để nhóm dựng PowerPoint (</w:t>
       </w:r>
       <w:r>
         <w:rPr>
           <w:rStyle w:val="VerbatimChar"/>
         </w:rPr>
+        <w:t xml:space="preserve">.pptx</w:t>
+      </w:r>
+      <w:r>
+        <w:t xml:space="preserve">) trình bày</w:t>
+      </w:r>
+      <w:r>
+        <w:t xml:space="preserve"> </w:t>
+      </w:r>
+      <w:r>
+        <w:t xml:space="preserve">trước giảng viên. Mỗi mục cấp hai (</w:t>
+      </w:r>
+      <w:r>
+        <w:rPr>
+          <w:rStyle w:val="VerbatimChar"/>
+        </w:rPr>
+        <w:t xml:space="preserve">##</w:t>
+      </w:r>
+      <w:r>
+        <w:t xml:space="preserve">) tương ứng</w:t>
+      </w:r>
+      <w:r>
+        <w:t xml:space="preserve"> </w:t>
+      </w:r>
+      <w:r>
+        <w:rPr>
+          <w:b/>
+          <w:bCs/>
+        </w:rPr>
+        <w:t xml:space="preserve">một slide</w:t>
+      </w:r>
+      <w:r>
+        <w:t xml:space="preserve">.</w:t>
+      </w:r>
+    </w:p>
+    <w:p>
+      <w:pPr>
+        <w:pStyle w:val="BodyText"/>
+      </w:pPr>
+      <w:r>
+        <w:rPr>
+          <w:b/>
+          <w:bCs/>
+        </w:rPr>
+        <w:t xml:space="preserve">Nguyên tắc khi dựng PPT:</w:t>
+      </w:r>
+    </w:p>
+    <w:p>
+      <w:pPr>
+        <w:pStyle w:val="Compact"/>
+        <w:numPr>
+          <w:ilvl w:val="0"/>
+          <w:numId w:val="1001"/>
+        </w:numPr>
+      </w:pPr>
+      <w:r>
+        <w:t xml:space="preserve">Tối đa 4-6 bullet mỗi slide; font tối thiểu 24 pt.</w:t>
+      </w:r>
+    </w:p>
+    <w:p>
+      <w:pPr>
+        <w:pStyle w:val="Compact"/>
+        <w:numPr>
+          <w:ilvl w:val="0"/>
+          <w:numId w:val="1001"/>
+        </w:numPr>
+      </w:pPr>
+      <w:r>
+        <w:t xml:space="preserve">Ưu tiên biểu đồ và bảng; không chép nguyên đoạn văn.</w:t>
+      </w:r>
+    </w:p>
+    <w:p>
+      <w:pPr>
+        <w:pStyle w:val="Compact"/>
+        <w:numPr>
+          <w:ilvl w:val="0"/>
+          <w:numId w:val="1001"/>
+        </w:numPr>
+      </w:pPr>
+      <w:r>
+        <w:t xml:space="preserve">Mọi con số phải lấy từ CSV trong</w:t>
+      </w:r>
+      <w:r>
+        <w:t xml:space="preserve"> </w:t>
+      </w:r>
+      <w:r>
+        <w:rPr>
+          <w:rStyle w:val="VerbatimChar"/>
+        </w:rPr>
         <w:t xml:space="preserve">output/tables</w:t>
       </w:r>
       <w:r>
         <w:t xml:space="preserve"> </w:t>
       </w:r>
       <w:r>
-        <w:t xml:space="preserve">sau lần chạy cuối.</w:t>
+        <w:t xml:space="preserve">sau lần chạy pipeline cuối.</w:t>
+      </w:r>
+    </w:p>
+    <w:p>
+      <w:pPr>
+        <w:pStyle w:val="Compact"/>
+        <w:numPr>
+          <w:ilvl w:val="0"/>
+          <w:numId w:val="1001"/>
+        </w:numPr>
+      </w:pPr>
+      <w:r>
+        <w:rPr>
+          <w:b/>
+          <w:bCs/>
+        </w:rPr>
+        <w:t xml:space="preserve">Người nào làm phần nào thì báo cáo phần đó</w:t>
+      </w:r>
+      <w:r>
+        <w:t xml:space="preserve"> </w:t>
+      </w:r>
+      <w:r>
+        <w:t xml:space="preserve">(yêu cầu rubric).</w:t>
+      </w:r>
+    </w:p>
+    <w:p>
+      <w:pPr>
+        <w:pStyle w:val="FirstParagraph"/>
+      </w:pPr>
+      <w:r>
+        <w:rPr>
+          <w:b/>
+          <w:bCs/>
+        </w:rPr>
+        <w:t xml:space="preserve">Thời lượng:</w:t>
+      </w:r>
+      <w:r>
+        <w:t xml:space="preserve"> </w:t>
+      </w:r>
+      <w:r>
+        <w:t xml:space="preserve">10-12 phút trình bày, 3-5 phút trả lời câu hỏi.</w:t>
       </w:r>
     </w:p>
     <w:p>
@@ -110,7 +239,87 @@
         <w:pStyle w:val="BodyText"/>
       </w:pPr>
       <w:r>
-        <w:t xml:space="preserve">Thời lượng đề xuất: 10-12 phút trình bày và 3-5 phút trả lời câu hỏi.</w:t>
+        <w:rPr>
+          <w:b/>
+          <w:bCs/>
+        </w:rPr>
+        <w:t xml:space="preserve">Yêu cầu nộp bài (rubric):</w:t>
+      </w:r>
+    </w:p>
+    <w:p>
+      <w:pPr>
+        <w:pStyle w:val="Compact"/>
+        <w:numPr>
+          <w:ilvl w:val="0"/>
+          <w:numId w:val="1002"/>
+        </w:numPr>
+      </w:pPr>
+      <w:r>
+        <w:t xml:space="preserve">File Word (</w:t>
+      </w:r>
+      <w:r>
+        <w:rPr>
+          <w:rStyle w:val="VerbatimChar"/>
+        </w:rPr>
+        <w:t xml:space="preserve">report/report.docx</w:t>
+      </w:r>
+      <w:r>
+        <w:t xml:space="preserve">).</w:t>
+      </w:r>
+    </w:p>
+    <w:p>
+      <w:pPr>
+        <w:pStyle w:val="Compact"/>
+        <w:numPr>
+          <w:ilvl w:val="0"/>
+          <w:numId w:val="1002"/>
+        </w:numPr>
+      </w:pPr>
+      <w:r>
+        <w:t xml:space="preserve">File PowerPoint (</w:t>
+      </w:r>
+      <w:r>
+        <w:rPr>
+          <w:rStyle w:val="VerbatimChar"/>
+        </w:rPr>
+        <w:t xml:space="preserve">.pptx</w:t>
+      </w:r>
+      <w:r>
+        <w:t xml:space="preserve">).</w:t>
+      </w:r>
+    </w:p>
+    <w:p>
+      <w:pPr>
+        <w:pStyle w:val="Compact"/>
+        <w:numPr>
+          <w:ilvl w:val="0"/>
+          <w:numId w:val="1002"/>
+        </w:numPr>
+      </w:pPr>
+      <w:r>
+        <w:t xml:space="preserve">Toàn bộ project code.</w:t>
+      </w:r>
+    </w:p>
+    <w:p>
+      <w:pPr>
+        <w:pStyle w:val="Compact"/>
+        <w:numPr>
+          <w:ilvl w:val="0"/>
+          <w:numId w:val="1002"/>
+        </w:numPr>
+      </w:pPr>
+      <w:r>
+        <w:t xml:space="preserve">Bảng phân công công việc, thời gian và mức độ hoàn thành (</w:t>
+      </w:r>
+      <w:r>
+        <w:rPr>
+          <w:b/>
+          <w:bCs/>
+        </w:rPr>
+        <w:t xml:space="preserve">phải in ra</w:t>
+      </w:r>
+      <w:r>
+        <w:t xml:space="preserve">).</w:t>
       </w:r>
     </w:p>
     <w:bookmarkEnd w:id="9"/>
@@ -132,7 +341,7 @@
         <w:t xml:space="preserve">Khung slide</w:t>
       </w:r>
     </w:p>
-    <w:bookmarkStart w:id="10" w:name="slide-1---trang-bìa"/>
+    <w:bookmarkStart w:id="10" w:name="slide-1-trang-bìa"/>
     <w:p>
       <w:pPr>
         <w:pStyle w:val="Heading2"/>
@@ -147,7 +356,7 @@
         <w:tab/>
       </w:r>
       <w:r>
-        <w:t xml:space="preserve">Slide 1 - Trang bìa</w:t>
+        <w:t xml:space="preserve">Slide 1 — Trang bìa</w:t>
       </w:r>
     </w:p>
     <w:p>
@@ -165,7 +374,7 @@
         <w:t xml:space="preserve"> </w:t>
       </w:r>
       <w:r>
-        <w:t xml:space="preserve">Dự báo giá và phân tích biến động cổ phiếu FPT bằng mô hình chuỗi thời gian.</w:t>
+        <w:t xml:space="preserve">Phân tích chuỗi thời gian và dự báo cổ phiếu FPT bằng R.</w:t>
       </w:r>
     </w:p>
     <w:p>
@@ -177,51 +386,51 @@
           <w:b/>
           <w:bCs/>
         </w:rPr>
-        <w:t xml:space="preserve">Thông tin:</w:t>
-      </w:r>
-    </w:p>
-    <w:p>
-      <w:pPr>
-        <w:pStyle w:val="Compact"/>
-        <w:numPr>
-          <w:ilvl w:val="0"/>
-          <w:numId w:val="1001"/>
-        </w:numPr>
-      </w:pPr>
-      <w:r>
-        <w:t xml:space="preserve">Trần Thiên Lực - MSSV 24133037</w:t>
-      </w:r>
-    </w:p>
-    <w:p>
-      <w:pPr>
-        <w:pStyle w:val="Compact"/>
-        <w:numPr>
-          <w:ilvl w:val="0"/>
-          <w:numId w:val="1001"/>
-        </w:numPr>
-      </w:pPr>
-      <w:r>
-        <w:t xml:space="preserve">Nguyễn Đức Học - MSSV 24162039</w:t>
-      </w:r>
-    </w:p>
-    <w:p>
-      <w:pPr>
-        <w:pStyle w:val="Compact"/>
-        <w:numPr>
-          <w:ilvl w:val="0"/>
-          <w:numId w:val="1001"/>
-        </w:numPr>
-      </w:pPr>
-      <w:r>
-        <w:t xml:space="preserve">Lê Đặng Hoàng Anh - MSSV 24162006</w:t>
-      </w:r>
-    </w:p>
-    <w:p>
-      <w:pPr>
-        <w:pStyle w:val="Compact"/>
-        <w:numPr>
-          <w:ilvl w:val="0"/>
-          <w:numId w:val="1001"/>
+        <w:t xml:space="preserve">Thông tin bắt buộc:</w:t>
+      </w:r>
+    </w:p>
+    <w:p>
+      <w:pPr>
+        <w:pStyle w:val="Compact"/>
+        <w:numPr>
+          <w:ilvl w:val="0"/>
+          <w:numId w:val="1003"/>
+        </w:numPr>
+      </w:pPr>
+      <w:r>
+        <w:t xml:space="preserve">Trần Thiên Lực — MSSV 24133037</w:t>
+      </w:r>
+    </w:p>
+    <w:p>
+      <w:pPr>
+        <w:pStyle w:val="Compact"/>
+        <w:numPr>
+          <w:ilvl w:val="0"/>
+          <w:numId w:val="1003"/>
+        </w:numPr>
+      </w:pPr>
+      <w:r>
+        <w:t xml:space="preserve">Nguyễn Đức Học — MSSV 24162039</w:t>
+      </w:r>
+    </w:p>
+    <w:p>
+      <w:pPr>
+        <w:pStyle w:val="Compact"/>
+        <w:numPr>
+          <w:ilvl w:val="0"/>
+          <w:numId w:val="1003"/>
+        </w:numPr>
+      </w:pPr>
+      <w:r>
+        <w:t xml:space="preserve">Lê Đặng Hoàng Anh — MSSV 24162006</w:t>
+      </w:r>
+    </w:p>
+    <w:p>
+      <w:pPr>
+        <w:pStyle w:val="Compact"/>
+        <w:numPr>
+          <w:ilvl w:val="0"/>
+          <w:numId w:val="1003"/>
         </w:numPr>
       </w:pPr>
       <w:r>
@@ -233,7 +442,7 @@
         <w:pStyle w:val="Compact"/>
         <w:numPr>
           <w:ilvl w:val="0"/>
-          <w:numId w:val="1001"/>
+          <w:numId w:val="1003"/>
         </w:numPr>
       </w:pPr>
       <w:r>
@@ -245,7 +454,7 @@
         <w:pStyle w:val="Compact"/>
         <w:numPr>
           <w:ilvl w:val="0"/>
-          <w:numId w:val="1001"/>
+          <w:numId w:val="1003"/>
         </w:numPr>
       </w:pPr>
       <w:r>
@@ -267,11 +476,11 @@
         <w:t xml:space="preserve"> </w:t>
       </w:r>
       <w:r>
-        <w:t xml:space="preserve">Lê Đặng Hoàng Anh. Giới thiệu nhóm và mục tiêu trong 20-30 giây.</w:t>
+        <w:t xml:space="preserve">… — giới thiệu nhóm và mục tiêu (~30 giây).</w:t>
       </w:r>
     </w:p>
     <w:bookmarkEnd w:id="10"/>
-    <w:bookmarkStart w:id="11" w:name="slide-2---bài-toán-và-câu-hỏi-nghiên-cứu"/>
+    <w:bookmarkStart w:id="11" w:name="X4119cecdcdee4d77f5f2ec716e6f7e6779f814b"/>
     <w:p>
       <w:pPr>
         <w:pStyle w:val="Heading2"/>
@@ -286,7 +495,17 @@
         <w:tab/>
       </w:r>
       <w:r>
-        <w:t xml:space="preserve">Slide 2 - Bài toán và câu hỏi nghiên cứu</w:t>
+        <w:t xml:space="preserve">Slide 2 — Ngữ cảnh bài toán và mục tiêu</w:t>
+      </w:r>
+      <w:r>
+        <w:t xml:space="preserve"> </w:t>
+      </w:r>
+      <w:r>
+        <w:rPr>
+          <w:i/>
+          <w:iCs/>
+        </w:rPr>
+        <w:t xml:space="preserve">(Rubric: Demo ngữ cảnh)</w:t>
       </w:r>
     </w:p>
     <w:p>
@@ -306,203 +525,132 @@
         <w:pStyle w:val="Compact"/>
         <w:numPr>
           <w:ilvl w:val="0"/>
-          <w:numId w:val="1002"/>
-        </w:numPr>
-      </w:pPr>
-      <w:r>
-        <w:t xml:space="preserve">Dự báo mức giá đóng cửa bằng benchmark và mô hình chuỗi thời gian.</w:t>
-      </w:r>
-    </w:p>
-    <w:p>
-      <w:pPr>
-        <w:pStyle w:val="Compact"/>
-        <w:numPr>
-          <w:ilvl w:val="0"/>
-          <w:numId w:val="1002"/>
-        </w:numPr>
-      </w:pPr>
-      <w:r>
-        <w:t xml:space="preserve">Mô hình hóa conditional volatility của log return.</w:t>
-      </w:r>
-    </w:p>
-    <w:p>
-      <w:pPr>
-        <w:pStyle w:val="Compact"/>
-        <w:numPr>
-          <w:ilvl w:val="0"/>
-          <w:numId w:val="1002"/>
-        </w:numPr>
-      </w:pPr>
-      <w:r>
-        <w:t xml:space="preserve">Mô hình phức tạp có cải thiện ngoài mẫu so với Naive/Drift không?</w:t>
-      </w:r>
-    </w:p>
-    <w:p>
-      <w:pPr>
-        <w:pStyle w:val="Compact"/>
-        <w:numPr>
-          <w:ilvl w:val="0"/>
-          <w:numId w:val="1002"/>
-        </w:numPr>
-      </w:pPr>
-      <w:r>
-        <w:t xml:space="preserve">Student-t và cấu trúc bất đối xứng có cải thiện GARCH-Normal không?</w:t>
-      </w:r>
-    </w:p>
-    <w:p>
-      <w:pPr>
-        <w:pStyle w:val="FirstParagraph"/>
+          <w:numId w:val="1004"/>
+        </w:numPr>
       </w:pPr>
       <w:r>
         <w:rPr>
           <w:b/>
           <w:bCs/>
         </w:rPr>
-        <w:t xml:space="preserve">Điểm cần nói:</w:t>
-      </w:r>
-      <w:r>
-        <w:t xml:space="preserve"> </w:t>
-      </w:r>
-      <w:r>
-        <w:t xml:space="preserve">Forecast giá và forecast rủi ro là hai bài toán khác nhau.</w:t>
-      </w:r>
-    </w:p>
-    <w:bookmarkEnd w:id="11"/>
-    <w:bookmarkStart w:id="12" w:name="slide-3---nguồn-và-quy-trình-dữ-liệu"/>
-    <w:p>
-      <w:pPr>
-        <w:pStyle w:val="Heading2"/>
-      </w:pPr>
-      <w:r>
-        <w:rPr>
-          <w:rStyle w:val="SectionNumber"/>
-        </w:rPr>
-        <w:t xml:space="preserve">2.3</w:t>
-      </w:r>
-      <w:r>
-        <w:tab/>
-      </w:r>
-      <w:r>
-        <w:t xml:space="preserve">Slide 3 - Nguồn và quy trình dữ liệu</w:t>
-      </w:r>
-    </w:p>
-    <w:p>
-      <w:pPr>
-        <w:pStyle w:val="FirstParagraph"/>
+        <w:t xml:space="preserve">Ngữ cảnh:</w:t>
+      </w:r>
+      <w:r>
+        <w:t xml:space="preserve"> </w:t>
+      </w:r>
+      <w:r>
+        <w:t xml:space="preserve">Cổ phiếu FPT là một trong những mã blue-chip trên sàn HOSE với</w:t>
+      </w:r>
+      <w:r>
+        <w:t xml:space="preserve"> </w:t>
+      </w:r>
+      <w:r>
+        <w:t xml:space="preserve">lịch sử giao dịch dài và thanh khoản cao. Phân tích chuỗi thời gian giúp hiểu</w:t>
+      </w:r>
+      <w:r>
+        <w:t xml:space="preserve"> </w:t>
+      </w:r>
+      <w:r>
+        <w:t xml:space="preserve">hành vi giá và mức độ biến động.</w:t>
+      </w:r>
+    </w:p>
+    <w:p>
+      <w:pPr>
+        <w:pStyle w:val="Compact"/>
+        <w:numPr>
+          <w:ilvl w:val="0"/>
+          <w:numId w:val="1004"/>
+        </w:numPr>
       </w:pPr>
       <w:r>
         <w:rPr>
           <w:b/>
           <w:bCs/>
         </w:rPr>
-        <w:t xml:space="preserve">Nội dung trên slide:</w:t>
-      </w:r>
-    </w:p>
-    <w:p>
-      <w:pPr>
-        <w:pStyle w:val="Compact"/>
-        <w:numPr>
-          <w:ilvl w:val="0"/>
-          <w:numId w:val="1003"/>
-        </w:numPr>
-      </w:pPr>
-      <w:r>
-        <w:t xml:space="preserve">Yahoo Finance, mã</w:t>
-      </w:r>
-      <w:r>
-        <w:t xml:space="preserve"> </w:t>
-      </w:r>
-      <w:r>
-        <w:rPr>
-          <w:rStyle w:val="VerbatimChar"/>
-        </w:rPr>
-        <w:t xml:space="preserve">FPT.VN</w:t>
-      </w:r>
-      <w:r>
-        <w:t xml:space="preserve">,</w:t>
-      </w:r>
-      <w:r>
-        <w:t xml:space="preserve"> </w:t>
-      </w:r>
-      <w:r>
-        <w:rPr>
-          <w:rStyle w:val="VerbatimChar"/>
-        </w:rPr>
-        <w:t xml:space="preserve">auto_adjust = TRUE</w:t>
-      </w:r>
-      <w:r>
-        <w:t xml:space="preserve">.</w:t>
-      </w:r>
-    </w:p>
-    <w:p>
-      <w:pPr>
-        <w:pStyle w:val="Compact"/>
-        <w:numPr>
-          <w:ilvl w:val="0"/>
-          <w:numId w:val="1003"/>
-        </w:numPr>
-      </w:pPr>
-      <w:r>
-        <w:t xml:space="preserve">Dữ liệu thô: 2.960 dòng; dữ liệu sạch: 2.787 dòng.</w:t>
-      </w:r>
-    </w:p>
-    <w:p>
-      <w:pPr>
-        <w:pStyle w:val="Compact"/>
-        <w:numPr>
-          <w:ilvl w:val="0"/>
-          <w:numId w:val="1003"/>
-        </w:numPr>
-      </w:pPr>
-      <w:r>
-        <w:t xml:space="preserve">Giai đoạn dữ liệu sạch: 2015-01-05 đến 2026-06-08.</w:t>
-      </w:r>
-    </w:p>
-    <w:p>
-      <w:pPr>
-        <w:pStyle w:val="Compact"/>
-        <w:numPr>
-          <w:ilvl w:val="0"/>
-          <w:numId w:val="1003"/>
-        </w:numPr>
-      </w:pPr>
-      <w:r>
-        <w:t xml:space="preserve">Loại 173 dòng</w:t>
-      </w:r>
-      <w:r>
-        <w:t xml:space="preserve"> </w:t>
-      </w:r>
-      <w:r>
-        <w:rPr>
-          <w:rStyle w:val="VerbatimChar"/>
-        </w:rPr>
-        <w:t xml:space="preserve">volume = 0</w:t>
-      </w:r>
-      <w:r>
-        <w:t xml:space="preserve">; còn 2.786 log return hợp lệ.</w:t>
-      </w:r>
-    </w:p>
-    <w:p>
-      <w:pPr>
-        <w:pStyle w:val="FirstParagraph"/>
+        <w:t xml:space="preserve">Hai bài toán nghiên cứu:</w:t>
+      </w:r>
+    </w:p>
+    <w:p>
+      <w:pPr>
+        <w:pStyle w:val="Compact"/>
+        <w:numPr>
+          <w:ilvl w:val="1"/>
+          <w:numId w:val="1005"/>
+        </w:numPr>
+      </w:pPr>
+      <w:r>
+        <w:rPr>
+          <w:i/>
+          <w:iCs/>
+        </w:rPr>
+        <w:t xml:space="preserve">Bài toán A:</w:t>
+      </w:r>
+      <w:r>
+        <w:t xml:space="preserve"> </w:t>
+      </w:r>
+      <w:r>
+        <w:t xml:space="preserve">Dự báo mức giá đóng cửa — mô hình phức tạp có cải thiện so</w:t>
+      </w:r>
+      <w:r>
+        <w:t xml:space="preserve"> </w:t>
+      </w:r>
+      <w:r>
+        <w:t xml:space="preserve">với Naive (random walk) không?</w:t>
+      </w:r>
+    </w:p>
+    <w:p>
+      <w:pPr>
+        <w:pStyle w:val="Compact"/>
+        <w:numPr>
+          <w:ilvl w:val="1"/>
+          <w:numId w:val="1005"/>
+        </w:numPr>
+      </w:pPr>
+      <w:r>
+        <w:rPr>
+          <w:i/>
+          <w:iCs/>
+        </w:rPr>
+        <w:t xml:space="preserve">Bài toán B:</w:t>
+      </w:r>
+      <w:r>
+        <w:t xml:space="preserve"> </w:t>
+      </w:r>
+      <w:r>
+        <w:t xml:space="preserve">Mô hình hóa conditional volatility — Student-t và bất đối xứng</w:t>
+      </w:r>
+      <w:r>
+        <w:t xml:space="preserve"> </w:t>
+      </w:r>
+      <w:r>
+        <w:t xml:space="preserve">có cải thiện GARCH-Normal không?</w:t>
+      </w:r>
+    </w:p>
+    <w:p>
+      <w:pPr>
+        <w:pStyle w:val="Compact"/>
+        <w:numPr>
+          <w:ilvl w:val="0"/>
+          <w:numId w:val="1004"/>
+        </w:numPr>
       </w:pPr>
       <w:r>
         <w:rPr>
           <w:b/>
           <w:bCs/>
         </w:rPr>
-        <w:t xml:space="preserve">Sơ đồ nên vẽ:</w:t>
-      </w:r>
-      <w:r>
-        <w:t xml:space="preserve"> </w:t>
-      </w:r>
-      <w:r>
-        <w:t xml:space="preserve">Notebook -&gt; Cleaning -&gt; EDA -&gt; Forecast -&gt; GARCH -&gt; Report.</w:t>
-      </w:r>
-    </w:p>
-    <w:p>
-      <w:pPr>
-        <w:pStyle w:val="BodyText"/>
+        <w:t xml:space="preserve">Lưu ý:</w:t>
+      </w:r>
+      <w:r>
+        <w:t xml:space="preserve"> </w:t>
+      </w:r>
+      <w:r>
+        <w:t xml:space="preserve">Hai bài toán khác response, đơn vị và metric nên không xếp hạng chung.</w:t>
+      </w:r>
+    </w:p>
+    <w:p>
+      <w:pPr>
+        <w:pStyle w:val="FirstParagraph"/>
       </w:pPr>
       <w:r>
         <w:rPr>
@@ -515,11 +663,65 @@
         <w:t xml:space="preserve"> </w:t>
       </w:r>
       <w:r>
-        <w:t xml:space="preserve">Trần Thiên Lực.</w:t>
-      </w:r>
-    </w:p>
-    <w:bookmarkEnd w:id="12"/>
-    <w:bookmarkStart w:id="13" w:name="X82734db73a5f5c7f6ce9814913ad871d684da5c"/>
+        <w:t xml:space="preserve">Lê Đặng Hoàng Anh.</w:t>
+      </w:r>
+    </w:p>
+    <w:p>
+      <w:r>
+        <w:pict>
+          <v:rect style="width:0;height:1.5pt" o:hralign="center" o:hrstd="t" o:hr="t"/>
+        </w:pict>
+      </w:r>
+    </w:p>
+    <w:p>
+      <w:pPr>
+        <w:pStyle w:val="FirstParagraph"/>
+      </w:pPr>
+      <w:r>
+        <w:rPr>
+          <w:i/>
+          <w:iCs/>
+        </w:rPr>
+        <w:t xml:space="preserve">Chuyển sang phần của Người 1 — Trần Thiên Lực:</w:t>
+      </w:r>
+      <w:r>
+        <w:rPr>
+          <w:i/>
+          <w:iCs/>
+        </w:rPr>
+        <w:t xml:space="preserve"> </w:t>
+      </w:r>
+      <w:r>
+        <w:rPr>
+          <w:i/>
+          <w:iCs/>
+        </w:rPr>
+        <w:t xml:space="preserve">“Tiếp theo, bạn Lực sẽ trình</w:t>
+      </w:r>
+      <w:r>
+        <w:rPr>
+          <w:i/>
+          <w:iCs/>
+        </w:rPr>
+        <w:t xml:space="preserve"> </w:t>
+      </w:r>
+      <w:r>
+        <w:rPr>
+          <w:i/>
+          <w:iCs/>
+        </w:rPr>
+        <w:t xml:space="preserve">bày về nguồn dữ liệu và quá trình phân tích dữ liệu.”</w:t>
+      </w:r>
+    </w:p>
+    <w:p>
+      <w:r>
+        <w:pict>
+          <v:rect style="width:0;height:1.5pt" o:hralign="center" o:hrstd="t" o:hr="t"/>
+        </w:pict>
+      </w:r>
+    </w:p>
+    <w:bookmarkEnd w:id="11"/>
+    <w:bookmarkStart w:id="12" w:name="X6bf5c37dcb90048e6c2139afcb1f586d1f9d752"/>
     <w:p>
       <w:pPr>
         <w:pStyle w:val="Heading2"/>
@@ -528,13 +730,23 @@
         <w:rPr>
           <w:rStyle w:val="SectionNumber"/>
         </w:rPr>
-        <w:t xml:space="preserve">2.4</w:t>
+        <w:t xml:space="preserve">2.3</w:t>
       </w:r>
       <w:r>
         <w:tab/>
       </w:r>
       <w:r>
-        <w:t xml:space="preserve">Slide 4 - Kiểm tra chất lượng và biến phân tích</w:t>
+        <w:t xml:space="preserve">Slide 3 — Nguồn dữ liệu và quá trình phân tích</w:t>
+      </w:r>
+      <w:r>
+        <w:t xml:space="preserve"> </w:t>
+      </w:r>
+      <w:r>
+        <w:rPr>
+          <w:i/>
+          <w:iCs/>
+        </w:rPr>
+        <w:t xml:space="preserve">(Rubric: Demo quá trình phân tích dữ liệu)</w:t>
       </w:r>
     </w:p>
     <w:p>
@@ -554,23 +766,11 @@
         <w:pStyle w:val="Compact"/>
         <w:numPr>
           <w:ilvl w:val="0"/>
-          <w:numId w:val="1004"/>
-        </w:numPr>
-      </w:pPr>
-      <w:r>
-        <w:t xml:space="preserve">Không còn ngày trùng, giá không dương hoặc volume không hợp lệ.</w:t>
-      </w:r>
-    </w:p>
-    <w:p>
-      <w:pPr>
-        <w:pStyle w:val="Compact"/>
-        <w:numPr>
-          <w:ilvl w:val="0"/>
-          <w:numId w:val="1004"/>
-        </w:numPr>
-      </w:pPr>
-      <w:r>
-        <w:t xml:space="preserve">OHLC dùng tolerance</w:t>
+          <w:numId w:val="1006"/>
+        </w:numPr>
+      </w:pPr>
+      <w:r>
+        <w:t xml:space="preserve">Nguồn: Yahoo Finance, ticker</w:t>
       </w:r>
       <w:r>
         <w:t xml:space="preserve"> </w:t>
@@ -579,25 +779,19 @@
         <w:rPr>
           <w:rStyle w:val="VerbatimChar"/>
         </w:rPr>
-        <w:t xml:space="preserve">1e-8</w:t>
-      </w:r>
-      <w:r>
-        <w:t xml:space="preserve">; chuẩn hóa một dòng bất thường thực sự.</w:t>
-      </w:r>
-    </w:p>
-    <w:p>
-      <w:pPr>
-        <w:pStyle w:val="Compact"/>
-        <w:numPr>
-          <w:ilvl w:val="0"/>
-          <w:numId w:val="1004"/>
-        </w:numPr>
-      </w:pPr>
+        <w:t xml:space="preserve">FPT.VN</w:t>
+      </w:r>
+      <w:r>
+        <w:t xml:space="preserve">,</w:t>
+      </w:r>
+      <w:r>
+        <w:t xml:space="preserve"> </w:t>
+      </w:r>
       <w:r>
         <w:rPr>
           <w:rStyle w:val="VerbatimChar"/>
         </w:rPr>
-        <w:t xml:space="preserve">log_close = log(close)</w:t>
+        <w:t xml:space="preserve">auto_adjust = TRUE</w:t>
       </w:r>
       <w:r>
         <w:t xml:space="preserve">.</w:t>
@@ -608,108 +802,79 @@
         <w:pStyle w:val="Compact"/>
         <w:numPr>
           <w:ilvl w:val="0"/>
-          <w:numId w:val="1004"/>
-        </w:numPr>
-      </w:pPr>
-      <w:r>
-        <w:rPr>
-          <w:rStyle w:val="VerbatimChar"/>
-        </w:rPr>
-        <w:t xml:space="preserve">return_t = log(close_t) - log(close_(t-1))</w:t>
-      </w:r>
-      <w:r>
-        <w:t xml:space="preserve">.</w:t>
-      </w:r>
-    </w:p>
-    <w:p>
-      <w:pPr>
-        <w:pStyle w:val="FirstParagraph"/>
-      </w:pPr>
+          <w:numId w:val="1006"/>
+        </w:numPr>
+      </w:pPr>
+      <w:r>
+        <w:t xml:space="preserve">Dữ liệu thô:</w:t>
+      </w:r>
+      <w:r>
+        <w:t xml:space="preserve"> </w:t>
+      </w:r>
       <w:r>
         <w:rPr>
           <w:b/>
           <w:bCs/>
         </w:rPr>
-        <w:t xml:space="preserve">Điểm cần nói:</w:t>
-      </w:r>
-      <w:r>
-        <w:t xml:space="preserve"> </w:t>
-      </w:r>
-      <w:r>
-        <w:t xml:space="preserve">Không fit GARCH trực tiếp trên mức giá.</w:t>
-      </w:r>
-    </w:p>
-    <w:bookmarkEnd w:id="13"/>
-    <w:bookmarkStart w:id="14" w:name="slide-5---diễn-biến-giá-và-lợi-suất"/>
-    <w:p>
-      <w:pPr>
-        <w:pStyle w:val="Heading2"/>
-      </w:pPr>
-      <w:r>
-        <w:rPr>
-          <w:rStyle w:val="SectionNumber"/>
-        </w:rPr>
-        <w:t xml:space="preserve">2.5</w:t>
-      </w:r>
-      <w:r>
-        <w:tab/>
-      </w:r>
-      <w:r>
-        <w:t xml:space="preserve">Slide 5 - Diễn biến giá và lợi suất</w:t>
-      </w:r>
-    </w:p>
-    <w:p>
-      <w:pPr>
-        <w:pStyle w:val="FirstParagraph"/>
-      </w:pPr>
+        <w:t xml:space="preserve">2.960 dòng</w:t>
+      </w:r>
+      <w:r>
+        <w:t xml:space="preserve"> </w:t>
+      </w:r>
+      <w:r>
+        <w:t xml:space="preserve">OHLCV (01/2015 – 06/2026).</w:t>
+      </w:r>
+    </w:p>
+    <w:p>
+      <w:pPr>
+        <w:pStyle w:val="Compact"/>
+        <w:numPr>
+          <w:ilvl w:val="0"/>
+          <w:numId w:val="1006"/>
+        </w:numPr>
+      </w:pPr>
+      <w:r>
+        <w:t xml:space="preserve">Dữ liệu sạch:</w:t>
+      </w:r>
+      <w:r>
+        <w:t xml:space="preserve"> </w:t>
+      </w:r>
       <w:r>
         <w:rPr>
           <w:b/>
           <w:bCs/>
         </w:rPr>
-        <w:t xml:space="preserve">Hình cần chèn:</w:t>
-      </w:r>
-    </w:p>
-    <w:p>
-      <w:pPr>
-        <w:pStyle w:val="Compact"/>
-        <w:numPr>
-          <w:ilvl w:val="0"/>
-          <w:numId w:val="1005"/>
-        </w:numPr>
-      </w:pPr>
+        <w:t xml:space="preserve">2.787 dòng</w:t>
+      </w:r>
+      <w:r>
+        <w:t xml:space="preserve"> </w:t>
+      </w:r>
+      <w:r>
+        <w:t xml:space="preserve">(loại 173 dòng</w:t>
+      </w:r>
+      <w:r>
+        <w:t xml:space="preserve"> </w:t>
+      </w:r>
       <w:r>
         <w:rPr>
           <w:rStyle w:val="VerbatimChar"/>
         </w:rPr>
-        <w:t xml:space="preserve">output/figures/close_price.png</w:t>
-      </w:r>
-    </w:p>
-    <w:p>
-      <w:pPr>
-        <w:pStyle w:val="Compact"/>
-        <w:numPr>
-          <w:ilvl w:val="0"/>
-          <w:numId w:val="1005"/>
-        </w:numPr>
-      </w:pPr>
-      <w:r>
-        <w:t xml:space="preserve">Có thể bổ sung</w:t>
-      </w:r>
-      <w:r>
-        <w:t xml:space="preserve"> </w:t>
-      </w:r>
-      <w:r>
-        <w:rPr>
-          <w:rStyle w:val="VerbatimChar"/>
-        </w:rPr>
-        <w:t xml:space="preserve">output/figures/returns.png</w:t>
-      </w:r>
-      <w:r>
-        <w:t xml:space="preserve"> </w:t>
-      </w:r>
-      <w:r>
-        <w:t xml:space="preserve">nếu còn chỗ.</w:t>
+        <w:t xml:space="preserve">volume = 0</w:t>
+      </w:r>
+      <w:r>
+        <w:t xml:space="preserve">).</w:t>
+      </w:r>
+    </w:p>
+    <w:p>
+      <w:pPr>
+        <w:pStyle w:val="Compact"/>
+        <w:numPr>
+          <w:ilvl w:val="0"/>
+          <w:numId w:val="1006"/>
+        </w:numPr>
+      </w:pPr>
+      <w:r>
+        <w:t xml:space="preserve">Giai đoạn: 2015-01-05 đến 2026-06-08.</w:t>
       </w:r>
     </w:p>
     <w:p>
@@ -721,38 +886,36 @@
           <w:b/>
           <w:bCs/>
         </w:rPr>
-        <w:t xml:space="preserve">Thông điệp:</w:t>
-      </w:r>
-      <w:r>
-        <w:t xml:space="preserve"> </w:t>
-      </w:r>
-      <w:r>
-        <w:t xml:space="preserve">Giá có xu hướng dài hạn; return dao động quanh mức gần 0 và có</w:t>
-      </w:r>
-      <w:r>
-        <w:t xml:space="preserve"> </w:t>
-      </w:r>
-      <w:r>
-        <w:t xml:space="preserve">các giai đoạn biên độ lớn tập trung.</w:t>
-      </w:r>
-    </w:p>
-    <w:bookmarkEnd w:id="14"/>
-    <w:bookmarkStart w:id="15" w:name="X6152dedf08224784060214ab9dec37a3b2c8ac0"/>
-    <w:p>
-      <w:pPr>
-        <w:pStyle w:val="Heading2"/>
-      </w:pPr>
-      <w:r>
-        <w:rPr>
-          <w:rStyle w:val="SectionNumber"/>
-        </w:rPr>
-        <w:t xml:space="preserve">2.6</w:t>
-      </w:r>
-      <w:r>
-        <w:tab/>
-      </w:r>
-      <w:r>
-        <w:t xml:space="preserve">Slide 6 - Phân phối và volatility clustering</w:t>
+        <w:t xml:space="preserve">Sơ đồ quá trình phân tích (nên vẽ trên PPT):</w:t>
+      </w:r>
+    </w:p>
+    <w:p>
+      <w:pPr>
+        <w:pStyle w:val="SourceCode"/>
+      </w:pPr>
+      <w:r>
+        <w:rPr>
+          <w:rStyle w:val="VerbatimChar"/>
+        </w:rPr>
+        <w:t xml:space="preserve">Notebook thu thập → Làm sạch &amp; kiểm tra → EDA &amp; trực quan hóa</w:t>
+      </w:r>
+      <w:r>
+        <w:br/>
+      </w:r>
+      <w:r>
+        <w:rPr>
+          <w:rStyle w:val="VerbatimChar"/>
+        </w:rPr>
+        <w:t xml:space="preserve">    → Kiểm định tính dừng → Mô hình dự báo giá → Mô hình GARCH</w:t>
+      </w:r>
+      <w:r>
+        <w:br/>
+      </w:r>
+      <w:r>
+        <w:rPr>
+          <w:rStyle w:val="VerbatimChar"/>
+        </w:rPr>
+        <w:t xml:space="preserve">    → So sánh &amp; diagnostics → Báo cáo Word</w:t>
       </w:r>
     </w:p>
     <w:p>
@@ -764,58 +927,42 @@
           <w:b/>
           <w:bCs/>
         </w:rPr>
-        <w:t xml:space="preserve">Hình cần chèn:</w:t>
-      </w:r>
-    </w:p>
-    <w:p>
-      <w:pPr>
-        <w:pStyle w:val="Compact"/>
-        <w:numPr>
-          <w:ilvl w:val="0"/>
-          <w:numId w:val="1006"/>
-        </w:numPr>
-      </w:pPr>
-      <w:r>
-        <w:rPr>
-          <w:rStyle w:val="VerbatimChar"/>
-        </w:rPr>
-        <w:t xml:space="preserve">output/figures/return_distribution.png</w:t>
-      </w:r>
-    </w:p>
-    <w:p>
-      <w:pPr>
-        <w:pStyle w:val="Compact"/>
-        <w:numPr>
-          <w:ilvl w:val="0"/>
-          <w:numId w:val="1006"/>
-        </w:numPr>
-      </w:pPr>
-      <w:r>
-        <w:rPr>
-          <w:rStyle w:val="VerbatimChar"/>
-        </w:rPr>
-        <w:t xml:space="preserve">output/figures/qqplot_return.png</w:t>
-      </w:r>
-    </w:p>
-    <w:p>
-      <w:pPr>
-        <w:pStyle w:val="Compact"/>
-        <w:numPr>
-          <w:ilvl w:val="0"/>
-          <w:numId w:val="1006"/>
-        </w:numPr>
-      </w:pPr>
-      <w:r>
-        <w:t xml:space="preserve">hoặc</w:t>
-      </w:r>
-      <w:r>
-        <w:t xml:space="preserve"> </w:t>
-      </w:r>
-      <w:r>
-        <w:rPr>
-          <w:rStyle w:val="VerbatimChar"/>
-        </w:rPr>
-        <w:t xml:space="preserve">output/figures/squared_returns.png</w:t>
+        <w:t xml:space="preserve">Người nói:</w:t>
+      </w:r>
+      <w:r>
+        <w:t xml:space="preserve"> </w:t>
+      </w:r>
+      <w:r>
+        <w:t xml:space="preserve">Trần Thiên Lực.</w:t>
+      </w:r>
+    </w:p>
+    <w:bookmarkEnd w:id="12"/>
+    <w:bookmarkStart w:id="13" w:name="Xb2431adc6bc0aec075056d36f265ea9bdf3c66a"/>
+    <w:p>
+      <w:pPr>
+        <w:pStyle w:val="Heading2"/>
+      </w:pPr>
+      <w:r>
+        <w:rPr>
+          <w:rStyle w:val="SectionNumber"/>
+        </w:rPr>
+        <w:t xml:space="preserve">2.4</w:t>
+      </w:r>
+      <w:r>
+        <w:tab/>
+      </w:r>
+      <w:r>
+        <w:t xml:space="preserve">Slide 4 — Kiểm tra chất lượng và tạo biến</w:t>
+      </w:r>
+      <w:r>
+        <w:t xml:space="preserve"> </w:t>
+      </w:r>
+      <w:r>
+        <w:rPr>
+          <w:i/>
+          <w:iCs/>
+        </w:rPr>
+        <w:t xml:space="preserve">(Người 1 trình bày)</w:t>
       </w:r>
     </w:p>
     <w:p>
@@ -827,38 +974,106 @@
           <w:b/>
           <w:bCs/>
         </w:rPr>
-        <w:t xml:space="preserve">Thông điệp:</w:t>
-      </w:r>
-      <w:r>
-        <w:t xml:space="preserve"> </w:t>
-      </w:r>
-      <w:r>
-        <w:t xml:space="preserve">Return có heavy tails và volatility clustering, tạo động cơ thử</w:t>
-      </w:r>
-      <w:r>
-        <w:t xml:space="preserve"> </w:t>
-      </w:r>
-      <w:r>
-        <w:t xml:space="preserve">Student-t và mô hình phương sai có điều kiện.</w:t>
-      </w:r>
-    </w:p>
-    <w:bookmarkEnd w:id="15"/>
-    <w:bookmarkStart w:id="16" w:name="slide-7---tính-dừng-và-arch-effect"/>
-    <w:p>
-      <w:pPr>
-        <w:pStyle w:val="Heading2"/>
-      </w:pPr>
-      <w:r>
-        <w:rPr>
-          <w:rStyle w:val="SectionNumber"/>
-        </w:rPr>
-        <w:t xml:space="preserve">2.7</w:t>
-      </w:r>
-      <w:r>
-        <w:tab/>
-      </w:r>
-      <w:r>
-        <w:t xml:space="preserve">Slide 7 - Tính dừng và ARCH effect</w:t>
+        <w:t xml:space="preserve">Nội dung trên slide:</w:t>
+      </w:r>
+    </w:p>
+    <w:p>
+      <w:pPr>
+        <w:pStyle w:val="Compact"/>
+        <w:numPr>
+          <w:ilvl w:val="0"/>
+          <w:numId w:val="1007"/>
+        </w:numPr>
+      </w:pPr>
+      <w:r>
+        <w:t xml:space="preserve">Fatal checks: không ngày trùng, không giá ≤ 0, không volume âm → tất cả đạt.</w:t>
+      </w:r>
+    </w:p>
+    <w:p>
+      <w:pPr>
+        <w:pStyle w:val="Compact"/>
+        <w:numPr>
+          <w:ilvl w:val="0"/>
+          <w:numId w:val="1007"/>
+        </w:numPr>
+      </w:pPr>
+      <w:r>
+        <w:t xml:space="preserve">Tolerance</w:t>
+      </w:r>
+      <w:r>
+        <w:t xml:space="preserve"> </w:t>
+      </w:r>
+      <w:r>
+        <w:rPr>
+          <w:rStyle w:val="VerbatimChar"/>
+        </w:rPr>
+        <w:t xml:space="preserve">1e-8</w:t>
+      </w:r>
+      <w:r>
+        <w:t xml:space="preserve"> </w:t>
+      </w:r>
+      <w:r>
+        <w:t xml:space="preserve">cho quan hệ OHLC → chỉ 1 dòng cần chuẩn hóa.</w:t>
+      </w:r>
+    </w:p>
+    <w:p>
+      <w:pPr>
+        <w:pStyle w:val="Compact"/>
+        <w:numPr>
+          <w:ilvl w:val="0"/>
+          <w:numId w:val="1007"/>
+        </w:numPr>
+      </w:pPr>
+      <w:r>
+        <w:t xml:space="preserve">Tạo biến phân tích:</w:t>
+      </w:r>
+    </w:p>
+    <w:p>
+      <w:pPr>
+        <w:pStyle w:val="Compact"/>
+        <w:numPr>
+          <w:ilvl w:val="1"/>
+          <w:numId w:val="1008"/>
+        </w:numPr>
+      </w:pPr>
+      <w:r>
+        <w:rPr>
+          <w:rStyle w:val="VerbatimChar"/>
+        </w:rPr>
+        <w:t xml:space="preserve">log_close = log(close)</w:t>
+      </w:r>
+    </w:p>
+    <w:p>
+      <w:pPr>
+        <w:pStyle w:val="Compact"/>
+        <w:numPr>
+          <w:ilvl w:val="1"/>
+          <w:numId w:val="1008"/>
+        </w:numPr>
+      </w:pPr>
+      <w:r>
+        <w:rPr>
+          <w:rStyle w:val="VerbatimChar"/>
+        </w:rPr>
+        <w:t xml:space="preserve">return = log(close_t) − log(close_{t−1})</w:t>
+      </w:r>
+      <w:r>
+        <w:t xml:space="preserve"> </w:t>
+      </w:r>
+      <w:r>
+        <w:t xml:space="preserve">→ 2.786 log return hợp lệ.</w:t>
+      </w:r>
+    </w:p>
+    <w:p>
+      <w:pPr>
+        <w:pStyle w:val="Compact"/>
+        <w:numPr>
+          <w:ilvl w:val="0"/>
+          <w:numId w:val="1007"/>
+        </w:numPr>
+      </w:pPr>
+      <w:r>
+        <w:t xml:space="preserve">Không fit GARCH trực tiếp trên mức giá vì giá không dừng.</w:t>
       </w:r>
     </w:p>
     <w:p>
@@ -870,90 +1085,24 @@
           <w:b/>
           <w:bCs/>
         </w:rPr>
-        <w:t xml:space="preserve">Nội dung trên slide:</w:t>
-      </w:r>
-    </w:p>
-    <w:p>
-      <w:pPr>
-        <w:pStyle w:val="Compact"/>
-        <w:numPr>
-          <w:ilvl w:val="0"/>
-          <w:numId w:val="1007"/>
-        </w:numPr>
-      </w:pPr>
-      <w:r>
-        <w:t xml:space="preserve">ADF H0: chuỗi có unit root, không dừng.</w:t>
-      </w:r>
-    </w:p>
-    <w:p>
-      <w:pPr>
-        <w:pStyle w:val="Compact"/>
-        <w:numPr>
-          <w:ilvl w:val="0"/>
-          <w:numId w:val="1007"/>
-        </w:numPr>
-      </w:pPr>
+        <w:t xml:space="preserve">Bảng nguồn:</w:t>
+      </w:r>
+      <w:r>
+        <w:t xml:space="preserve"> </w:t>
+      </w:r>
       <w:r>
         <w:rPr>
           <w:rStyle w:val="VerbatimChar"/>
         </w:rPr>
-        <w:t xml:space="preserve">close</w:t>
-      </w:r>
-      <w:r>
-        <w:t xml:space="preserve">: p-value 0,6676; chưa bác bỏ H0.</w:t>
-      </w:r>
-    </w:p>
-    <w:p>
-      <w:pPr>
-        <w:pStyle w:val="Compact"/>
-        <w:numPr>
-          <w:ilvl w:val="0"/>
-          <w:numId w:val="1007"/>
-        </w:numPr>
-      </w:pPr>
-      <w:r>
-        <w:rPr>
-          <w:rStyle w:val="VerbatimChar"/>
-        </w:rPr>
-        <w:t xml:space="preserve">log_close</w:t>
-      </w:r>
-      <w:r>
-        <w:t xml:space="preserve">: p-value 0,8665; chưa bác bỏ H0.</w:t>
-      </w:r>
-    </w:p>
-    <w:p>
-      <w:pPr>
-        <w:pStyle w:val="Compact"/>
-        <w:numPr>
-          <w:ilvl w:val="0"/>
-          <w:numId w:val="1007"/>
-        </w:numPr>
-      </w:pPr>
-      <w:r>
-        <w:rPr>
-          <w:rStyle w:val="VerbatimChar"/>
-        </w:rPr>
-        <w:t xml:space="preserve">return</w:t>
-      </w:r>
-      <w:r>
-        <w:t xml:space="preserve">: p-value &lt;= 0,01; bác bỏ H0.</w:t>
-      </w:r>
-    </w:p>
-    <w:p>
-      <w:pPr>
-        <w:pStyle w:val="Compact"/>
-        <w:numPr>
-          <w:ilvl w:val="0"/>
-          <w:numId w:val="1007"/>
-        </w:numPr>
-      </w:pPr>
-      <w:r>
-        <w:t xml:space="preserve">ARCH-LM trước GARCH có p-value rất nhỏ.</w:t>
-      </w:r>
-    </w:p>
-    <w:p>
-      <w:pPr>
-        <w:pStyle w:val="FirstParagraph"/>
+        <w:t xml:space="preserve">output/tables/data_quality_report.csv</w:t>
+      </w:r>
+      <w:r>
+        <w:t xml:space="preserve">.</w:t>
+      </w:r>
+    </w:p>
+    <w:p>
+      <w:pPr>
+        <w:pStyle w:val="BodyText"/>
       </w:pPr>
       <w:r>
         <w:rPr>
@@ -966,11 +1115,11 @@
         <w:t xml:space="preserve"> </w:t>
       </w:r>
       <w:r>
-        <w:t xml:space="preserve">Nguyễn Đức Học trình bày ADF; Lê Đặng Hoàng Anh nối sang ARCH.</w:t>
-      </w:r>
-    </w:p>
-    <w:bookmarkEnd w:id="16"/>
-    <w:bookmarkStart w:id="17" w:name="slide-8---thiết-kế-đánh-giá-forecast"/>
+        <w:t xml:space="preserve">Trần Thiên Lực.</w:t>
+      </w:r>
+    </w:p>
+    <w:bookmarkEnd w:id="13"/>
+    <w:bookmarkStart w:id="14" w:name="X4bac2b55e4535cfcf07d77da60ef1dcc41edb3b"/>
     <w:p>
       <w:pPr>
         <w:pStyle w:val="Heading2"/>
@@ -979,13 +1128,23 @@
         <w:rPr>
           <w:rStyle w:val="SectionNumber"/>
         </w:rPr>
-        <w:t xml:space="preserve">2.8</w:t>
+        <w:t xml:space="preserve">2.5</w:t>
       </w:r>
       <w:r>
         <w:tab/>
       </w:r>
       <w:r>
-        <w:t xml:space="preserve">Slide 8 - Thiết kế đánh giá forecast</w:t>
+        <w:t xml:space="preserve">Slide 5 — Trực quan hóa: Diễn biến giá và lợi suất</w:t>
+      </w:r>
+      <w:r>
+        <w:t xml:space="preserve"> </w:t>
+      </w:r>
+      <w:r>
+        <w:rPr>
+          <w:i/>
+          <w:iCs/>
+        </w:rPr>
+        <w:t xml:space="preserve">(Người 1 trình bày)</w:t>
       </w:r>
     </w:p>
     <w:p>
@@ -997,86 +1156,49 @@
           <w:b/>
           <w:bCs/>
         </w:rPr>
-        <w:t xml:space="preserve">Nội dung trên slide:</w:t>
-      </w:r>
-    </w:p>
-    <w:p>
-      <w:pPr>
-        <w:pStyle w:val="Compact"/>
-        <w:numPr>
-          <w:ilvl w:val="0"/>
-          <w:numId w:val="1008"/>
-        </w:numPr>
-      </w:pPr>
-      <w:r>
-        <w:t xml:space="preserve">Holdout 30 phiên và rolling-origin cross-validation.</w:t>
-      </w:r>
-    </w:p>
-    <w:p>
-      <w:pPr>
-        <w:pStyle w:val="Compact"/>
-        <w:numPr>
-          <w:ilvl w:val="0"/>
-          <w:numId w:val="1008"/>
-        </w:numPr>
-      </w:pPr>
-      <w:r>
-        <w:t xml:space="preserve">Benchmark: Naive và Drift.</w:t>
-      </w:r>
-    </w:p>
-    <w:p>
-      <w:pPr>
-        <w:pStyle w:val="Compact"/>
-        <w:numPr>
-          <w:ilvl w:val="0"/>
-          <w:numId w:val="1008"/>
-        </w:numPr>
-      </w:pPr>
-      <w:r>
-        <w:t xml:space="preserve">Model: ARIMA, SARIMA, ETS, ETS Damped, ARIMAX Lagged.</w:t>
-      </w:r>
-    </w:p>
-    <w:p>
-      <w:pPr>
-        <w:pStyle w:val="Compact"/>
-        <w:numPr>
-          <w:ilvl w:val="0"/>
-          <w:numId w:val="1008"/>
-        </w:numPr>
-      </w:pPr>
-      <w:r>
-        <w:t xml:space="preserve">Metric: RMSE, MAE và MAPE; bổ sung residual diagnostics.</w:t>
-      </w:r>
-    </w:p>
-    <w:p>
-      <w:pPr>
-        <w:pStyle w:val="Compact"/>
-        <w:numPr>
-          <w:ilvl w:val="0"/>
-          <w:numId w:val="1008"/>
-        </w:numPr>
-      </w:pPr>
-      <w:r>
-        <w:t xml:space="preserve">Không chọn model chỉ bằng AIC/BIC hoặc một cửa sổ test.</w:t>
-      </w:r>
-    </w:p>
-    <w:bookmarkEnd w:id="17"/>
-    <w:bookmarkStart w:id="18" w:name="slide-9---kết-quả-forecast"/>
-    <w:p>
-      <w:pPr>
-        <w:pStyle w:val="Heading2"/>
-      </w:pPr>
-      <w:r>
-        <w:rPr>
-          <w:rStyle w:val="SectionNumber"/>
-        </w:rPr>
-        <w:t xml:space="preserve">2.9</w:t>
-      </w:r>
-      <w:r>
-        <w:tab/>
-      </w:r>
-      <w:r>
-        <w:t xml:space="preserve">Slide 9 - Kết quả forecast</w:t>
+        <w:t xml:space="preserve">Hình cần chèn:</w:t>
+      </w:r>
+    </w:p>
+    <w:p>
+      <w:pPr>
+        <w:pStyle w:val="Compact"/>
+        <w:numPr>
+          <w:ilvl w:val="0"/>
+          <w:numId w:val="1009"/>
+        </w:numPr>
+      </w:pPr>
+      <w:r>
+        <w:rPr>
+          <w:rStyle w:val="VerbatimChar"/>
+        </w:rPr>
+        <w:t xml:space="preserve">output/figures/close_price.png</w:t>
+      </w:r>
+      <w:r>
+        <w:t xml:space="preserve"> </w:t>
+      </w:r>
+      <w:r>
+        <w:t xml:space="preserve">— diễn biến giá đóng cửa.</w:t>
+      </w:r>
+    </w:p>
+    <w:p>
+      <w:pPr>
+        <w:pStyle w:val="Compact"/>
+        <w:numPr>
+          <w:ilvl w:val="0"/>
+          <w:numId w:val="1009"/>
+        </w:numPr>
+      </w:pPr>
+      <w:r>
+        <w:rPr>
+          <w:rStyle w:val="VerbatimChar"/>
+        </w:rPr>
+        <w:t xml:space="preserve">output/figures/returns.png</w:t>
+      </w:r>
+      <w:r>
+        <w:t xml:space="preserve"> </w:t>
+      </w:r>
+      <w:r>
+        <w:t xml:space="preserve">— chuỗi log return.</w:t>
       </w:r>
     </w:p>
     <w:p>
@@ -1088,91 +1210,84 @@
           <w:b/>
           <w:bCs/>
         </w:rPr>
-        <w:t xml:space="preserve">Bảng nguồn:</w:t>
-      </w:r>
-      <w:r>
-        <w:t xml:space="preserve"> </w:t>
-      </w:r>
-      <w:r>
-        <w:rPr>
-          <w:rStyle w:val="VerbatimChar"/>
-        </w:rPr>
-        <w:t xml:space="preserve">output/tables/forecast_metrics.csv</w:t>
-      </w:r>
-      <w:r>
-        <w:t xml:space="preserve">.</w:t>
-      </w:r>
-    </w:p>
-    <w:p>
-      <w:pPr>
-        <w:pStyle w:val="BodyText"/>
+        <w:t xml:space="preserve">Thông điệp cần nói:</w:t>
+      </w:r>
+    </w:p>
+    <w:p>
+      <w:pPr>
+        <w:pStyle w:val="Compact"/>
+        <w:numPr>
+          <w:ilvl w:val="0"/>
+          <w:numId w:val="1010"/>
+        </w:numPr>
+      </w:pPr>
+      <w:r>
+        <w:t xml:space="preserve">Giá có xu hướng tăng dài hạn → gợi ý non-stationarity (cần kiểm định ADF).</w:t>
+      </w:r>
+    </w:p>
+    <w:p>
+      <w:pPr>
+        <w:pStyle w:val="Compact"/>
+        <w:numPr>
+          <w:ilvl w:val="0"/>
+          <w:numId w:val="1010"/>
+        </w:numPr>
+      </w:pPr>
+      <w:r>
+        <w:t xml:space="preserve">Return dao động quanh 0, có giai đoạn biên độ lớn tập trung theo cụm</w:t>
+      </w:r>
+      <w:r>
+        <w:t xml:space="preserve"> </w:t>
+      </w:r>
+      <w:r>
+        <w:t xml:space="preserve">→ gợi ý volatility clustering.</w:t>
+      </w:r>
+    </w:p>
+    <w:p>
+      <w:pPr>
+        <w:pStyle w:val="FirstParagraph"/>
       </w:pPr>
       <w:r>
         <w:rPr>
           <w:b/>
           <w:bCs/>
         </w:rPr>
-        <w:t xml:space="preserve">Số chính:</w:t>
-      </w:r>
-    </w:p>
-    <w:p>
-      <w:pPr>
-        <w:pStyle w:val="Compact"/>
-        <w:numPr>
-          <w:ilvl w:val="0"/>
-          <w:numId w:val="1009"/>
-        </w:numPr>
-      </w:pPr>
-      <w:r>
-        <w:t xml:space="preserve">Holdout leader: ETS Damped, RMSE 1.939,13; MAPE 2,10%.</w:t>
-      </w:r>
-    </w:p>
-    <w:p>
-      <w:pPr>
-        <w:pStyle w:val="Compact"/>
-        <w:numPr>
-          <w:ilvl w:val="0"/>
-          <w:numId w:val="1009"/>
-        </w:numPr>
-      </w:pPr>
-      <w:r>
-        <w:t xml:space="preserve">ETS Damped chỉ hơn Naive khoảng 0,72 RMSE trên holdout.</w:t>
-      </w:r>
-    </w:p>
-    <w:p>
-      <w:pPr>
-        <w:pStyle w:val="Compact"/>
-        <w:numPr>
-          <w:ilvl w:val="0"/>
-          <w:numId w:val="1009"/>
-        </w:numPr>
-      </w:pPr>
-      <w:r>
-        <w:t xml:space="preserve">Rolling-CV leader: Naive, mean RMSE 5.353,94.</w:t>
-      </w:r>
-    </w:p>
-    <w:p>
-      <w:pPr>
-        <w:pStyle w:val="Compact"/>
-        <w:numPr>
-          <w:ilvl w:val="0"/>
-          <w:numId w:val="1009"/>
-        </w:numPr>
-      </w:pPr>
-      <w:r>
-        <w:t xml:space="preserve">Tất cả fitted models còn residual autocorrelation ở mức 5%.</w:t>
-      </w:r>
-    </w:p>
-    <w:p>
-      <w:pPr>
-        <w:pStyle w:val="Compact"/>
-        <w:numPr>
-          <w:ilvl w:val="0"/>
-          <w:numId w:val="1009"/>
-        </w:numPr>
-      </w:pPr>
-      <w:r>
-        <w:t xml:space="preserve">ARIMAX/SARIMA chưa có cùng rolling-CV coverage.</w:t>
+        <w:t xml:space="preserve">Người nói:</w:t>
+      </w:r>
+      <w:r>
+        <w:t xml:space="preserve"> </w:t>
+      </w:r>
+      <w:r>
+        <w:t xml:space="preserve">Trần Thiên Lực.</w:t>
+      </w:r>
+    </w:p>
+    <w:bookmarkEnd w:id="14"/>
+    <w:bookmarkStart w:id="15" w:name="X4d064b8cd6d47e6a192c75e5bacfe87d76d16bb"/>
+    <w:p>
+      <w:pPr>
+        <w:pStyle w:val="Heading2"/>
+      </w:pPr>
+      <w:r>
+        <w:rPr>
+          <w:rStyle w:val="SectionNumber"/>
+        </w:rPr>
+        <w:t xml:space="preserve">2.6</w:t>
+      </w:r>
+      <w:r>
+        <w:tab/>
+      </w:r>
+      <w:r>
+        <w:t xml:space="preserve">Slide 6 — Trực quan hóa: Phân phối return và volatility clustering</w:t>
+      </w:r>
+      <w:r>
+        <w:t xml:space="preserve"> </w:t>
+      </w:r>
+      <w:r>
+        <w:rPr>
+          <w:i/>
+          <w:iCs/>
+        </w:rPr>
+        <w:t xml:space="preserve">(Người 1 trình bày)</w:t>
       </w:r>
     </w:p>
     <w:p>
@@ -1184,56 +1299,112 @@
           <w:b/>
           <w:bCs/>
         </w:rPr>
-        <w:t xml:space="preserve">Hình:</w:t>
-      </w:r>
-      <w:r>
-        <w:t xml:space="preserve"> </w:t>
-      </w:r>
+        <w:t xml:space="preserve">Hình cần chèn (chọn 2-3):</w:t>
+      </w:r>
+    </w:p>
+    <w:p>
+      <w:pPr>
+        <w:pStyle w:val="Compact"/>
+        <w:numPr>
+          <w:ilvl w:val="0"/>
+          <w:numId w:val="1011"/>
+        </w:numPr>
+      </w:pPr>
       <w:r>
         <w:rPr>
           <w:rStyle w:val="VerbatimChar"/>
         </w:rPr>
-        <w:t xml:space="preserve">output/figures/ets_damped_forecast.png</w:t>
-      </w:r>
-      <w:r>
-        <w:t xml:space="preserve">.</w:t>
-      </w:r>
-    </w:p>
-    <w:p>
-      <w:pPr>
-        <w:pStyle w:val="BodyText"/>
+        <w:t xml:space="preserve">output/figures/return_distribution.png</w:t>
+      </w:r>
+      <w:r>
+        <w:t xml:space="preserve"> </w:t>
+      </w:r>
+      <w:r>
+        <w:t xml:space="preserve">— histogram vs Normal.</w:t>
+      </w:r>
+    </w:p>
+    <w:p>
+      <w:pPr>
+        <w:pStyle w:val="Compact"/>
+        <w:numPr>
+          <w:ilvl w:val="0"/>
+          <w:numId w:val="1011"/>
+        </w:numPr>
+      </w:pPr>
+      <w:r>
+        <w:rPr>
+          <w:rStyle w:val="VerbatimChar"/>
+        </w:rPr>
+        <w:t xml:space="preserve">output/figures/qqplot_return.png</w:t>
+      </w:r>
+      <w:r>
+        <w:t xml:space="preserve"> </w:t>
+      </w:r>
+      <w:r>
+        <w:t xml:space="preserve">— QQ plot.</w:t>
+      </w:r>
+    </w:p>
+    <w:p>
+      <w:pPr>
+        <w:pStyle w:val="Compact"/>
+        <w:numPr>
+          <w:ilvl w:val="0"/>
+          <w:numId w:val="1011"/>
+        </w:numPr>
+      </w:pPr>
+      <w:r>
+        <w:rPr>
+          <w:rStyle w:val="VerbatimChar"/>
+        </w:rPr>
+        <w:t xml:space="preserve">output/figures/squared_returns.png</w:t>
+      </w:r>
+      <w:r>
+        <w:t xml:space="preserve"> </w:t>
+      </w:r>
+      <w:r>
+        <w:t xml:space="preserve">— squared returns theo cụm.</w:t>
+      </w:r>
+    </w:p>
+    <w:p>
+      <w:pPr>
+        <w:pStyle w:val="FirstParagraph"/>
       </w:pPr>
       <w:r>
         <w:rPr>
           <w:b/>
           <w:bCs/>
         </w:rPr>
-        <w:t xml:space="preserve">Người nói:</w:t>
-      </w:r>
-      <w:r>
-        <w:t xml:space="preserve"> </w:t>
-      </w:r>
-      <w:r>
-        <w:t xml:space="preserve">Nguyễn Đức Học.</w:t>
-      </w:r>
-    </w:p>
-    <w:bookmarkEnd w:id="18"/>
-    <w:bookmarkStart w:id="19" w:name="slide-10---các-mô-hình-garch"/>
-    <w:p>
-      <w:pPr>
-        <w:pStyle w:val="Heading2"/>
-      </w:pPr>
-      <w:r>
-        <w:rPr>
-          <w:rStyle w:val="SectionNumber"/>
-        </w:rPr>
-        <w:t xml:space="preserve">2.10</w:t>
-      </w:r>
-      <w:r>
-        <w:tab/>
-      </w:r>
-      <w:r>
-        <w:t xml:space="preserve">Slide 10 - Các mô hình GARCH</w:t>
+        <w:t xml:space="preserve">Thông điệp cần nói:</w:t>
+      </w:r>
+    </w:p>
+    <w:p>
+      <w:pPr>
+        <w:pStyle w:val="Compact"/>
+        <w:numPr>
+          <w:ilvl w:val="0"/>
+          <w:numId w:val="1012"/>
+        </w:numPr>
+      </w:pPr>
+      <w:r>
+        <w:t xml:space="preserve">Return có heavy tails (đuôi dày hơn phân phối chuẩn) → động cơ dùng Student-t</w:t>
+      </w:r>
+      <w:r>
+        <w:t xml:space="preserve"> </w:t>
+      </w:r>
+      <w:r>
+        <w:t xml:space="preserve">trong GARCH.</w:t>
+      </w:r>
+    </w:p>
+    <w:p>
+      <w:pPr>
+        <w:pStyle w:val="Compact"/>
+        <w:numPr>
+          <w:ilvl w:val="0"/>
+          <w:numId w:val="1012"/>
+        </w:numPr>
+      </w:pPr>
+      <w:r>
+        <w:t xml:space="preserve">Squared returns có spike theo cụm → variance thay đổi theo thời gian.</w:t>
       </w:r>
     </w:p>
     <w:p>
@@ -1245,71 +1416,73 @@
           <w:b/>
           <w:bCs/>
         </w:rPr>
-        <w:t xml:space="preserve">Nội dung trên slide:</w:t>
-      </w:r>
-    </w:p>
-    <w:p>
-      <w:pPr>
-        <w:pStyle w:val="Compact"/>
-        <w:numPr>
-          <w:ilvl w:val="0"/>
-          <w:numId w:val="1010"/>
-        </w:numPr>
-      </w:pPr>
-      <w:r>
-        <w:t xml:space="preserve">sGARCH(1,1)-Normal: baseline đối xứng.</w:t>
-      </w:r>
-    </w:p>
-    <w:p>
-      <w:pPr>
-        <w:pStyle w:val="Compact"/>
-        <w:numPr>
-          <w:ilvl w:val="0"/>
-          <w:numId w:val="1010"/>
-        </w:numPr>
-      </w:pPr>
-      <w:r>
-        <w:t xml:space="preserve">sGARCH(1,1)-Student-t: xử lý heavy tails.</w:t>
-      </w:r>
-    </w:p>
-    <w:p>
-      <w:pPr>
-        <w:pStyle w:val="Compact"/>
-        <w:numPr>
-          <w:ilvl w:val="0"/>
-          <w:numId w:val="1010"/>
-        </w:numPr>
-      </w:pPr>
-      <w:r>
-        <w:t xml:space="preserve">eGARCH(1,1)-Student-t: log variance và asymmetry.</w:t>
-      </w:r>
-    </w:p>
-    <w:p>
-      <w:pPr>
-        <w:pStyle w:val="Compact"/>
-        <w:numPr>
-          <w:ilvl w:val="0"/>
-          <w:numId w:val="1010"/>
-        </w:numPr>
-      </w:pPr>
-      <w:r>
-        <w:t xml:space="preserve">GJR-GARCH(1,1)-Student-t: phản ứng khác nhau với shock âm.</w:t>
-      </w:r>
-    </w:p>
-    <w:p>
-      <w:pPr>
-        <w:pStyle w:val="Compact"/>
-        <w:numPr>
-          <w:ilvl w:val="0"/>
-          <w:numId w:val="1010"/>
-        </w:numPr>
-      </w:pPr>
-      <w:r>
-        <w:t xml:space="preserve">Cả bốn model dùng cùng 2.786 returns và ARMA(0,0) mean equation.</w:t>
-      </w:r>
-    </w:p>
-    <w:bookmarkEnd w:id="19"/>
-    <w:bookmarkStart w:id="20" w:name="slide-11---kết-quả-và-lựa-chọn-garch"/>
+        <w:t xml:space="preserve">Người nói:</w:t>
+      </w:r>
+      <w:r>
+        <w:t xml:space="preserve"> </w:t>
+      </w:r>
+      <w:r>
+        <w:t xml:space="preserve">Trần Thiên Lực.</w:t>
+      </w:r>
+    </w:p>
+    <w:p>
+      <w:pPr>
+        <w:pStyle w:val="BodyText"/>
+      </w:pPr>
+      <w:r>
+        <w:rPr>
+          <w:i/>
+          <w:iCs/>
+        </w:rPr>
+        <w:t xml:space="preserve">Câu chuyển sang Người 2:</w:t>
+      </w:r>
+      <w:r>
+        <w:t xml:space="preserve"> </w:t>
+      </w:r>
+      <w:r>
+        <w:t xml:space="preserve">“EDA cho thấy giá có trend và return có đặc điểm khác</w:t>
+      </w:r>
+      <w:r>
+        <w:t xml:space="preserve"> </w:t>
+      </w:r>
+      <w:r>
+        <w:t xml:space="preserve">mức giá. Vì vậy phần tiếp theo bạn Học sẽ kiểm định tính dừng trước khi chọn mô</w:t>
+      </w:r>
+      <w:r>
+        <w:t xml:space="preserve"> </w:t>
+      </w:r>
+      <w:r>
+        <w:t xml:space="preserve">hình phù hợp.”</w:t>
+      </w:r>
+    </w:p>
+    <w:p>
+      <w:r>
+        <w:pict>
+          <v:rect style="width:0;height:1.5pt" o:hralign="center" o:hrstd="t" o:hr="t"/>
+        </w:pict>
+      </w:r>
+    </w:p>
+    <w:p>
+      <w:pPr>
+        <w:pStyle w:val="FirstParagraph"/>
+      </w:pPr>
+      <w:r>
+        <w:rPr>
+          <w:i/>
+          <w:iCs/>
+        </w:rPr>
+        <w:t xml:space="preserve">Chuyển sang phần của Người 2 — Nguyễn Đức Học.</w:t>
+      </w:r>
+    </w:p>
+    <w:p>
+      <w:r>
+        <w:pict>
+          <v:rect style="width:0;height:1.5pt" o:hralign="center" o:hrstd="t" o:hr="t"/>
+        </w:pict>
+      </w:r>
+    </w:p>
+    <w:bookmarkEnd w:id="15"/>
+    <w:bookmarkStart w:id="16" w:name="X415c5a47ff871f54a19c8f716ac831e39f28418"/>
     <w:p>
       <w:pPr>
         <w:pStyle w:val="Heading2"/>
@@ -1318,13 +1491,23 @@
         <w:rPr>
           <w:rStyle w:val="SectionNumber"/>
         </w:rPr>
-        <w:t xml:space="preserve">2.11</w:t>
+        <w:t xml:space="preserve">2.7</w:t>
       </w:r>
       <w:r>
         <w:tab/>
       </w:r>
       <w:r>
-        <w:t xml:space="preserve">Slide 11 - Kết quả và lựa chọn GARCH</w:t>
+        <w:t xml:space="preserve">Slide 7 — Kiểm định tính dừng (ADF)</w:t>
+      </w:r>
+      <w:r>
+        <w:t xml:space="preserve"> </w:t>
+      </w:r>
+      <w:r>
+        <w:rPr>
+          <w:i/>
+          <w:iCs/>
+        </w:rPr>
+        <w:t xml:space="preserve">(Người 2 trình bày)</w:t>
       </w:r>
     </w:p>
     <w:p>
@@ -1336,140 +1519,663 @@
           <w:b/>
           <w:bCs/>
         </w:rPr>
-        <w:t xml:space="preserve">Bảng nguồn:</w:t>
-      </w:r>
-      <w:r>
-        <w:t xml:space="preserve"> </w:t>
-      </w:r>
-      <w:r>
-        <w:rPr>
-          <w:rStyle w:val="VerbatimChar"/>
-        </w:rPr>
-        <w:t xml:space="preserve">output/tables/volatility_model_comparison.csv</w:t>
-      </w:r>
-      <w:r>
-        <w:t xml:space="preserve">.</w:t>
-      </w:r>
-    </w:p>
-    <w:p>
-      <w:pPr>
-        <w:pStyle w:val="BodyText"/>
+        <w:t xml:space="preserve">Nội dung trên slide:</w:t>
+      </w:r>
+    </w:p>
+    <w:p>
+      <w:pPr>
+        <w:pStyle w:val="Compact"/>
+        <w:numPr>
+          <w:ilvl w:val="0"/>
+          <w:numId w:val="1013"/>
+        </w:numPr>
+      </w:pPr>
+      <w:r>
+        <w:t xml:space="preserve">ADF: H₀ = chuỗi có unit root (không dừng); H₁ = chuỗi dừng.</w:t>
+      </w:r>
+    </w:p>
+    <w:tbl>
+      <w:tblPr>
+        <w:tblStyle w:val="Table"/>
+        <w:tblW w:type="auto" w:w="0"/>
+        <w:tblLook w:firstRow="1" w:lastRow="0" w:firstColumn="0" w:lastColumn="0" w:noHBand="0" w:noVBand="0" w:val="0020"/>
+      </w:tblPr>
+      <w:tblGrid>
+        <w:gridCol w:w="1980"/>
+        <w:gridCol w:w="1980"/>
+        <w:gridCol w:w="1980"/>
+        <w:gridCol w:w="1980"/>
+      </w:tblGrid>
+      <w:tr>
+        <w:trPr>
+          <w:tblHeader w:val="on"/>
+        </w:trPr>
+        <w:tc>
+          <w:tcPr/>
+          <w:p>
+            <w:pPr>
+              <w:pStyle w:val="Compact"/>
+            </w:pPr>
+            <w:r>
+              <w:t xml:space="preserve">Chuỗi</w:t>
+            </w:r>
+          </w:p>
+        </w:tc>
+        <w:tc>
+          <w:tcPr/>
+          <w:p>
+            <w:pPr>
+              <w:pStyle w:val="Compact"/>
+              <w:jc w:val="right"/>
+            </w:pPr>
+            <w:r>
+              <w:t xml:space="preserve">ADF statistic</w:t>
+            </w:r>
+          </w:p>
+        </w:tc>
+        <w:tc>
+          <w:tcPr/>
+          <w:p>
+            <w:pPr>
+              <w:pStyle w:val="Compact"/>
+              <w:jc w:val="right"/>
+            </w:pPr>
+            <w:r>
+              <w:t xml:space="preserve">p-value</w:t>
+            </w:r>
+          </w:p>
+        </w:tc>
+        <w:tc>
+          <w:tcPr/>
+          <w:p>
+            <w:pPr>
+              <w:pStyle w:val="Compact"/>
+            </w:pPr>
+            <w:r>
+              <w:t xml:space="preserve">Kết luận (5%)</w:t>
+            </w:r>
+          </w:p>
+        </w:tc>
+      </w:tr>
+      <w:tr>
+        <w:tc>
+          <w:tcPr/>
+          <w:p>
+            <w:pPr>
+              <w:pStyle w:val="Compact"/>
+            </w:pPr>
+            <w:r>
+              <w:rPr>
+                <w:rStyle w:val="VerbatimChar"/>
+              </w:rPr>
+              <w:t xml:space="preserve">close</w:t>
+            </w:r>
+          </w:p>
+        </w:tc>
+        <w:tc>
+          <w:tcPr/>
+          <w:p>
+            <w:pPr>
+              <w:pStyle w:val="Compact"/>
+              <w:jc w:val="right"/>
+            </w:pPr>
+            <w:r>
+              <w:t xml:space="preserve">−1,7892</w:t>
+            </w:r>
+          </w:p>
+        </w:tc>
+        <w:tc>
+          <w:tcPr/>
+          <w:p>
+            <w:pPr>
+              <w:pStyle w:val="Compact"/>
+              <w:jc w:val="right"/>
+            </w:pPr>
+            <w:r>
+              <w:t xml:space="preserve">0,6676</w:t>
+            </w:r>
+          </w:p>
+        </w:tc>
+        <w:tc>
+          <w:tcPr/>
+          <w:p>
+            <w:pPr>
+              <w:pStyle w:val="Compact"/>
+            </w:pPr>
+            <w:r>
+              <w:t xml:space="preserve">Chưa bác bỏ H₀</w:t>
+            </w:r>
+          </w:p>
+        </w:tc>
+      </w:tr>
+      <w:tr>
+        <w:tc>
+          <w:tcPr/>
+          <w:p>
+            <w:pPr>
+              <w:pStyle w:val="Compact"/>
+            </w:pPr>
+            <w:r>
+              <w:rPr>
+                <w:rStyle w:val="VerbatimChar"/>
+              </w:rPr>
+              <w:t xml:space="preserve">log_close</w:t>
+            </w:r>
+          </w:p>
+        </w:tc>
+        <w:tc>
+          <w:tcPr/>
+          <w:p>
+            <w:pPr>
+              <w:pStyle w:val="Compact"/>
+              <w:jc w:val="right"/>
+            </w:pPr>
+            <w:r>
+              <w:t xml:space="preserve">−1,3194</w:t>
+            </w:r>
+          </w:p>
+        </w:tc>
+        <w:tc>
+          <w:tcPr/>
+          <w:p>
+            <w:pPr>
+              <w:pStyle w:val="Compact"/>
+              <w:jc w:val="right"/>
+            </w:pPr>
+            <w:r>
+              <w:t xml:space="preserve">0,8665</w:t>
+            </w:r>
+          </w:p>
+        </w:tc>
+        <w:tc>
+          <w:tcPr/>
+          <w:p>
+            <w:pPr>
+              <w:pStyle w:val="Compact"/>
+            </w:pPr>
+            <w:r>
+              <w:t xml:space="preserve">Chưa bác bỏ H₀</w:t>
+            </w:r>
+          </w:p>
+        </w:tc>
+      </w:tr>
+      <w:tr>
+        <w:tc>
+          <w:tcPr/>
+          <w:p>
+            <w:pPr>
+              <w:pStyle w:val="Compact"/>
+            </w:pPr>
+            <w:r>
+              <w:rPr>
+                <w:rStyle w:val="VerbatimChar"/>
+              </w:rPr>
+              <w:t xml:space="preserve">return</w:t>
+            </w:r>
+          </w:p>
+        </w:tc>
+        <w:tc>
+          <w:tcPr/>
+          <w:p>
+            <w:pPr>
+              <w:pStyle w:val="Compact"/>
+              <w:jc w:val="right"/>
+            </w:pPr>
+            <w:r>
+              <w:t xml:space="preserve">−13,7914</w:t>
+            </w:r>
+          </w:p>
+        </w:tc>
+        <w:tc>
+          <w:tcPr/>
+          <w:p>
+            <w:pPr>
+              <w:pStyle w:val="Compact"/>
+              <w:jc w:val="right"/>
+            </w:pPr>
+            <w:r>
+              <w:t xml:space="preserve">≤ 0,01</w:t>
+            </w:r>
+          </w:p>
+        </w:tc>
+        <w:tc>
+          <w:tcPr/>
+          <w:p>
+            <w:pPr>
+              <w:pStyle w:val="Compact"/>
+            </w:pPr>
+            <w:r>
+              <w:t xml:space="preserve">Bác bỏ H₀ → dừng</w:t>
+            </w:r>
+          </w:p>
+        </w:tc>
+      </w:tr>
+    </w:tbl>
+    <w:p>
+      <w:pPr>
+        <w:pStyle w:val="Compact"/>
+        <w:numPr>
+          <w:ilvl w:val="0"/>
+          <w:numId w:val="1014"/>
+        </w:numPr>
+      </w:pPr>
+      <w:r>
+        <w:t xml:space="preserve">Return dừng → phù hợp làm input cho GARCH.</w:t>
+      </w:r>
+    </w:p>
+    <w:p>
+      <w:pPr>
+        <w:pStyle w:val="Compact"/>
+        <w:numPr>
+          <w:ilvl w:val="0"/>
+          <w:numId w:val="1014"/>
+        </w:numPr>
+      </w:pPr>
+      <w:r>
+        <w:t xml:space="preserve">Giá không dừng → dùng trực tiếp cho mô hình forecast.</w:t>
+      </w:r>
+    </w:p>
+    <w:p>
+      <w:pPr>
+        <w:pStyle w:val="FirstParagraph"/>
       </w:pPr>
       <w:r>
         <w:rPr>
           <w:b/>
           <w:bCs/>
         </w:rPr>
-        <w:t xml:space="preserve">Thông điệp:</w:t>
-      </w:r>
-    </w:p>
-    <w:p>
-      <w:pPr>
-        <w:pStyle w:val="Compact"/>
-        <w:numPr>
-          <w:ilvl w:val="0"/>
-          <w:numId w:val="1011"/>
-        </w:numPr>
-      </w:pPr>
-      <w:r>
-        <w:t xml:space="preserve">GJR có AIC nhỏ nhất (-5,6344) nhưng Nyblom bác bỏ stability.</w:t>
-      </w:r>
-    </w:p>
-    <w:p>
-      <w:pPr>
-        <w:pStyle w:val="Compact"/>
-        <w:numPr>
-          <w:ilvl w:val="0"/>
-          <w:numId w:val="1011"/>
-        </w:numPr>
-      </w:pPr>
-      <w:r>
-        <w:t xml:space="preserve">eGARCH có AIC -5,6331 và đạt core diagnostics cùng joint stability.</w:t>
-      </w:r>
-    </w:p>
-    <w:p>
-      <w:pPr>
-        <w:pStyle w:val="Compact"/>
-        <w:numPr>
-          <w:ilvl w:val="0"/>
-          <w:numId w:val="1011"/>
-        </w:numPr>
-      </w:pPr>
-      <w:r>
-        <w:t xml:space="preserve">eGARCH Student-t là lựa chọn cân bằng, không phải model hoàn hảo.</w:t>
-      </w:r>
-    </w:p>
-    <w:p>
-      <w:pPr>
-        <w:pStyle w:val="Compact"/>
-        <w:numPr>
-          <w:ilvl w:val="0"/>
-          <w:numId w:val="1011"/>
-        </w:numPr>
-      </w:pPr>
-      <w:r>
-        <w:t xml:space="preserve">Pearson GOF bác bỏ distribution fit ở cả bốn specification.</w:t>
-      </w:r>
-    </w:p>
-    <w:p>
-      <w:pPr>
-        <w:pStyle w:val="FirstParagraph"/>
+        <w:t xml:space="preserve">Bảng nguồn:</w:t>
+      </w:r>
+      <w:r>
+        <w:t xml:space="preserve"> </w:t>
+      </w:r>
+      <w:r>
+        <w:rPr>
+          <w:rStyle w:val="VerbatimChar"/>
+        </w:rPr>
+        <w:t xml:space="preserve">output/tables/stationarity_tests.csv</w:t>
+      </w:r>
+      <w:r>
+        <w:t xml:space="preserve">.</w:t>
+      </w:r>
+    </w:p>
+    <w:p>
+      <w:pPr>
+        <w:pStyle w:val="BodyText"/>
       </w:pPr>
       <w:r>
         <w:rPr>
           <w:b/>
           <w:bCs/>
         </w:rPr>
-        <w:t xml:space="preserve">Hình:</w:t>
-      </w:r>
-      <w:r>
-        <w:t xml:space="preserve"> </w:t>
-      </w:r>
-      <w:r>
-        <w:rPr>
-          <w:rStyle w:val="VerbatimChar"/>
-        </w:rPr>
-        <w:t xml:space="preserve">output/figures/garch_model_comparison.png</w:t>
-      </w:r>
-      <w:r>
-        <w:t xml:space="preserve">.</w:t>
-      </w:r>
-    </w:p>
-    <w:p>
-      <w:pPr>
-        <w:pStyle w:val="BodyText"/>
+        <w:t xml:space="preserve">Người nói:</w:t>
+      </w:r>
+      <w:r>
+        <w:t xml:space="preserve"> </w:t>
+      </w:r>
+      <w:r>
+        <w:t xml:space="preserve">Nguyễn Đức Học.</w:t>
+      </w:r>
+    </w:p>
+    <w:bookmarkEnd w:id="16"/>
+    <w:bookmarkStart w:id="17" w:name="X966afe6537f9794c7d0bb59a10e2bd337556607"/>
+    <w:p>
+      <w:pPr>
+        <w:pStyle w:val="Heading2"/>
+      </w:pPr>
+      <w:r>
+        <w:rPr>
+          <w:rStyle w:val="SectionNumber"/>
+        </w:rPr>
+        <w:t xml:space="preserve">2.8</w:t>
+      </w:r>
+      <w:r>
+        <w:tab/>
+      </w:r>
+      <w:r>
+        <w:t xml:space="preserve">Slide 8 — Giới thiệu mô hình và thuật toán dự báo giá</w:t>
+      </w:r>
+      <w:r>
+        <w:t xml:space="preserve"> </w:t>
+      </w:r>
+      <w:r>
+        <w:rPr>
+          <w:i/>
+          <w:iCs/>
+        </w:rPr>
+        <w:t xml:space="preserve">(Rubric: Giới thiệu mô hình, thuật toán)</w:t>
+      </w:r>
+    </w:p>
+    <w:p>
+      <w:pPr>
+        <w:pStyle w:val="FirstParagraph"/>
       </w:pPr>
       <w:r>
         <w:rPr>
           <w:b/>
           <w:bCs/>
         </w:rPr>
-        <w:t xml:space="preserve">Người nói:</w:t>
-      </w:r>
-      <w:r>
-        <w:t xml:space="preserve"> </w:t>
-      </w:r>
-      <w:r>
-        <w:t xml:space="preserve">Lê Đặng Hoàng Anh.</w:t>
-      </w:r>
-    </w:p>
-    <w:bookmarkEnd w:id="20"/>
-    <w:bookmarkStart w:id="21" w:name="slide-12---hạn-chế"/>
-    <w:p>
-      <w:pPr>
-        <w:pStyle w:val="Heading2"/>
-      </w:pPr>
-      <w:r>
-        <w:rPr>
-          <w:rStyle w:val="SectionNumber"/>
-        </w:rPr>
-        <w:t xml:space="preserve">2.12</w:t>
-      </w:r>
-      <w:r>
-        <w:tab/>
-      </w:r>
-      <w:r>
-        <w:t xml:space="preserve">Slide 12 - Hạn chế</w:t>
+        <w:t xml:space="preserve">Nội dung trên slide:</w:t>
+      </w:r>
+    </w:p>
+    <w:tbl>
+      <w:tblPr>
+        <w:tblStyle w:val="Table"/>
+        <w:tblW w:type="pct" w:w="5000"/>
+        <w:tblLayout w:type="fixed"/>
+        <w:tblLook w:firstRow="1" w:lastRow="0" w:firstColumn="0" w:lastColumn="0" w:noHBand="0" w:noVBand="0" w:val="0020"/>
+      </w:tblPr>
+      <w:tblGrid>
+        <w:gridCol w:w="2640"/>
+        <w:gridCol w:w="2640"/>
+        <w:gridCol w:w="2640"/>
+      </w:tblGrid>
+      <w:tr>
+        <w:trPr>
+          <w:tblHeader w:val="on"/>
+        </w:trPr>
+        <w:tc>
+          <w:tcPr/>
+          <w:p>
+            <w:pPr>
+              <w:pStyle w:val="Compact"/>
+            </w:pPr>
+            <w:r>
+              <w:t xml:space="preserve">Nhóm</w:t>
+            </w:r>
+          </w:p>
+        </w:tc>
+        <w:tc>
+          <w:tcPr/>
+          <w:p>
+            <w:pPr>
+              <w:pStyle w:val="Compact"/>
+            </w:pPr>
+            <w:r>
+              <w:t xml:space="preserve">Mô hình</w:t>
+            </w:r>
+          </w:p>
+        </w:tc>
+        <w:tc>
+          <w:tcPr/>
+          <w:p>
+            <w:pPr>
+              <w:pStyle w:val="Compact"/>
+            </w:pPr>
+            <w:r>
+              <w:t xml:space="preserve">Thuật toán / Ý tưởng</w:t>
+            </w:r>
+          </w:p>
+        </w:tc>
+      </w:tr>
+      <w:tr>
+        <w:tc>
+          <w:tcPr/>
+          <w:p>
+            <w:pPr>
+              <w:pStyle w:val="Compact"/>
+            </w:pPr>
+            <w:r>
+              <w:t xml:space="preserve">Benchmark</w:t>
+            </w:r>
+          </w:p>
+        </w:tc>
+        <w:tc>
+          <w:tcPr/>
+          <w:p>
+            <w:pPr>
+              <w:pStyle w:val="Compact"/>
+            </w:pPr>
+            <w:r>
+              <w:t xml:space="preserve">Naive</w:t>
+            </w:r>
+          </w:p>
+        </w:tc>
+        <w:tc>
+          <w:tcPr/>
+          <w:p>
+            <w:pPr>
+              <w:pStyle w:val="Compact"/>
+            </w:pPr>
+            <w:r>
+              <w:t xml:space="preserve">Giá mai = giá hôm nay</w:t>
+            </w:r>
+          </w:p>
+        </w:tc>
+      </w:tr>
+      <w:tr>
+        <w:tc>
+          <w:tcPr/>
+          <w:p>
+            <w:pPr>
+              <w:pStyle w:val="Compact"/>
+            </w:pPr>
+            <w:r>
+              <w:t xml:space="preserve">Benchmark</w:t>
+            </w:r>
+          </w:p>
+        </w:tc>
+        <w:tc>
+          <w:tcPr/>
+          <w:p>
+            <w:pPr>
+              <w:pStyle w:val="Compact"/>
+            </w:pPr>
+            <w:r>
+              <w:t xml:space="preserve">Drift</w:t>
+            </w:r>
+          </w:p>
+        </w:tc>
+        <w:tc>
+          <w:tcPr/>
+          <w:p>
+            <w:pPr>
+              <w:pStyle w:val="Compact"/>
+            </w:pPr>
+            <w:r>
+              <w:t xml:space="preserve">Random walk có độ trôi trung bình</w:t>
+            </w:r>
+          </w:p>
+        </w:tc>
+      </w:tr>
+      <w:tr>
+        <w:tc>
+          <w:tcPr/>
+          <w:p>
+            <w:pPr>
+              <w:pStyle w:val="Compact"/>
+            </w:pPr>
+            <w:r>
+              <w:t xml:space="preserve">Box-Jenkins</w:t>
+            </w:r>
+          </w:p>
+        </w:tc>
+        <w:tc>
+          <w:tcPr/>
+          <w:p>
+            <w:pPr>
+              <w:pStyle w:val="Compact"/>
+            </w:pPr>
+            <w:r>
+              <w:t xml:space="preserve">ARIMA</w:t>
+            </w:r>
+          </w:p>
+        </w:tc>
+        <w:tc>
+          <w:tcPr/>
+          <w:p>
+            <w:pPr>
+              <w:pStyle w:val="Compact"/>
+            </w:pPr>
+            <w:r>
+              <w:t xml:space="preserve">Tự hồi quy + sai phân + trung bình trượt</w:t>
+            </w:r>
+          </w:p>
+        </w:tc>
+      </w:tr>
+      <w:tr>
+        <w:tc>
+          <w:tcPr/>
+          <w:p>
+            <w:pPr>
+              <w:pStyle w:val="Compact"/>
+            </w:pPr>
+            <w:r>
+              <w:t xml:space="preserve">Box-Jenkins</w:t>
+            </w:r>
+          </w:p>
+        </w:tc>
+        <w:tc>
+          <w:tcPr/>
+          <w:p>
+            <w:pPr>
+              <w:pStyle w:val="Compact"/>
+            </w:pPr>
+            <w:r>
+              <w:t xml:space="preserve">SARIMA</w:t>
+            </w:r>
+          </w:p>
+        </w:tc>
+        <w:tc>
+          <w:tcPr/>
+          <w:p>
+            <w:pPr>
+              <w:pStyle w:val="Compact"/>
+            </w:pPr>
+            <w:r>
+              <w:t xml:space="preserve">ARIMA + thành phần mùa vụ (chu kỳ 5 ngày)</w:t>
+            </w:r>
+          </w:p>
+        </w:tc>
+      </w:tr>
+      <w:tr>
+        <w:tc>
+          <w:tcPr/>
+          <w:p>
+            <w:pPr>
+              <w:pStyle w:val="Compact"/>
+            </w:pPr>
+            <w:r>
+              <w:t xml:space="preserve">Exponential Smoothing</w:t>
+            </w:r>
+          </w:p>
+        </w:tc>
+        <w:tc>
+          <w:tcPr/>
+          <w:p>
+            <w:pPr>
+              <w:pStyle w:val="Compact"/>
+            </w:pPr>
+            <w:r>
+              <w:t xml:space="preserve">ETS</w:t>
+            </w:r>
+          </w:p>
+        </w:tc>
+        <w:tc>
+          <w:tcPr/>
+          <w:p>
+            <w:pPr>
+              <w:pStyle w:val="Compact"/>
+            </w:pPr>
+            <w:r>
+              <w:t xml:space="preserve">State-space: Error-Trend-Seasonality</w:t>
+            </w:r>
+          </w:p>
+        </w:tc>
+      </w:tr>
+      <w:tr>
+        <w:tc>
+          <w:tcPr/>
+          <w:p>
+            <w:pPr>
+              <w:pStyle w:val="Compact"/>
+            </w:pPr>
+            <w:r>
+              <w:t xml:space="preserve">Exponential Smoothing</w:t>
+            </w:r>
+          </w:p>
+        </w:tc>
+        <w:tc>
+          <w:tcPr/>
+          <w:p>
+            <w:pPr>
+              <w:pStyle w:val="Compact"/>
+            </w:pPr>
+            <w:r>
+              <w:t xml:space="preserve">ETS Damped</w:t>
+            </w:r>
+          </w:p>
+        </w:tc>
+        <w:tc>
+          <w:tcPr/>
+          <w:p>
+            <w:pPr>
+              <w:pStyle w:val="Compact"/>
+            </w:pPr>
+            <w:r>
+              <w:t xml:space="preserve">ETS với xu hướng tắt dần</w:t>
+            </w:r>
+          </w:p>
+        </w:tc>
+      </w:tr>
+      <w:tr>
+        <w:tc>
+          <w:tcPr/>
+          <w:p>
+            <w:pPr>
+              <w:pStyle w:val="Compact"/>
+            </w:pPr>
+            <w:r>
+              <w:t xml:space="preserve">Biến ngoại sinh</w:t>
+            </w:r>
+          </w:p>
+        </w:tc>
+        <w:tc>
+          <w:tcPr/>
+          <w:p>
+            <w:pPr>
+              <w:pStyle w:val="Compact"/>
+            </w:pPr>
+            <w:r>
+              <w:t xml:space="preserve">ARIMAX Lagged</w:t>
+            </w:r>
+          </w:p>
+        </w:tc>
+        <w:tc>
+          <w:tcPr/>
+          <w:p>
+            <w:pPr>
+              <w:pStyle w:val="Compact"/>
+            </w:pPr>
+            <w:r>
+              <w:t xml:space="preserve">ARIMA + lag volume, lag range, lag return</w:t>
+            </w:r>
+          </w:p>
+        </w:tc>
+      </w:tr>
+    </w:tbl>
+    <w:p>
+      <w:pPr>
+        <w:pStyle w:val="Compact"/>
+        <w:numPr>
+          <w:ilvl w:val="0"/>
+          <w:numId w:val="1015"/>
+        </w:numPr>
+      </w:pPr>
+      <w:r>
+        <w:t xml:space="preserve">Thiết kế đánh giá: holdout 30 phiên + rolling-origin CV (27 folds, horizon 20).</w:t>
+      </w:r>
+    </w:p>
+    <w:p>
+      <w:pPr>
+        <w:pStyle w:val="Compact"/>
+        <w:numPr>
+          <w:ilvl w:val="0"/>
+          <w:numId w:val="1015"/>
+        </w:numPr>
+      </w:pPr>
+      <w:r>
+        <w:t xml:space="preserve">Metric: RMSE, MAE, MAPE + Ljung-Box residual diagnostics.</w:t>
       </w:r>
     </w:p>
     <w:p>
@@ -1481,71 +2187,17 @@
           <w:b/>
           <w:bCs/>
         </w:rPr>
-        <w:t xml:space="preserve">Nội dung trên slide:</w:t>
-      </w:r>
-    </w:p>
-    <w:p>
-      <w:pPr>
-        <w:pStyle w:val="Compact"/>
-        <w:numPr>
-          <w:ilvl w:val="0"/>
-          <w:numId w:val="1012"/>
-        </w:numPr>
-      </w:pPr>
-      <w:r>
-        <w:t xml:space="preserve">Holdout ngắn và kết quả chưa đồng nhất với rolling CV.</w:t>
-      </w:r>
-    </w:p>
-    <w:p>
-      <w:pPr>
-        <w:pStyle w:val="Compact"/>
-        <w:numPr>
-          <w:ilvl w:val="0"/>
-          <w:numId w:val="1012"/>
-        </w:numPr>
-      </w:pPr>
-      <w:r>
-        <w:t xml:space="preserve">ARIMAX/SARIMA chưa có CV cùng coverage.</w:t>
-      </w:r>
-    </w:p>
-    <w:p>
-      <w:pPr>
-        <w:pStyle w:val="Compact"/>
-        <w:numPr>
-          <w:ilvl w:val="0"/>
-          <w:numId w:val="1012"/>
-        </w:numPr>
-      </w:pPr>
-      <w:r>
-        <w:t xml:space="preserve">Ba specification GARCH không đạt joint stability.</w:t>
-      </w:r>
-    </w:p>
-    <w:p>
-      <w:pPr>
-        <w:pStyle w:val="Compact"/>
-        <w:numPr>
-          <w:ilvl w:val="0"/>
-          <w:numId w:val="1012"/>
-        </w:numPr>
-      </w:pPr>
-      <w:r>
-        <w:t xml:space="preserve">Chưa đánh giá volatility forecast ngoài mẫu hoặc VaR backtest.</w:t>
-      </w:r>
-    </w:p>
-    <w:p>
-      <w:pPr>
-        <w:pStyle w:val="Compact"/>
-        <w:numPr>
-          <w:ilvl w:val="0"/>
-          <w:numId w:val="1012"/>
-        </w:numPr>
-      </w:pPr>
-      <w:r>
-        <w:t xml:space="preserve">Kết quả không phải khuyến nghị đầu tư và không chứng minh nhân quả.</w:t>
-      </w:r>
-    </w:p>
-    <w:bookmarkEnd w:id="21"/>
-    <w:bookmarkStart w:id="22" w:name="slide-13---kết-luận"/>
+        <w:t xml:space="preserve">Người nói:</w:t>
+      </w:r>
+      <w:r>
+        <w:t xml:space="preserve"> </w:t>
+      </w:r>
+      <w:r>
+        <w:t xml:space="preserve">Nguyễn Đức Học.</w:t>
+      </w:r>
+    </w:p>
+    <w:bookmarkEnd w:id="17"/>
+    <w:bookmarkStart w:id="18" w:name="X49b940cd7792caeaf811bbfd968473cf73071e4"/>
     <w:p>
       <w:pPr>
         <w:pStyle w:val="Heading2"/>
@@ -1554,13 +2206,23 @@
         <w:rPr>
           <w:rStyle w:val="SectionNumber"/>
         </w:rPr>
-        <w:t xml:space="preserve">2.13</w:t>
+        <w:t xml:space="preserve">2.9</w:t>
       </w:r>
       <w:r>
         <w:tab/>
       </w:r>
       <w:r>
-        <w:t xml:space="preserve">Slide 13 - Kết luận</w:t>
+        <w:t xml:space="preserve">Slide 9 — Đánh giá hiệu suất mô hình dự báo giá</w:t>
+      </w:r>
+      <w:r>
+        <w:t xml:space="preserve"> </w:t>
+      </w:r>
+      <w:r>
+        <w:rPr>
+          <w:i/>
+          <w:iCs/>
+        </w:rPr>
+        <w:t xml:space="preserve">(Rubric: Đánh giá hiệu suất mô hình)</w:t>
       </w:r>
     </w:p>
     <w:p>
@@ -1572,158 +2234,1966 @@
           <w:b/>
           <w:bCs/>
         </w:rPr>
-        <w:t xml:space="preserve">Nội dung trên slide:</w:t>
-      </w:r>
-    </w:p>
-    <w:p>
-      <w:pPr>
-        <w:pStyle w:val="Compact"/>
-        <w:numPr>
-          <w:ilvl w:val="0"/>
-          <w:numId w:val="1013"/>
-        </w:numPr>
-      </w:pPr>
-      <w:r>
-        <w:t xml:space="preserve">Giá không dừng; log return dừng và có ARCH effect.</w:t>
-      </w:r>
-    </w:p>
-    <w:p>
-      <w:pPr>
-        <w:pStyle w:val="Compact"/>
-        <w:numPr>
-          <w:ilvl w:val="0"/>
-          <w:numId w:val="1013"/>
-        </w:numPr>
-      </w:pPr>
-      <w:r>
-        <w:t xml:space="preserve">ETS Damped dẫn holdout rất sát Naive; Naive dẫn rolling CV.</w:t>
-      </w:r>
-    </w:p>
-    <w:p>
-      <w:pPr>
-        <w:pStyle w:val="Compact"/>
-        <w:numPr>
-          <w:ilvl w:val="0"/>
-          <w:numId w:val="1013"/>
-        </w:numPr>
-      </w:pPr>
-      <w:r>
-        <w:t xml:space="preserve">Chưa có model phức tạp cải thiện benchmark một cách ổn định.</w:t>
-      </w:r>
-    </w:p>
-    <w:p>
-      <w:pPr>
-        <w:pStyle w:val="Compact"/>
-        <w:numPr>
-          <w:ilvl w:val="0"/>
-          <w:numId w:val="1013"/>
-        </w:numPr>
-      </w:pPr>
-      <w:r>
-        <w:t xml:space="preserve">Student-t cải thiện fit rõ so với Normal.</w:t>
-      </w:r>
-    </w:p>
-    <w:p>
-      <w:pPr>
-        <w:pStyle w:val="Compact"/>
-        <w:numPr>
-          <w:ilvl w:val="0"/>
-          <w:numId w:val="1013"/>
-        </w:numPr>
-      </w:pPr>
-      <w:r>
-        <w:t xml:space="preserve">eGARCH Student-t cân bằng tốt nhất giữa fit, diagnostics và stability.</w:t>
-      </w:r>
-    </w:p>
-    <w:p>
-      <w:pPr>
-        <w:pStyle w:val="Compact"/>
-        <w:numPr>
-          <w:ilvl w:val="0"/>
-          <w:numId w:val="1013"/>
-        </w:numPr>
-      </w:pPr>
-      <w:r>
-        <w:t xml:space="preserve">Pipeline R tạo lại dữ liệu, bảng, hình và báo cáo từ đầu.</w:t>
-      </w:r>
-    </w:p>
-    <w:bookmarkEnd w:id="22"/>
-    <w:bookmarkStart w:id="23" w:name="slide-14---đóng-góp-và-cảm-ơn"/>
-    <w:p>
-      <w:pPr>
-        <w:pStyle w:val="Heading2"/>
-      </w:pPr>
-      <w:r>
-        <w:rPr>
-          <w:rStyle w:val="SectionNumber"/>
-        </w:rPr>
-        <w:t xml:space="preserve">2.14</w:t>
-      </w:r>
-      <w:r>
-        <w:tab/>
-      </w:r>
-      <w:r>
-        <w:t xml:space="preserve">Slide 14 - Đóng góp và cảm ơn</w:t>
-      </w:r>
-    </w:p>
-    <w:p>
-      <w:pPr>
-        <w:pStyle w:val="FirstParagraph"/>
+        <w:t xml:space="preserve">Bảng nguồn:</w:t>
+      </w:r>
+      <w:r>
+        <w:t xml:space="preserve"> </w:t>
+      </w:r>
+      <w:r>
+        <w:rPr>
+          <w:rStyle w:val="VerbatimChar"/>
+        </w:rPr>
+        <w:t xml:space="preserve">output/tables/price_forecast_comparison.csv</w:t>
+      </w:r>
+      <w:r>
+        <w:t xml:space="preserve">.</w:t>
+      </w:r>
+    </w:p>
+    <w:p>
+      <w:pPr>
+        <w:pStyle w:val="BodyText"/>
       </w:pPr>
       <w:r>
         <w:rPr>
           <w:b/>
           <w:bCs/>
         </w:rPr>
-        <w:t xml:space="preserve">Nội dung:</w:t>
-      </w:r>
-    </w:p>
-    <w:p>
-      <w:pPr>
-        <w:pStyle w:val="Compact"/>
-        <w:numPr>
-          <w:ilvl w:val="0"/>
-          <w:numId w:val="1014"/>
-        </w:numPr>
-      </w:pPr>
-      <w:r>
-        <w:t xml:space="preserve">Trần Thiên Lực (30%): data provenance, cleaning, quality checks và EDA.</w:t>
-      </w:r>
-    </w:p>
-    <w:p>
-      <w:pPr>
-        <w:pStyle w:val="Compact"/>
-        <w:numPr>
-          <w:ilvl w:val="0"/>
-          <w:numId w:val="1014"/>
-        </w:numPr>
-      </w:pPr>
-      <w:r>
-        <w:t xml:space="preserve">Nguyễn Đức Học (35%): forecast, benchmark, rolling CV và diagnostics.</w:t>
-      </w:r>
-    </w:p>
-    <w:p>
-      <w:pPr>
-        <w:pStyle w:val="Compact"/>
-        <w:numPr>
-          <w:ilvl w:val="0"/>
-          <w:numId w:val="1014"/>
-        </w:numPr>
-      </w:pPr>
-      <w:r>
-        <w:t xml:space="preserve">Lê Đặng Hoàng Anh (35%): GARCH, comparison, báo cáo và điều phối slide.</w:t>
-      </w:r>
-    </w:p>
-    <w:p>
-      <w:pPr>
-        <w:pStyle w:val="Compact"/>
-        <w:numPr>
-          <w:ilvl w:val="0"/>
-          <w:numId w:val="1014"/>
-        </w:numPr>
-      </w:pPr>
-      <w:r>
-        <w:t xml:space="preserve">Cảm ơn giảng viên và mời đặt câu hỏi.</w:t>
+        <w:t xml:space="preserve">Kết quả holdout (30 phiên):</w:t>
+      </w:r>
+    </w:p>
+    <w:tbl>
+      <w:tblPr>
+        <w:tblStyle w:val="Table"/>
+        <w:tblW w:type="auto" w:w="0"/>
+        <w:tblLook w:firstRow="1" w:lastRow="0" w:firstColumn="0" w:lastColumn="0" w:noHBand="0" w:noVBand="0" w:val="0020"/>
+      </w:tblPr>
+      <w:tblGrid>
+        <w:gridCol w:w="2640"/>
+        <w:gridCol w:w="2640"/>
+        <w:gridCol w:w="2640"/>
+      </w:tblGrid>
+      <w:tr>
+        <w:trPr>
+          <w:tblHeader w:val="on"/>
+        </w:trPr>
+        <w:tc>
+          <w:tcPr/>
+          <w:p>
+            <w:pPr>
+              <w:pStyle w:val="Compact"/>
+            </w:pPr>
+            <w:r>
+              <w:t xml:space="preserve">Model</w:t>
+            </w:r>
+          </w:p>
+        </w:tc>
+        <w:tc>
+          <w:tcPr/>
+          <w:p>
+            <w:pPr>
+              <w:pStyle w:val="Compact"/>
+              <w:jc w:val="right"/>
+            </w:pPr>
+            <w:r>
+              <w:t xml:space="preserve">RMSE</w:t>
+            </w:r>
+          </w:p>
+        </w:tc>
+        <w:tc>
+          <w:tcPr/>
+          <w:p>
+            <w:pPr>
+              <w:pStyle w:val="Compact"/>
+              <w:jc w:val="right"/>
+            </w:pPr>
+            <w:r>
+              <w:t xml:space="preserve">MAPE</w:t>
+            </w:r>
+          </w:p>
+        </w:tc>
+      </w:tr>
+      <w:tr>
+        <w:tc>
+          <w:tcPr/>
+          <w:p>
+            <w:pPr>
+              <w:pStyle w:val="Compact"/>
+            </w:pPr>
+            <w:r>
+              <w:rPr>
+                <w:b/>
+                <w:bCs/>
+              </w:rPr>
+              <w:t xml:space="preserve">ETS Damped</w:t>
+            </w:r>
+          </w:p>
+        </w:tc>
+        <w:tc>
+          <w:tcPr/>
+          <w:p>
+            <w:pPr>
+              <w:pStyle w:val="Compact"/>
+              <w:jc w:val="right"/>
+            </w:pPr>
+            <w:r>
+              <w:rPr>
+                <w:b/>
+                <w:bCs/>
+              </w:rPr>
+              <w:t xml:space="preserve">1.939,13</w:t>
+            </w:r>
+          </w:p>
+        </w:tc>
+        <w:tc>
+          <w:tcPr/>
+          <w:p>
+            <w:pPr>
+              <w:pStyle w:val="Compact"/>
+              <w:jc w:val="right"/>
+            </w:pPr>
+            <w:r>
+              <w:rPr>
+                <w:b/>
+                <w:bCs/>
+              </w:rPr>
+              <w:t xml:space="preserve">2,10%</w:t>
+            </w:r>
+          </w:p>
+        </w:tc>
+      </w:tr>
+      <w:tr>
+        <w:tc>
+          <w:tcPr/>
+          <w:p>
+            <w:pPr>
+              <w:pStyle w:val="Compact"/>
+            </w:pPr>
+            <w:r>
+              <w:t xml:space="preserve">Naive</w:t>
+            </w:r>
+          </w:p>
+        </w:tc>
+        <w:tc>
+          <w:tcPr/>
+          <w:p>
+            <w:pPr>
+              <w:pStyle w:val="Compact"/>
+              <w:jc w:val="right"/>
+            </w:pPr>
+            <w:r>
+              <w:t xml:space="preserve">1.939,85</w:t>
+            </w:r>
+          </w:p>
+        </w:tc>
+        <w:tc>
+          <w:tcPr/>
+          <w:p>
+            <w:pPr>
+              <w:pStyle w:val="Compact"/>
+              <w:jc w:val="right"/>
+            </w:pPr>
+            <w:r>
+              <w:t xml:space="preserve">2,11%</w:t>
+            </w:r>
+          </w:p>
+        </w:tc>
+      </w:tr>
+      <w:tr>
+        <w:tc>
+          <w:tcPr/>
+          <w:p>
+            <w:pPr>
+              <w:pStyle w:val="Compact"/>
+            </w:pPr>
+            <w:r>
+              <w:t xml:space="preserve">SARIMA</w:t>
+            </w:r>
+          </w:p>
+        </w:tc>
+        <w:tc>
+          <w:tcPr/>
+          <w:p>
+            <w:pPr>
+              <w:pStyle w:val="Compact"/>
+              <w:jc w:val="right"/>
+            </w:pPr>
+            <w:r>
+              <w:t xml:space="preserve">1.983,50</w:t>
+            </w:r>
+          </w:p>
+        </w:tc>
+        <w:tc>
+          <w:tcPr/>
+          <w:p>
+            <w:pPr>
+              <w:pStyle w:val="Compact"/>
+              <w:jc w:val="right"/>
+            </w:pPr>
+            <w:r>
+              <w:t xml:space="preserve">2,19%</w:t>
+            </w:r>
+          </w:p>
+        </w:tc>
+      </w:tr>
+      <w:tr>
+        <w:tc>
+          <w:tcPr/>
+          <w:p>
+            <w:pPr>
+              <w:pStyle w:val="Compact"/>
+            </w:pPr>
+            <w:r>
+              <w:t xml:space="preserve">ETS</w:t>
+            </w:r>
+          </w:p>
+        </w:tc>
+        <w:tc>
+          <w:tcPr/>
+          <w:p>
+            <w:pPr>
+              <w:pStyle w:val="Compact"/>
+              <w:jc w:val="right"/>
+            </w:pPr>
+            <w:r>
+              <w:t xml:space="preserve">1.986,72</w:t>
+            </w:r>
+          </w:p>
+        </w:tc>
+        <w:tc>
+          <w:tcPr/>
+          <w:p>
+            <w:pPr>
+              <w:pStyle w:val="Compact"/>
+              <w:jc w:val="right"/>
+            </w:pPr>
+            <w:r>
+              <w:t xml:space="preserve">2,08%</w:t>
+            </w:r>
+          </w:p>
+        </w:tc>
+      </w:tr>
+      <w:tr>
+        <w:tc>
+          <w:tcPr/>
+          <w:p>
+            <w:pPr>
+              <w:pStyle w:val="Compact"/>
+            </w:pPr>
+            <w:r>
+              <w:t xml:space="preserve">Drift</w:t>
+            </w:r>
+          </w:p>
+        </w:tc>
+        <w:tc>
+          <w:tcPr/>
+          <w:p>
+            <w:pPr>
+              <w:pStyle w:val="Compact"/>
+              <w:jc w:val="right"/>
+            </w:pPr>
+            <w:r>
+              <w:t xml:space="preserve">2.020,67</w:t>
+            </w:r>
+          </w:p>
+        </w:tc>
+        <w:tc>
+          <w:tcPr/>
+          <w:p>
+            <w:pPr>
+              <w:pStyle w:val="Compact"/>
+              <w:jc w:val="right"/>
+            </w:pPr>
+            <w:r>
+              <w:t xml:space="preserve">2,23%</w:t>
+            </w:r>
+          </w:p>
+        </w:tc>
+      </w:tr>
+      <w:tr>
+        <w:tc>
+          <w:tcPr/>
+          <w:p>
+            <w:pPr>
+              <w:pStyle w:val="Compact"/>
+            </w:pPr>
+            <w:r>
+              <w:t xml:space="preserve">ARIMAX</w:t>
+            </w:r>
+          </w:p>
+        </w:tc>
+        <w:tc>
+          <w:tcPr/>
+          <w:p>
+            <w:pPr>
+              <w:pStyle w:val="Compact"/>
+              <w:jc w:val="right"/>
+            </w:pPr>
+            <w:r>
+              <w:t xml:space="preserve">2.025,86</w:t>
+            </w:r>
+          </w:p>
+        </w:tc>
+        <w:tc>
+          <w:tcPr/>
+          <w:p>
+            <w:pPr>
+              <w:pStyle w:val="Compact"/>
+              <w:jc w:val="right"/>
+            </w:pPr>
+            <w:r>
+              <w:t xml:space="preserve">2,24%</w:t>
+            </w:r>
+          </w:p>
+        </w:tc>
+      </w:tr>
+      <w:tr>
+        <w:tc>
+          <w:tcPr/>
+          <w:p>
+            <w:pPr>
+              <w:pStyle w:val="Compact"/>
+            </w:pPr>
+            <w:r>
+              <w:t xml:space="preserve">ARIMA</w:t>
+            </w:r>
+          </w:p>
+        </w:tc>
+        <w:tc>
+          <w:tcPr/>
+          <w:p>
+            <w:pPr>
+              <w:pStyle w:val="Compact"/>
+              <w:jc w:val="right"/>
+            </w:pPr>
+            <w:r>
+              <w:t xml:space="preserve">2.119,63</w:t>
+            </w:r>
+          </w:p>
+        </w:tc>
+        <w:tc>
+          <w:tcPr/>
+          <w:p>
+            <w:pPr>
+              <w:pStyle w:val="Compact"/>
+              <w:jc w:val="right"/>
+            </w:pPr>
+            <w:r>
+              <w:t xml:space="preserve">2,38%</w:t>
+            </w:r>
+          </w:p>
+        </w:tc>
+      </w:tr>
+    </w:tbl>
+    <w:p>
+      <w:pPr>
+        <w:pStyle w:val="BodyText"/>
+      </w:pPr>
+      <w:r>
+        <w:rPr>
+          <w:b/>
+          <w:bCs/>
+        </w:rPr>
+        <w:t xml:space="preserve">Kết quả rolling-CV:</w:t>
+      </w:r>
+      <w:r>
+        <w:t xml:space="preserve"> </w:t>
+      </w:r>
+      <w:r>
+        <w:t xml:space="preserve">Naive dẫn đầu (mean RMSE 5.353,94); ETS Damped rất sát</w:t>
+      </w:r>
+      <w:r>
+        <w:t xml:space="preserve"> </w:t>
+      </w:r>
+      <w:r>
+        <w:t xml:space="preserve">(5.404,76). Tất cả fitted models còn residual autocorrelation.</w:t>
+      </w:r>
+    </w:p>
+    <w:p>
+      <w:pPr>
+        <w:pStyle w:val="BodyText"/>
+      </w:pPr>
+      <w:r>
+        <w:rPr>
+          <w:b/>
+          <w:bCs/>
+        </w:rPr>
+        <w:t xml:space="preserve">Kết luận:</w:t>
+      </w:r>
+      <w:r>
+        <w:t xml:space="preserve"> </w:t>
+      </w:r>
+      <w:r>
+        <w:t xml:space="preserve">Chưa có bằng chứng model phức tạp cải thiện Naive ổn định.</w:t>
+      </w:r>
+    </w:p>
+    <w:p>
+      <w:pPr>
+        <w:pStyle w:val="BodyText"/>
+      </w:pPr>
+      <w:r>
+        <w:rPr>
+          <w:b/>
+          <w:bCs/>
+        </w:rPr>
+        <w:t xml:space="preserve">Hình:</w:t>
+      </w:r>
+      <w:r>
+        <w:t xml:space="preserve"> </w:t>
+      </w:r>
+      <w:r>
+        <w:rPr>
+          <w:rStyle w:val="VerbatimChar"/>
+        </w:rPr>
+        <w:t xml:space="preserve">output/figures/ets_damped_forecast.png</w:t>
+      </w:r>
+      <w:r>
+        <w:t xml:space="preserve">.</w:t>
+      </w:r>
+    </w:p>
+    <w:p>
+      <w:pPr>
+        <w:pStyle w:val="BodyText"/>
+      </w:pPr>
+      <w:r>
+        <w:rPr>
+          <w:b/>
+          <w:bCs/>
+        </w:rPr>
+        <w:t xml:space="preserve">Người nói:</w:t>
+      </w:r>
+      <w:r>
+        <w:t xml:space="preserve"> </w:t>
+      </w:r>
+      <w:r>
+        <w:t xml:space="preserve">Nguyễn Đức Học.</w:t>
+      </w:r>
+    </w:p>
+    <w:p>
+      <w:pPr>
+        <w:pStyle w:val="BodyText"/>
+      </w:pPr>
+      <w:r>
+        <w:rPr>
+          <w:i/>
+          <w:iCs/>
+        </w:rPr>
+        <w:t xml:space="preserve">Câu chuyển sang Người 3:</w:t>
+      </w:r>
+      <w:r>
+        <w:t xml:space="preserve"> </w:t>
+      </w:r>
+      <w:r>
+        <w:t xml:space="preserve">“Forecast model tập trung vào conditional mean của giá.</w:t>
+      </w:r>
+      <w:r>
+        <w:t xml:space="preserve"> </w:t>
+      </w:r>
+      <w:r>
+        <w:t xml:space="preserve">Tuy nhiên squared returns cho thấy độ bất định cũng thay đổi theo thời gian, nên</w:t>
+      </w:r>
+      <w:r>
+        <w:t xml:space="preserve"> </w:t>
+      </w:r>
+      <w:r>
+        <w:t xml:space="preserve">nhóm tách riêng bài toán conditional variance bằng GARCH.”</w:t>
+      </w:r>
+    </w:p>
+    <w:p>
+      <w:r>
+        <w:pict>
+          <v:rect style="width:0;height:1.5pt" o:hralign="center" o:hrstd="t" o:hr="t"/>
+        </w:pict>
+      </w:r>
+    </w:p>
+    <w:p>
+      <w:pPr>
+        <w:pStyle w:val="FirstParagraph"/>
+      </w:pPr>
+      <w:r>
+        <w:rPr>
+          <w:i/>
+          <w:iCs/>
+        </w:rPr>
+        <w:t xml:space="preserve">Chuyển sang phần của Người 3 — Lê Đặng Hoàng Anh.</w:t>
+      </w:r>
+    </w:p>
+    <w:p>
+      <w:r>
+        <w:pict>
+          <v:rect style="width:0;height:1.5pt" o:hralign="center" o:hrstd="t" o:hr="t"/>
+        </w:pict>
+      </w:r>
+    </w:p>
+    <w:bookmarkEnd w:id="18"/>
+    <w:bookmarkStart w:id="19" w:name="Xf570152a6bd5a076c96c1b208a1b26e0c6eb34c"/>
+    <w:p>
+      <w:pPr>
+        <w:pStyle w:val="Heading2"/>
+      </w:pPr>
+      <w:r>
+        <w:rPr>
+          <w:rStyle w:val="SectionNumber"/>
+        </w:rPr>
+        <w:t xml:space="preserve">2.10</w:t>
+      </w:r>
+      <w:r>
+        <w:tab/>
+      </w:r>
+      <w:r>
+        <w:t xml:space="preserve">Slide 10 — Giới thiệu mô hình và thuật toán GARCH</w:t>
+      </w:r>
+      <w:r>
+        <w:t xml:space="preserve"> </w:t>
+      </w:r>
+      <w:r>
+        <w:rPr>
+          <w:i/>
+          <w:iCs/>
+        </w:rPr>
+        <w:t xml:space="preserve">(Rubric: Giới thiệu mô hình, thuật toán)</w:t>
+      </w:r>
+    </w:p>
+    <w:p>
+      <w:pPr>
+        <w:pStyle w:val="FirstParagraph"/>
+      </w:pPr>
+      <w:r>
+        <w:rPr>
+          <w:b/>
+          <w:bCs/>
+        </w:rPr>
+        <w:t xml:space="preserve">Nội dung trên slide:</w:t>
+      </w:r>
+    </w:p>
+    <w:p>
+      <w:pPr>
+        <w:pStyle w:val="Compact"/>
+        <w:numPr>
+          <w:ilvl w:val="0"/>
+          <w:numId w:val="1016"/>
+        </w:numPr>
+      </w:pPr>
+      <w:r>
+        <w:t xml:space="preserve">ARCH-LM trước fit: p ≈ 1,09 × 10⁻³⁸ → bác bỏ H₀ → có ARCH effect mạnh.</w:t>
+      </w:r>
+    </w:p>
+    <w:tbl>
+      <w:tblPr>
+        <w:tblStyle w:val="Table"/>
+        <w:tblW w:type="auto" w:w="0"/>
+        <w:tblLook w:firstRow="1" w:lastRow="0" w:firstColumn="0" w:lastColumn="0" w:noHBand="0" w:noVBand="0" w:val="0020"/>
+      </w:tblPr>
+      <w:tblGrid>
+        <w:gridCol w:w="2640"/>
+        <w:gridCol w:w="2640"/>
+        <w:gridCol w:w="2640"/>
+      </w:tblGrid>
+      <w:tr>
+        <w:trPr>
+          <w:tblHeader w:val="on"/>
+        </w:trPr>
+        <w:tc>
+          <w:tcPr/>
+          <w:p>
+            <w:pPr>
+              <w:pStyle w:val="Compact"/>
+            </w:pPr>
+            <w:r>
+              <w:t xml:space="preserve">Mô hình</w:t>
+            </w:r>
+          </w:p>
+        </w:tc>
+        <w:tc>
+          <w:tcPr/>
+          <w:p>
+            <w:pPr>
+              <w:pStyle w:val="Compact"/>
+            </w:pPr>
+            <w:r>
+              <w:t xml:space="preserve">Distribution</w:t>
+            </w:r>
+          </w:p>
+        </w:tc>
+        <w:tc>
+          <w:tcPr/>
+          <w:p>
+            <w:pPr>
+              <w:pStyle w:val="Compact"/>
+            </w:pPr>
+            <w:r>
+              <w:t xml:space="preserve">Ý tưởng chính</w:t>
+            </w:r>
+          </w:p>
+        </w:tc>
+      </w:tr>
+      <w:tr>
+        <w:tc>
+          <w:tcPr/>
+          <w:p>
+            <w:pPr>
+              <w:pStyle w:val="Compact"/>
+            </w:pPr>
+            <w:r>
+              <w:t xml:space="preserve">sGARCH(1,1)</w:t>
+            </w:r>
+          </w:p>
+        </w:tc>
+        <w:tc>
+          <w:tcPr/>
+          <w:p>
+            <w:pPr>
+              <w:pStyle w:val="Compact"/>
+            </w:pPr>
+            <w:r>
+              <w:t xml:space="preserve">Normal</w:t>
+            </w:r>
+          </w:p>
+        </w:tc>
+        <w:tc>
+          <w:tcPr/>
+          <w:p>
+            <w:pPr>
+              <w:pStyle w:val="Compact"/>
+            </w:pPr>
+            <w:r>
+              <w:t xml:space="preserve">Baseline đối xứng</w:t>
+            </w:r>
+          </w:p>
+        </w:tc>
+      </w:tr>
+      <w:tr>
+        <w:tc>
+          <w:tcPr/>
+          <w:p>
+            <w:pPr>
+              <w:pStyle w:val="Compact"/>
+            </w:pPr>
+            <w:r>
+              <w:t xml:space="preserve">sGARCH(1,1)</w:t>
+            </w:r>
+          </w:p>
+        </w:tc>
+        <w:tc>
+          <w:tcPr/>
+          <w:p>
+            <w:pPr>
+              <w:pStyle w:val="Compact"/>
+            </w:pPr>
+            <w:r>
+              <w:t xml:space="preserve">Student-t</w:t>
+            </w:r>
+          </w:p>
+        </w:tc>
+        <w:tc>
+          <w:tcPr/>
+          <w:p>
+            <w:pPr>
+              <w:pStyle w:val="Compact"/>
+            </w:pPr>
+            <w:r>
+              <w:t xml:space="preserve">Xử lý heavy tails</w:t>
+            </w:r>
+          </w:p>
+        </w:tc>
+      </w:tr>
+      <w:tr>
+        <w:tc>
+          <w:tcPr/>
+          <w:p>
+            <w:pPr>
+              <w:pStyle w:val="Compact"/>
+            </w:pPr>
+            <w:r>
+              <w:t xml:space="preserve">eGARCH(1,1)</w:t>
+            </w:r>
+          </w:p>
+        </w:tc>
+        <w:tc>
+          <w:tcPr/>
+          <w:p>
+            <w:pPr>
+              <w:pStyle w:val="Compact"/>
+            </w:pPr>
+            <w:r>
+              <w:t xml:space="preserve">Student-t</w:t>
+            </w:r>
+          </w:p>
+        </w:tc>
+        <w:tc>
+          <w:tcPr/>
+          <w:p>
+            <w:pPr>
+              <w:pStyle w:val="Compact"/>
+            </w:pPr>
+            <w:r>
+              <w:t xml:space="preserve">Log variance + bất đối xứng</w:t>
+            </w:r>
+          </w:p>
+        </w:tc>
+      </w:tr>
+      <w:tr>
+        <w:tc>
+          <w:tcPr/>
+          <w:p>
+            <w:pPr>
+              <w:pStyle w:val="Compact"/>
+            </w:pPr>
+            <w:r>
+              <w:t xml:space="preserve">GJR-GARCH(1,1)</w:t>
+            </w:r>
+          </w:p>
+        </w:tc>
+        <w:tc>
+          <w:tcPr/>
+          <w:p>
+            <w:pPr>
+              <w:pStyle w:val="Compact"/>
+            </w:pPr>
+            <w:r>
+              <w:t xml:space="preserve">Student-t</w:t>
+            </w:r>
+          </w:p>
+        </w:tc>
+        <w:tc>
+          <w:tcPr/>
+          <w:p>
+            <w:pPr>
+              <w:pStyle w:val="Compact"/>
+            </w:pPr>
+            <w:r>
+              <w:t xml:space="preserve">Indicator cho shock âm</w:t>
+            </w:r>
+          </w:p>
+        </w:tc>
+      </w:tr>
+    </w:tbl>
+    <w:p>
+      <w:pPr>
+        <w:pStyle w:val="Compact"/>
+        <w:numPr>
+          <w:ilvl w:val="0"/>
+          <w:numId w:val="1017"/>
+        </w:numPr>
+      </w:pPr>
+      <w:r>
+        <w:t xml:space="preserve">Cả 4 model dùng cùng 2.786 returns, mean equation ARMA(0,0).</w:t>
+      </w:r>
+    </w:p>
+    <w:p>
+      <w:pPr>
+        <w:pStyle w:val="Compact"/>
+        <w:numPr>
+          <w:ilvl w:val="0"/>
+          <w:numId w:val="1017"/>
+        </w:numPr>
+      </w:pPr>
+      <w:r>
+        <w:t xml:space="preserve">Phương trình sGARCH: σ²ₜ = ω + α·ε²ₜ₋₁ + β·σ²ₜ₋₁</w:t>
+      </w:r>
+    </w:p>
+    <w:p>
+      <w:pPr>
+        <w:pStyle w:val="FirstParagraph"/>
+      </w:pPr>
+      <w:r>
+        <w:rPr>
+          <w:b/>
+          <w:bCs/>
+        </w:rPr>
+        <w:t xml:space="preserve">Người nói:</w:t>
+      </w:r>
+      <w:r>
+        <w:t xml:space="preserve"> </w:t>
+      </w:r>
+      <w:r>
+        <w:t xml:space="preserve">Lê Đặng Hoàng Anh.</w:t>
+      </w:r>
+    </w:p>
+    <w:bookmarkEnd w:id="19"/>
+    <w:bookmarkStart w:id="20" w:name="X2d930d48cc12ab46f0b1ec890e9b6f73bbea8b6"/>
+    <w:p>
+      <w:pPr>
+        <w:pStyle w:val="Heading2"/>
+      </w:pPr>
+      <w:r>
+        <w:rPr>
+          <w:rStyle w:val="SectionNumber"/>
+        </w:rPr>
+        <w:t xml:space="preserve">2.11</w:t>
+      </w:r>
+      <w:r>
+        <w:tab/>
+      </w:r>
+      <w:r>
+        <w:t xml:space="preserve">Slide 11 — Đánh giá hiệu suất mô hình GARCH</w:t>
+      </w:r>
+      <w:r>
+        <w:t xml:space="preserve"> </w:t>
+      </w:r>
+      <w:r>
+        <w:rPr>
+          <w:i/>
+          <w:iCs/>
+        </w:rPr>
+        <w:t xml:space="preserve">(Rubric: Đánh giá hiệu suất mô hình)</w:t>
+      </w:r>
+    </w:p>
+    <w:p>
+      <w:pPr>
+        <w:pStyle w:val="FirstParagraph"/>
+      </w:pPr>
+      <w:r>
+        <w:rPr>
+          <w:b/>
+          <w:bCs/>
+        </w:rPr>
+        <w:t xml:space="preserve">Bảng nguồn:</w:t>
+      </w:r>
+      <w:r>
+        <w:t xml:space="preserve"> </w:t>
+      </w:r>
+      <w:r>
+        <w:rPr>
+          <w:rStyle w:val="VerbatimChar"/>
+        </w:rPr>
+        <w:t xml:space="preserve">output/tables/volatility_model_comparison.csv</w:t>
+      </w:r>
+      <w:r>
+        <w:t xml:space="preserve">.</w:t>
+      </w:r>
+    </w:p>
+    <w:tbl>
+      <w:tblPr>
+        <w:tblStyle w:val="Table"/>
+        <w:tblW w:type="auto" w:w="0"/>
+        <w:tblLook w:firstRow="1" w:lastRow="0" w:firstColumn="0" w:lastColumn="0" w:noHBand="0" w:noVBand="0" w:val="0020"/>
+      </w:tblPr>
+      <w:tblGrid>
+        <w:gridCol w:w="1584"/>
+        <w:gridCol w:w="1584"/>
+        <w:gridCol w:w="1584"/>
+        <w:gridCol w:w="1584"/>
+        <w:gridCol w:w="1584"/>
+      </w:tblGrid>
+      <w:tr>
+        <w:trPr>
+          <w:tblHeader w:val="on"/>
+        </w:trPr>
+        <w:tc>
+          <w:tcPr/>
+          <w:p>
+            <w:pPr>
+              <w:pStyle w:val="Compact"/>
+            </w:pPr>
+            <w:r>
+              <w:t xml:space="preserve">Model</w:t>
+            </w:r>
+          </w:p>
+        </w:tc>
+        <w:tc>
+          <w:tcPr/>
+          <w:p>
+            <w:pPr>
+              <w:pStyle w:val="Compact"/>
+              <w:jc w:val="right"/>
+            </w:pPr>
+            <w:r>
+              <w:t xml:space="preserve">AIC</w:t>
+            </w:r>
+          </w:p>
+        </w:tc>
+        <w:tc>
+          <w:tcPr/>
+          <w:p>
+            <w:pPr>
+              <w:pStyle w:val="Compact"/>
+              <w:jc w:val="right"/>
+            </w:pPr>
+            <w:r>
+              <w:t xml:space="preserve">Persistence</w:t>
+            </w:r>
+          </w:p>
+        </w:tc>
+        <w:tc>
+          <w:tcPr/>
+          <w:p>
+            <w:pPr>
+              <w:pStyle w:val="Compact"/>
+            </w:pPr>
+            <w:r>
+              <w:t xml:space="preserve">Core diag.</w:t>
+            </w:r>
+          </w:p>
+        </w:tc>
+        <w:tc>
+          <w:tcPr/>
+          <w:p>
+            <w:pPr>
+              <w:pStyle w:val="Compact"/>
+            </w:pPr>
+            <w:r>
+              <w:t xml:space="preserve">Nyblom stable?</w:t>
+            </w:r>
+          </w:p>
+        </w:tc>
+      </w:tr>
+      <w:tr>
+        <w:tc>
+          <w:tcPr/>
+          <w:p>
+            <w:pPr>
+              <w:pStyle w:val="Compact"/>
+            </w:pPr>
+            <w:r>
+              <w:t xml:space="preserve">GJR-GARCH-t</w:t>
+            </w:r>
+          </w:p>
+        </w:tc>
+        <w:tc>
+          <w:tcPr/>
+          <w:p>
+            <w:pPr>
+              <w:pStyle w:val="Compact"/>
+              <w:jc w:val="right"/>
+            </w:pPr>
+            <w:r>
+              <w:rPr>
+                <w:b/>
+                <w:bCs/>
+              </w:rPr>
+              <w:t xml:space="preserve">−5,6344</w:t>
+            </w:r>
+          </w:p>
+        </w:tc>
+        <w:tc>
+          <w:tcPr/>
+          <w:p>
+            <w:pPr>
+              <w:pStyle w:val="Compact"/>
+              <w:jc w:val="right"/>
+            </w:pPr>
+            <w:r>
+              <w:t xml:space="preserve">0,9857</w:t>
+            </w:r>
+          </w:p>
+        </w:tc>
+        <w:tc>
+          <w:tcPr/>
+          <w:p>
+            <w:pPr>
+              <w:pStyle w:val="Compact"/>
+            </w:pPr>
+            <w:r>
+              <w:t xml:space="preserve">Đạt</w:t>
+            </w:r>
+          </w:p>
+        </w:tc>
+        <w:tc>
+          <w:tcPr/>
+          <w:p>
+            <w:pPr>
+              <w:pStyle w:val="Compact"/>
+            </w:pPr>
+            <w:r>
+              <w:t xml:space="preserve">❌ Không</w:t>
+            </w:r>
+          </w:p>
+        </w:tc>
+      </w:tr>
+      <w:tr>
+        <w:tc>
+          <w:tcPr/>
+          <w:p>
+            <w:pPr>
+              <w:pStyle w:val="Compact"/>
+            </w:pPr>
+            <w:r>
+              <w:t xml:space="preserve">eGARCH-t</w:t>
+            </w:r>
+          </w:p>
+        </w:tc>
+        <w:tc>
+          <w:tcPr/>
+          <w:p>
+            <w:pPr>
+              <w:pStyle w:val="Compact"/>
+              <w:jc w:val="right"/>
+            </w:pPr>
+            <w:r>
+              <w:t xml:space="preserve">−5,6331</w:t>
+            </w:r>
+          </w:p>
+        </w:tc>
+        <w:tc>
+          <w:tcPr/>
+          <w:p>
+            <w:pPr>
+              <w:pStyle w:val="Compact"/>
+              <w:jc w:val="right"/>
+            </w:pPr>
+            <w:r>
+              <w:t xml:space="preserve">0,9627</w:t>
+            </w:r>
+          </w:p>
+        </w:tc>
+        <w:tc>
+          <w:tcPr/>
+          <w:p>
+            <w:pPr>
+              <w:pStyle w:val="Compact"/>
+            </w:pPr>
+            <w:r>
+              <w:t xml:space="preserve">Đạt</w:t>
+            </w:r>
+          </w:p>
+        </w:tc>
+        <w:tc>
+          <w:tcPr/>
+          <w:p>
+            <w:pPr>
+              <w:pStyle w:val="Compact"/>
+            </w:pPr>
+            <w:r>
+              <w:t xml:space="preserve">✅ Có</w:t>
+            </w:r>
+          </w:p>
+        </w:tc>
+      </w:tr>
+      <w:tr>
+        <w:tc>
+          <w:tcPr/>
+          <w:p>
+            <w:pPr>
+              <w:pStyle w:val="Compact"/>
+            </w:pPr>
+            <w:r>
+              <w:t xml:space="preserve">sGARCH-t</w:t>
+            </w:r>
+          </w:p>
+        </w:tc>
+        <w:tc>
+          <w:tcPr/>
+          <w:p>
+            <w:pPr>
+              <w:pStyle w:val="Compact"/>
+              <w:jc w:val="right"/>
+            </w:pPr>
+            <w:r>
+              <w:t xml:space="preserve">−5,6317</w:t>
+            </w:r>
+          </w:p>
+        </w:tc>
+        <w:tc>
+          <w:tcPr/>
+          <w:p>
+            <w:pPr>
+              <w:pStyle w:val="Compact"/>
+              <w:jc w:val="right"/>
+            </w:pPr>
+            <w:r>
+              <w:t xml:space="preserve">0,9891</w:t>
+            </w:r>
+          </w:p>
+        </w:tc>
+        <w:tc>
+          <w:tcPr/>
+          <w:p>
+            <w:pPr>
+              <w:pStyle w:val="Compact"/>
+            </w:pPr>
+            <w:r>
+              <w:t xml:space="preserve">Đạt</w:t>
+            </w:r>
+          </w:p>
+        </w:tc>
+        <w:tc>
+          <w:tcPr/>
+          <w:p>
+            <w:pPr>
+              <w:pStyle w:val="Compact"/>
+            </w:pPr>
+            <w:r>
+              <w:t xml:space="preserve">❌ Không</w:t>
+            </w:r>
+          </w:p>
+        </w:tc>
+      </w:tr>
+      <w:tr>
+        <w:tc>
+          <w:tcPr/>
+          <w:p>
+            <w:pPr>
+              <w:pStyle w:val="Compact"/>
+            </w:pPr>
+            <w:r>
+              <w:t xml:space="preserve">sGARCH-N</w:t>
+            </w:r>
+          </w:p>
+        </w:tc>
+        <w:tc>
+          <w:tcPr/>
+          <w:p>
+            <w:pPr>
+              <w:pStyle w:val="Compact"/>
+              <w:jc w:val="right"/>
+            </w:pPr>
+            <w:r>
+              <w:t xml:space="preserve">−5,5073</w:t>
+            </w:r>
+          </w:p>
+        </w:tc>
+        <w:tc>
+          <w:tcPr/>
+          <w:p>
+            <w:pPr>
+              <w:pStyle w:val="Compact"/>
+              <w:jc w:val="right"/>
+            </w:pPr>
+            <w:r>
+              <w:t xml:space="preserve">0,9645</w:t>
+            </w:r>
+          </w:p>
+        </w:tc>
+        <w:tc>
+          <w:tcPr/>
+          <w:p>
+            <w:pPr>
+              <w:pStyle w:val="Compact"/>
+            </w:pPr>
+            <w:r>
+              <w:t xml:space="preserve">Đạt</w:t>
+            </w:r>
+          </w:p>
+        </w:tc>
+        <w:tc>
+          <w:tcPr/>
+          <w:p>
+            <w:pPr>
+              <w:pStyle w:val="Compact"/>
+            </w:pPr>
+            <w:r>
+              <w:t xml:space="preserve">❌ Không</w:t>
+            </w:r>
+          </w:p>
+        </w:tc>
+      </w:tr>
+    </w:tbl>
+    <w:p>
+      <w:pPr>
+        <w:pStyle w:val="BodyText"/>
+      </w:pPr>
+      <w:r>
+        <w:rPr>
+          <w:b/>
+          <w:bCs/>
+        </w:rPr>
+        <w:t xml:space="preserve">Lựa chọn:</w:t>
+      </w:r>
+      <w:r>
+        <w:t xml:space="preserve"> </w:t>
+      </w:r>
+      <w:r>
+        <w:t xml:space="preserve">eGARCH-Student-t là</w:t>
+      </w:r>
+      <w:r>
+        <w:t xml:space="preserve"> </w:t>
+      </w:r>
+      <w:r>
+        <w:rPr>
+          <w:b/>
+          <w:bCs/>
+        </w:rPr>
+        <w:t xml:space="preserve">ứng viên cân bằng</w:t>
+      </w:r>
+      <w:r>
+        <w:t xml:space="preserve"> </w:t>
+      </w:r>
+      <w:r>
+        <w:t xml:space="preserve">vì:</w:t>
+      </w:r>
+    </w:p>
+    <w:p>
+      <w:pPr>
+        <w:pStyle w:val="Compact"/>
+        <w:numPr>
+          <w:ilvl w:val="0"/>
+          <w:numId w:val="1018"/>
+        </w:numPr>
+      </w:pPr>
+      <w:r>
+        <w:t xml:space="preserve">AIC chỉ kém GJR khoảng 0,00137.</w:t>
+      </w:r>
+    </w:p>
+    <w:p>
+      <w:pPr>
+        <w:pStyle w:val="Compact"/>
+        <w:numPr>
+          <w:ilvl w:val="0"/>
+          <w:numId w:val="1018"/>
+        </w:numPr>
+      </w:pPr>
+      <w:r>
+        <w:t xml:space="preserve">Core residual diagnostics đạt + Nyblom stability đạt.</w:t>
+      </w:r>
+    </w:p>
+    <w:p>
+      <w:pPr>
+        <w:pStyle w:val="Compact"/>
+        <w:numPr>
+          <w:ilvl w:val="0"/>
+          <w:numId w:val="1018"/>
+        </w:numPr>
+      </w:pPr>
+      <w:r>
+        <w:t xml:space="preserve">Tuy nhiên Pearson GOF bác bỏ distribution fit → đây là hạn chế.</w:t>
+      </w:r>
+    </w:p>
+    <w:p>
+      <w:pPr>
+        <w:pStyle w:val="FirstParagraph"/>
+      </w:pPr>
+      <w:r>
+        <w:rPr>
+          <w:b/>
+          <w:bCs/>
+        </w:rPr>
+        <w:t xml:space="preserve">Hình:</w:t>
+      </w:r>
+      <w:r>
+        <w:t xml:space="preserve"> </w:t>
+      </w:r>
+      <w:r>
+        <w:rPr>
+          <w:rStyle w:val="VerbatimChar"/>
+        </w:rPr>
+        <w:t xml:space="preserve">output/figures/garch_model_comparison.png</w:t>
+      </w:r>
+      <w:r>
+        <w:t xml:space="preserve">.</w:t>
+      </w:r>
+    </w:p>
+    <w:p>
+      <w:pPr>
+        <w:pStyle w:val="BodyText"/>
+      </w:pPr>
+      <w:r>
+        <w:rPr>
+          <w:b/>
+          <w:bCs/>
+        </w:rPr>
+        <w:t xml:space="preserve">Người nói:</w:t>
+      </w:r>
+      <w:r>
+        <w:t xml:space="preserve"> </w:t>
+      </w:r>
+      <w:r>
+        <w:t xml:space="preserve">Lê Đặng Hoàng Anh.</w:t>
+      </w:r>
+    </w:p>
+    <w:bookmarkEnd w:id="20"/>
+    <w:bookmarkStart w:id="21" w:name="slide-12-hạn-chế-và-hướng-phát-triển"/>
+    <w:p>
+      <w:pPr>
+        <w:pStyle w:val="Heading2"/>
+      </w:pPr>
+      <w:r>
+        <w:rPr>
+          <w:rStyle w:val="SectionNumber"/>
+        </w:rPr>
+        <w:t xml:space="preserve">2.12</w:t>
+      </w:r>
+      <w:r>
+        <w:tab/>
+      </w:r>
+      <w:r>
+        <w:t xml:space="preserve">Slide 12 — Hạn chế và hướng phát triển</w:t>
+      </w:r>
+    </w:p>
+    <w:p>
+      <w:pPr>
+        <w:pStyle w:val="FirstParagraph"/>
+      </w:pPr>
+      <w:r>
+        <w:rPr>
+          <w:b/>
+          <w:bCs/>
+        </w:rPr>
+        <w:t xml:space="preserve">Nội dung trên slide:</w:t>
+      </w:r>
+    </w:p>
+    <w:p>
+      <w:pPr>
+        <w:pStyle w:val="Compact"/>
+        <w:numPr>
+          <w:ilvl w:val="0"/>
+          <w:numId w:val="1019"/>
+        </w:numPr>
+      </w:pPr>
+      <w:r>
+        <w:t xml:space="preserve">Holdout ngắn (30 phiên); holdout và rolling-CV chưa đồng nhất.</w:t>
+      </w:r>
+    </w:p>
+    <w:p>
+      <w:pPr>
+        <w:pStyle w:val="Compact"/>
+        <w:numPr>
+          <w:ilvl w:val="0"/>
+          <w:numId w:val="1019"/>
+        </w:numPr>
+      </w:pPr>
+      <w:r>
+        <w:t xml:space="preserve">ARIMAX/SARIMA chưa có CV cùng coverage để so sánh công bằng.</w:t>
+      </w:r>
+    </w:p>
+    <w:p>
+      <w:pPr>
+        <w:pStyle w:val="Compact"/>
+        <w:numPr>
+          <w:ilvl w:val="0"/>
+          <w:numId w:val="1019"/>
+        </w:numPr>
+      </w:pPr>
+      <w:r>
+        <w:t xml:space="preserve">3/4 GARCH không đạt Nyblom joint stability; Pearson GOF bác bỏ ở cả 4.</w:t>
+      </w:r>
+    </w:p>
+    <w:p>
+      <w:pPr>
+        <w:pStyle w:val="Compact"/>
+        <w:numPr>
+          <w:ilvl w:val="0"/>
+          <w:numId w:val="1019"/>
+        </w:numPr>
+      </w:pPr>
+      <w:r>
+        <w:t xml:space="preserve">Chưa đánh giá volatility forecast ngoài mẫu (VaR backtest).</w:t>
+      </w:r>
+    </w:p>
+    <w:p>
+      <w:pPr>
+        <w:pStyle w:val="Compact"/>
+        <w:numPr>
+          <w:ilvl w:val="0"/>
+          <w:numId w:val="1019"/>
+        </w:numPr>
+      </w:pPr>
+      <w:r>
+        <w:rPr>
+          <w:b/>
+          <w:bCs/>
+        </w:rPr>
+        <w:t xml:space="preserve">Kết quả phục vụ học thuật, không phải khuyến nghị đầu tư.</w:t>
+      </w:r>
+    </w:p>
+    <w:p>
+      <w:pPr>
+        <w:pStyle w:val="FirstParagraph"/>
+      </w:pPr>
+      <w:r>
+        <w:rPr>
+          <w:b/>
+          <w:bCs/>
+        </w:rPr>
+        <w:t xml:space="preserve">Hướng phát triển:</w:t>
+      </w:r>
+      <w:r>
+        <w:t xml:space="preserve"> </w:t>
+      </w:r>
+      <w:r>
+        <w:t xml:space="preserve">Rolling CV cho tất cả models, VaR backtest, thử skewed-t/GED.</w:t>
+      </w:r>
+    </w:p>
+    <w:p>
+      <w:pPr>
+        <w:pStyle w:val="BodyText"/>
+      </w:pPr>
+      <w:r>
+        <w:rPr>
+          <w:b/>
+          <w:bCs/>
+        </w:rPr>
+        <w:t xml:space="preserve">Người nói:</w:t>
+      </w:r>
+      <w:r>
+        <w:t xml:space="preserve"> </w:t>
+      </w:r>
+      <w:r>
+        <w:t xml:space="preserve">Lê Đặng Hoàng Anh.</w:t>
+      </w:r>
+    </w:p>
+    <w:bookmarkEnd w:id="21"/>
+    <w:bookmarkStart w:id="22" w:name="slide-13-kết-luận"/>
+    <w:p>
+      <w:pPr>
+        <w:pStyle w:val="Heading2"/>
+      </w:pPr>
+      <w:r>
+        <w:rPr>
+          <w:rStyle w:val="SectionNumber"/>
+        </w:rPr>
+        <w:t xml:space="preserve">2.13</w:t>
+      </w:r>
+      <w:r>
+        <w:tab/>
+      </w:r>
+      <w:r>
+        <w:t xml:space="preserve">Slide 13 — Kết luận</w:t>
+      </w:r>
+    </w:p>
+    <w:p>
+      <w:pPr>
+        <w:pStyle w:val="FirstParagraph"/>
+      </w:pPr>
+      <w:r>
+        <w:rPr>
+          <w:b/>
+          <w:bCs/>
+        </w:rPr>
+        <w:t xml:space="preserve">Nội dung trên slide:</w:t>
+      </w:r>
+    </w:p>
+    <w:p>
+      <w:pPr>
+        <w:pStyle w:val="Compact"/>
+        <w:numPr>
+          <w:ilvl w:val="0"/>
+          <w:numId w:val="1020"/>
+        </w:numPr>
+      </w:pPr>
+      <w:r>
+        <w:t xml:space="preserve">Giá không dừng; log return dừng và có ARCH effect.</w:t>
+      </w:r>
+    </w:p>
+    <w:p>
+      <w:pPr>
+        <w:pStyle w:val="Compact"/>
+        <w:numPr>
+          <w:ilvl w:val="0"/>
+          <w:numId w:val="1020"/>
+        </w:numPr>
+      </w:pPr>
+      <w:r>
+        <w:t xml:space="preserve">ETS Damped dẫn holdout rất sát Naive; Naive dẫn rolling-CV.</w:t>
+      </w:r>
+    </w:p>
+    <w:p>
+      <w:pPr>
+        <w:pStyle w:val="Compact"/>
+        <w:numPr>
+          <w:ilvl w:val="0"/>
+          <w:numId w:val="1020"/>
+        </w:numPr>
+      </w:pPr>
+      <w:r>
+        <w:t xml:space="preserve">Chưa có model phức tạp cải thiện benchmark một cách ổn định.</w:t>
+      </w:r>
+    </w:p>
+    <w:p>
+      <w:pPr>
+        <w:pStyle w:val="Compact"/>
+        <w:numPr>
+          <w:ilvl w:val="0"/>
+          <w:numId w:val="1020"/>
+        </w:numPr>
+      </w:pPr>
+      <w:r>
+        <w:t xml:space="preserve">Student-t cải thiện fit rõ rệt so với Normal.</w:t>
+      </w:r>
+    </w:p>
+    <w:p>
+      <w:pPr>
+        <w:pStyle w:val="Compact"/>
+        <w:numPr>
+          <w:ilvl w:val="0"/>
+          <w:numId w:val="1020"/>
+        </w:numPr>
+      </w:pPr>
+      <w:r>
+        <w:t xml:space="preserve">eGARCH-Student-t cân bằng tốt nhất giữa fit, diagnostics và stability.</w:t>
+      </w:r>
+    </w:p>
+    <w:p>
+      <w:pPr>
+        <w:pStyle w:val="Compact"/>
+        <w:numPr>
+          <w:ilvl w:val="0"/>
+          <w:numId w:val="1020"/>
+        </w:numPr>
+      </w:pPr>
+      <w:r>
+        <w:t xml:space="preserve">Pipeline R tái lập được toàn bộ: dữ liệu → bảng → hình → báo cáo Word.</w:t>
+      </w:r>
+    </w:p>
+    <w:p>
+      <w:pPr>
+        <w:pStyle w:val="FirstParagraph"/>
+      </w:pPr>
+      <w:r>
+        <w:rPr>
+          <w:b/>
+          <w:bCs/>
+        </w:rPr>
+        <w:t xml:space="preserve">Người nói:</w:t>
+      </w:r>
+      <w:r>
+        <w:t xml:space="preserve"> </w:t>
+      </w:r>
+      <w:r>
+        <w:t xml:space="preserve">Lê Đặng Hoàng Anh.</w:t>
+      </w:r>
+    </w:p>
+    <w:bookmarkEnd w:id="22"/>
+    <w:bookmarkStart w:id="23" w:name="Xb90a0a9d761cb5c73f4c166f72a63ee5a4af887"/>
+    <w:p>
+      <w:pPr>
+        <w:pStyle w:val="Heading2"/>
+      </w:pPr>
+      <w:r>
+        <w:rPr>
+          <w:rStyle w:val="SectionNumber"/>
+        </w:rPr>
+        <w:t xml:space="preserve">2.14</w:t>
+      </w:r>
+      <w:r>
+        <w:tab/>
+      </w:r>
+      <w:r>
+        <w:t xml:space="preserve">Slide 14 — Bảng phân công công việc</w:t>
+      </w:r>
+      <w:r>
+        <w:t xml:space="preserve"> </w:t>
+      </w:r>
+      <w:r>
+        <w:rPr>
+          <w:i/>
+          <w:iCs/>
+        </w:rPr>
+        <w:t xml:space="preserve">(Rubric: Phải in bảng phân công)</w:t>
+      </w:r>
+    </w:p>
+    <w:p>
+      <w:pPr>
+        <w:pStyle w:val="BlockText"/>
+      </w:pPr>
+      <w:r>
+        <w:rPr>
+          <w:b/>
+          <w:bCs/>
+        </w:rPr>
+        <w:t xml:space="preserve">LƯU Ý:</w:t>
+      </w:r>
+      <w:r>
+        <w:t xml:space="preserve"> </w:t>
+      </w:r>
+      <w:r>
+        <w:t xml:space="preserve">Bảng này</w:t>
+      </w:r>
+      <w:r>
+        <w:t xml:space="preserve"> </w:t>
+      </w:r>
+      <w:r>
+        <w:rPr>
+          <w:b/>
+          <w:bCs/>
+        </w:rPr>
+        <w:t xml:space="preserve">phải in ra giấy</w:t>
+      </w:r>
+      <w:r>
+        <w:t xml:space="preserve"> </w:t>
+      </w:r>
+      <w:r>
+        <w:t xml:space="preserve">để nộp kèm bài báo cáo theo yêu cầu</w:t>
+      </w:r>
+      <w:r>
+        <w:t xml:space="preserve"> </w:t>
+      </w:r>
+      <w:r>
+        <w:t xml:space="preserve">rubric. Đồng thời chiếu trên slide khi kết thúc phần trình bày.</w:t>
+      </w:r>
+    </w:p>
+    <w:tbl>
+      <w:tblPr>
+        <w:tblStyle w:val="Table"/>
+        <w:tblW w:type="pct" w:w="5000"/>
+        <w:tblLayout w:type="fixed"/>
+        <w:tblLook w:firstRow="1" w:lastRow="0" w:firstColumn="0" w:lastColumn="0" w:noHBand="0" w:noVBand="0" w:val="0020"/>
+      </w:tblPr>
+      <w:tblGrid>
+        <w:gridCol w:w="1188"/>
+        <w:gridCol w:w="1188"/>
+        <w:gridCol w:w="1584"/>
+        <w:gridCol w:w="1188"/>
+        <w:gridCol w:w="1188"/>
+        <w:gridCol w:w="1584"/>
+      </w:tblGrid>
+      <w:tr>
+        <w:trPr>
+          <w:tblHeader w:val="on"/>
+        </w:trPr>
+        <w:tc>
+          <w:tcPr/>
+          <w:p>
+            <w:pPr>
+              <w:pStyle w:val="Compact"/>
+            </w:pPr>
+            <w:r>
+              <w:t xml:space="preserve">Thành viên</w:t>
+            </w:r>
+          </w:p>
+        </w:tc>
+        <w:tc>
+          <w:tcPr/>
+          <w:p>
+            <w:pPr>
+              <w:pStyle w:val="Compact"/>
+            </w:pPr>
+            <w:r>
+              <w:t xml:space="preserve">MSSV</w:t>
+            </w:r>
+          </w:p>
+        </w:tc>
+        <w:tc>
+          <w:tcPr/>
+          <w:p>
+            <w:pPr>
+              <w:pStyle w:val="Compact"/>
+              <w:jc w:val="right"/>
+            </w:pPr>
+            <w:r>
+              <w:t xml:space="preserve">Tỷ lệ</w:t>
+            </w:r>
+          </w:p>
+        </w:tc>
+        <w:tc>
+          <w:tcPr/>
+          <w:p>
+            <w:pPr>
+              <w:pStyle w:val="Compact"/>
+            </w:pPr>
+            <w:r>
+              <w:t xml:space="preserve">Phân công công việc chi tiết</w:t>
+            </w:r>
+          </w:p>
+        </w:tc>
+        <w:tc>
+          <w:tcPr/>
+          <w:p>
+            <w:pPr>
+              <w:pStyle w:val="Compact"/>
+            </w:pPr>
+            <w:r>
+              <w:t xml:space="preserve">Thời gian thực hiện</w:t>
+            </w:r>
+          </w:p>
+        </w:tc>
+        <w:tc>
+          <w:tcPr/>
+          <w:p>
+            <w:pPr>
+              <w:pStyle w:val="Compact"/>
+              <w:jc w:val="right"/>
+            </w:pPr>
+            <w:r>
+              <w:t xml:space="preserve">Mức độ hoàn thành</w:t>
+            </w:r>
+          </w:p>
+        </w:tc>
+      </w:tr>
+      <w:tr>
+        <w:tc>
+          <w:tcPr/>
+          <w:p>
+            <w:pPr>
+              <w:pStyle w:val="Compact"/>
+            </w:pPr>
+            <w:r>
+              <w:t xml:space="preserve">Trần Thiên Lực</w:t>
+            </w:r>
+          </w:p>
+        </w:tc>
+        <w:tc>
+          <w:tcPr/>
+          <w:p>
+            <w:pPr>
+              <w:pStyle w:val="Compact"/>
+            </w:pPr>
+            <w:r>
+              <w:t xml:space="preserve">24133037</w:t>
+            </w:r>
+          </w:p>
+        </w:tc>
+        <w:tc>
+          <w:tcPr/>
+          <w:p>
+            <w:pPr>
+              <w:pStyle w:val="Compact"/>
+              <w:jc w:val="right"/>
+            </w:pPr>
+            <w:r>
+              <w:t xml:space="preserve">30%</w:t>
+            </w:r>
+          </w:p>
+        </w:tc>
+        <w:tc>
+          <w:tcPr/>
+          <w:p>
+            <w:pPr>
+              <w:pStyle w:val="Compact"/>
+            </w:pPr>
+            <w:r>
+              <w:t xml:space="preserve">Thu thập dữ liệu Yahoo Finance, làm sạch (</w:t>
+            </w:r>
+            <w:r>
+              <w:rPr>
+                <w:rStyle w:val="VerbatimChar"/>
+              </w:rPr>
+              <w:t xml:space="preserve">01_data_cleaning.R</w:t>
+            </w:r>
+            <w:r>
+              <w:t xml:space="preserve">), kiểm tra chất lượng, trực quan hóa EDA (</w:t>
+            </w:r>
+            <w:r>
+              <w:rPr>
+                <w:rStyle w:val="VerbatimChar"/>
+              </w:rPr>
+              <w:t xml:space="preserve">02_visualization.R</w:t>
+            </w:r>
+            <w:r>
+              <w:t xml:space="preserve">) — 9 biểu đồ</w:t>
+            </w:r>
+          </w:p>
+        </w:tc>
+        <w:tc>
+          <w:tcPr/>
+          <w:p>
+            <w:pPr>
+              <w:pStyle w:val="Compact"/>
+            </w:pPr>
+            <w:r>
+              <w:t xml:space="preserve">15/06 – 19/06/2026</w:t>
+            </w:r>
+          </w:p>
+        </w:tc>
+        <w:tc>
+          <w:tcPr/>
+          <w:p>
+            <w:pPr>
+              <w:pStyle w:val="Compact"/>
+              <w:jc w:val="right"/>
+            </w:pPr>
+            <w:r>
+              <w:t xml:space="preserve">100%</w:t>
+            </w:r>
+          </w:p>
+        </w:tc>
+      </w:tr>
+      <w:tr>
+        <w:tc>
+          <w:tcPr/>
+          <w:p>
+            <w:pPr>
+              <w:pStyle w:val="Compact"/>
+            </w:pPr>
+            <w:r>
+              <w:t xml:space="preserve">Nguyễn Đức Học</w:t>
+            </w:r>
+          </w:p>
+        </w:tc>
+        <w:tc>
+          <w:tcPr/>
+          <w:p>
+            <w:pPr>
+              <w:pStyle w:val="Compact"/>
+            </w:pPr>
+            <w:r>
+              <w:t xml:space="preserve">24162039</w:t>
+            </w:r>
+          </w:p>
+        </w:tc>
+        <w:tc>
+          <w:tcPr/>
+          <w:p>
+            <w:pPr>
+              <w:pStyle w:val="Compact"/>
+              <w:jc w:val="right"/>
+            </w:pPr>
+            <w:r>
+              <w:t xml:space="preserve">35%</w:t>
+            </w:r>
+          </w:p>
+        </w:tc>
+        <w:tc>
+          <w:tcPr/>
+          <w:p>
+            <w:pPr>
+              <w:pStyle w:val="Compact"/>
+            </w:pPr>
+            <w:r>
+              <w:t xml:space="preserve">Kiểm định ADF, dự báo giá: Naive, Drift, ARIMA, SARIMA, ETS, ETS Damped, ARIMAX (</w:t>
+            </w:r>
+            <w:r>
+              <w:rPr>
+                <w:rStyle w:val="VerbatimChar"/>
+              </w:rPr>
+              <w:t xml:space="preserve">03_stationarity_arima_ets.R</w:t>
+            </w:r>
+            <w:r>
+              <w:t xml:space="preserve">), rolling-origin CV, residual diagnostics</w:t>
+            </w:r>
+          </w:p>
+        </w:tc>
+        <w:tc>
+          <w:tcPr/>
+          <w:p>
+            <w:pPr>
+              <w:pStyle w:val="Compact"/>
+            </w:pPr>
+            <w:r>
+              <w:t xml:space="preserve">15/06 – 19/06/2026</w:t>
+            </w:r>
+          </w:p>
+        </w:tc>
+        <w:tc>
+          <w:tcPr/>
+          <w:p>
+            <w:pPr>
+              <w:pStyle w:val="Compact"/>
+              <w:jc w:val="right"/>
+            </w:pPr>
+            <w:r>
+              <w:t xml:space="preserve">100%</w:t>
+            </w:r>
+          </w:p>
+        </w:tc>
+      </w:tr>
+      <w:tr>
+        <w:tc>
+          <w:tcPr/>
+          <w:p>
+            <w:pPr>
+              <w:pStyle w:val="Compact"/>
+            </w:pPr>
+            <w:r>
+              <w:t xml:space="preserve">Lê Đặng Hoàng Anh</w:t>
+            </w:r>
+          </w:p>
+        </w:tc>
+        <w:tc>
+          <w:tcPr/>
+          <w:p>
+            <w:pPr>
+              <w:pStyle w:val="Compact"/>
+            </w:pPr>
+            <w:r>
+              <w:t xml:space="preserve">24162006</w:t>
+            </w:r>
+          </w:p>
+        </w:tc>
+        <w:tc>
+          <w:tcPr/>
+          <w:p>
+            <w:pPr>
+              <w:pStyle w:val="Compact"/>
+              <w:jc w:val="right"/>
+            </w:pPr>
+            <w:r>
+              <w:t xml:space="preserve">35%</w:t>
+            </w:r>
+          </w:p>
+        </w:tc>
+        <w:tc>
+          <w:tcPr/>
+          <w:p>
+            <w:pPr>
+              <w:pStyle w:val="Compact"/>
+            </w:pPr>
+            <w:r>
+              <w:t xml:space="preserve">GARCH 4 specification (</w:t>
+            </w:r>
+            <w:r>
+              <w:rPr>
+                <w:rStyle w:val="VerbatimChar"/>
+              </w:rPr>
+              <w:t xml:space="preserve">04_garch_volatility.R</w:t>
+            </w:r>
+            <w:r>
+              <w:t xml:space="preserve">), model comparison (</w:t>
+            </w:r>
+            <w:r>
+              <w:rPr>
+                <w:rStyle w:val="VerbatimChar"/>
+              </w:rPr>
+              <w:t xml:space="preserve">05_model_comparison.R</w:t>
+            </w:r>
+            <w:r>
+              <w:t xml:space="preserve">), export tables (</w:t>
+            </w:r>
+            <w:r>
+              <w:rPr>
+                <w:rStyle w:val="VerbatimChar"/>
+              </w:rPr>
+              <w:t xml:space="preserve">06_export_report_tables.R</w:t>
+            </w:r>
+            <w:r>
+              <w:t xml:space="preserve">), tích hợp báo cáo Word, khung slide</w:t>
+            </w:r>
+          </w:p>
+        </w:tc>
+        <w:tc>
+          <w:tcPr/>
+          <w:p>
+            <w:pPr>
+              <w:pStyle w:val="Compact"/>
+            </w:pPr>
+            <w:r>
+              <w:t xml:space="preserve">15/06 – 20/06/2026</w:t>
+            </w:r>
+          </w:p>
+        </w:tc>
+        <w:tc>
+          <w:tcPr/>
+          <w:p>
+            <w:pPr>
+              <w:pStyle w:val="Compact"/>
+              <w:jc w:val="right"/>
+            </w:pPr>
+            <w:r>
+              <w:t xml:space="preserve">100%</w:t>
+            </w:r>
+          </w:p>
+        </w:tc>
+      </w:tr>
+    </w:tbl>
+    <w:p>
+      <w:pPr>
+        <w:pStyle w:val="BodyText"/>
+      </w:pPr>
+      <w:r>
+        <w:rPr>
+          <w:b/>
+          <w:bCs/>
+        </w:rPr>
+        <w:t xml:space="preserve">Đánh giá chung:</w:t>
+      </w:r>
+      <w:r>
+        <w:t xml:space="preserve"> </w:t>
+      </w:r>
+      <w:r>
+        <w:t xml:space="preserve">Cả ba thành viên hoàn thành đúng tiến độ, phối hợp qua Git</w:t>
+      </w:r>
+      <w:r>
+        <w:t xml:space="preserve"> </w:t>
+      </w:r>
+      <w:r>
+        <w:t xml:space="preserve">và review chéo PR.</w:t>
+      </w:r>
+    </w:p>
+    <w:p>
+      <w:pPr>
+        <w:pStyle w:val="BodyText"/>
+      </w:pPr>
+      <w:r>
+        <w:t xml:space="preserve">Cảm ơn giảng viên TS. Phan Thị Thể. Mời đặt câu hỏi.</w:t>
       </w:r>
     </w:p>
     <w:bookmarkEnd w:id="23"/>
@@ -1751,7 +4221,7 @@
         <w:pStyle w:val="Compact"/>
         <w:numPr>
           <w:ilvl w:val="0"/>
-          <w:numId w:val="1015"/>
+          <w:numId w:val="1021"/>
         </w:numPr>
       </w:pPr>
       <w:r>
@@ -1763,7 +4233,7 @@
         <w:pStyle w:val="Compact"/>
         <w:numPr>
           <w:ilvl w:val="0"/>
-          <w:numId w:val="1015"/>
+          <w:numId w:val="1021"/>
         </w:numPr>
       </w:pPr>
       <w:r>
@@ -1775,7 +4245,7 @@
         <w:pStyle w:val="Compact"/>
         <w:numPr>
           <w:ilvl w:val="0"/>
-          <w:numId w:val="1015"/>
+          <w:numId w:val="1021"/>
         </w:numPr>
       </w:pPr>
       <w:r>
@@ -1787,7 +4257,7 @@
         <w:pStyle w:val="Compact"/>
         <w:numPr>
           <w:ilvl w:val="0"/>
-          <w:numId w:val="1015"/>
+          <w:numId w:val="1021"/>
         </w:numPr>
       </w:pPr>
       <w:r>
@@ -1799,7 +4269,7 @@
         <w:pStyle w:val="Compact"/>
         <w:numPr>
           <w:ilvl w:val="0"/>
-          <w:numId w:val="1015"/>
+          <w:numId w:val="1021"/>
         </w:numPr>
       </w:pPr>
       <w:r>
@@ -1811,7 +4281,7 @@
         <w:pStyle w:val="Compact"/>
         <w:numPr>
           <w:ilvl w:val="0"/>
-          <w:numId w:val="1015"/>
+          <w:numId w:val="1021"/>
         </w:numPr>
       </w:pPr>
       <w:r>
@@ -1823,7 +4293,7 @@
         <w:pStyle w:val="Compact"/>
         <w:numPr>
           <w:ilvl w:val="0"/>
-          <w:numId w:val="1015"/>
+          <w:numId w:val="1021"/>
         </w:numPr>
       </w:pPr>
       <w:r>
@@ -1844,7 +4314,7 @@
         <w:pStyle w:val="Compact"/>
         <w:numPr>
           <w:ilvl w:val="0"/>
-          <w:numId w:val="1015"/>
+          <w:numId w:val="1021"/>
         </w:numPr>
       </w:pPr>
       <w:r>
@@ -1852,7 +4322,7 @@
       </w:r>
     </w:p>
     <w:bookmarkEnd w:id="25"/>
-    <w:bookmarkStart w:id="26" w:name="checklist-trước-khi-xuất-powerpoint"/>
+    <w:bookmarkStart w:id="28" w:name="checklist-trước-khi-xuất-powerpoint"/>
     <w:p>
       <w:pPr>
         <w:pStyle w:val="Heading1"/>
@@ -1870,24 +4340,146 @@
         <w:t xml:space="preserve">Checklist trước khi xuất PowerPoint</w:t>
       </w:r>
     </w:p>
-    <w:p>
-      <w:pPr>
-        <w:pStyle w:val="Compact"/>
-        <w:numPr>
-          <w:ilvl w:val="0"/>
-          <w:numId w:val="1016"/>
-        </w:numPr>
-      </w:pPr>
-      <w:r>
-        <w:t xml:space="preserve">Đã bổ sung tên môn, nhóm và giảng viên.</w:t>
-      </w:r>
-    </w:p>
-    <w:p>
-      <w:pPr>
-        <w:pStyle w:val="Compact"/>
-        <w:numPr>
-          <w:ilvl w:val="0"/>
-          <w:numId w:val="1017"/>
+    <w:bookmarkStart w:id="26" w:name="yêu-cầu-rubric"/>
+    <w:p>
+      <w:pPr>
+        <w:pStyle w:val="Heading2"/>
+      </w:pPr>
+      <w:r>
+        <w:rPr>
+          <w:rStyle w:val="SectionNumber"/>
+        </w:rPr>
+        <w:t xml:space="preserve">4.1</w:t>
+      </w:r>
+      <w:r>
+        <w:tab/>
+      </w:r>
+      <w:r>
+        <w:t xml:space="preserve">Yêu cầu rubric</w:t>
+      </w:r>
+    </w:p>
+    <w:p>
+      <w:pPr>
+        <w:pStyle w:val="Compact"/>
+        <w:numPr>
+          <w:ilvl w:val="0"/>
+          <w:numId w:val="1022"/>
+        </w:numPr>
+      </w:pPr>
+      <w:r>
+        <w:t xml:space="preserve">File PPT đã dựng xong và nộp cùng Word + project.</w:t>
+      </w:r>
+    </w:p>
+    <w:p>
+      <w:pPr>
+        <w:pStyle w:val="Compact"/>
+        <w:numPr>
+          <w:ilvl w:val="0"/>
+          <w:numId w:val="1023"/>
+        </w:numPr>
+      </w:pPr>
+      <w:r>
+        <w:t xml:space="preserve">Bảng phân công công việc, thời gian, mức độ hoàn thành</w:t>
+      </w:r>
+      <w:r>
+        <w:t xml:space="preserve"> </w:t>
+      </w:r>
+      <w:r>
+        <w:rPr>
+          <w:b/>
+          <w:bCs/>
+        </w:rPr>
+        <w:t xml:space="preserve">đã in ra giấy</w:t>
+      </w:r>
+      <w:r>
+        <w:t xml:space="preserve">.</w:t>
+      </w:r>
+    </w:p>
+    <w:p>
+      <w:pPr>
+        <w:pStyle w:val="Compact"/>
+        <w:numPr>
+          <w:ilvl w:val="0"/>
+          <w:numId w:val="1024"/>
+        </w:numPr>
+      </w:pPr>
+      <w:r>
+        <w:t xml:space="preserve">Mỗi thành viên tự trình bày phần mình làm (không đọc hộ).</w:t>
+      </w:r>
+    </w:p>
+    <w:p>
+      <w:pPr>
+        <w:pStyle w:val="Compact"/>
+        <w:numPr>
+          <w:ilvl w:val="0"/>
+          <w:numId w:val="1025"/>
+        </w:numPr>
+      </w:pPr>
+      <w:r>
+        <w:t xml:space="preserve">Có demo ngữ cảnh bài toán (Slide 2).</w:t>
+      </w:r>
+    </w:p>
+    <w:p>
+      <w:pPr>
+        <w:pStyle w:val="Compact"/>
+        <w:numPr>
+          <w:ilvl w:val="0"/>
+          <w:numId w:val="1026"/>
+        </w:numPr>
+      </w:pPr>
+      <w:r>
+        <w:t xml:space="preserve">Có demo quá trình phân tích dữ liệu (Slide 3-6).</w:t>
+      </w:r>
+    </w:p>
+    <w:p>
+      <w:pPr>
+        <w:pStyle w:val="Compact"/>
+        <w:numPr>
+          <w:ilvl w:val="0"/>
+          <w:numId w:val="1027"/>
+        </w:numPr>
+      </w:pPr>
+      <w:r>
+        <w:t xml:space="preserve">Có giới thiệu mô hình sử dụng và thuật toán (Slide 8, 10).</w:t>
+      </w:r>
+    </w:p>
+    <w:p>
+      <w:pPr>
+        <w:pStyle w:val="Compact"/>
+        <w:numPr>
+          <w:ilvl w:val="0"/>
+          <w:numId w:val="1028"/>
+        </w:numPr>
+      </w:pPr>
+      <w:r>
+        <w:t xml:space="preserve">Có đánh giá hiệu suất mô hình (Slide 9, 11).</w:t>
+      </w:r>
+    </w:p>
+    <w:bookmarkEnd w:id="26"/>
+    <w:bookmarkStart w:id="27" w:name="kiểm-tra-kỹ-thuật"/>
+    <w:p>
+      <w:pPr>
+        <w:pStyle w:val="Heading2"/>
+      </w:pPr>
+      <w:r>
+        <w:rPr>
+          <w:rStyle w:val="SectionNumber"/>
+        </w:rPr>
+        <w:t xml:space="preserve">4.2</w:t>
+      </w:r>
+      <w:r>
+        <w:tab/>
+      </w:r>
+      <w:r>
+        <w:t xml:space="preserve">Kiểm tra kỹ thuật</w:t>
+      </w:r>
+    </w:p>
+    <w:p>
+      <w:pPr>
+        <w:pStyle w:val="Compact"/>
+        <w:numPr>
+          <w:ilvl w:val="0"/>
+          <w:numId w:val="1029"/>
         </w:numPr>
       </w:pPr>
       <w:r>
@@ -1899,7 +4491,7 @@
         <w:pStyle w:val="Compact"/>
         <w:numPr>
           <w:ilvl w:val="0"/>
-          <w:numId w:val="1018"/>
+          <w:numId w:val="1030"/>
         </w:numPr>
       </w:pPr>
       <w:r>
@@ -1911,7 +4503,7 @@
         <w:pStyle w:val="Compact"/>
         <w:numPr>
           <w:ilvl w:val="0"/>
-          <w:numId w:val="1019"/>
+          <w:numId w:val="1031"/>
         </w:numPr>
       </w:pPr>
       <w:r>
@@ -1923,7 +4515,7 @@
         <w:pStyle w:val="Compact"/>
         <w:numPr>
           <w:ilvl w:val="0"/>
-          <w:numId w:val="1020"/>
+          <w:numId w:val="1032"/>
         </w:numPr>
       </w:pPr>
       <w:r>
@@ -1935,26 +4527,15 @@
         <w:pStyle w:val="Compact"/>
         <w:numPr>
           <w:ilvl w:val="0"/>
-          <w:numId w:val="1021"/>
-        </w:numPr>
-      </w:pPr>
-      <w:r>
-        <w:t xml:space="preserve">Mỗi thành viên tập phần nói và trả lời câu hỏi liên quan module của mình.</w:t>
-      </w:r>
-    </w:p>
-    <w:p>
-      <w:pPr>
-        <w:pStyle w:val="Compact"/>
-        <w:numPr>
-          <w:ilvl w:val="0"/>
-          <w:numId w:val="1022"/>
+          <w:numId w:val="1033"/>
         </w:numPr>
       </w:pPr>
       <w:r>
         <w:t xml:space="preserve">Giữ tổng thời lượng trong 10-12 phút.</w:t>
       </w:r>
     </w:p>
-    <w:bookmarkEnd w:id="26"/>
+    <w:bookmarkEnd w:id="27"/>
+    <w:bookmarkEnd w:id="28"/>
     <w:sectPr>
       <w:footnotePr>
         <w:numRestart w:val="eachSect"/>
@@ -2247,82 +4828,6 @@
       <w:start w:val="1"/>
       <w:numFmt w:val="decimal"/>
       <w:lvlText w:val="%9."/>
-      <w:lvlJc w:val="left"/>
-      <w:pPr>
-        <w:ind w:left="6480" w:hanging="360"/>
-      </w:pPr>
-    </w:lvl>
-  </w:abstractNum>
-  <w:abstractNum w:abstractNumId="993">
-    <w:nsid w:val="0000A993"/>
-    <w:multiLevelType w:val="multilevel"/>
-    <w:lvl w:ilvl="0">
-      <w:numFmt w:val="bullet"/>
-      <w:lvlText w:val="☒"/>
-      <w:lvlJc w:val="left"/>
-      <w:pPr>
-        <w:ind w:left="720" w:hanging="360"/>
-      </w:pPr>
-    </w:lvl>
-    <w:lvl w:ilvl="1">
-      <w:numFmt w:val="bullet"/>
-      <w:lvlText w:val="☒"/>
-      <w:lvlJc w:val="left"/>
-      <w:pPr>
-        <w:ind w:left="1440" w:hanging="360"/>
-      </w:pPr>
-    </w:lvl>
-    <w:lvl w:ilvl="2">
-      <w:numFmt w:val="bullet"/>
-      <w:lvlText w:val="☒"/>
-      <w:lvlJc w:val="left"/>
-      <w:pPr>
-        <w:ind w:left="2160" w:hanging="360"/>
-      </w:pPr>
-    </w:lvl>
-    <w:lvl w:ilvl="3">
-      <w:numFmt w:val="bullet"/>
-      <w:lvlText w:val="☒"/>
-      <w:lvlJc w:val="left"/>
-      <w:pPr>
-        <w:ind w:left="2880" w:hanging="360"/>
-      </w:pPr>
-    </w:lvl>
-    <w:lvl w:ilvl="4">
-      <w:numFmt w:val="bullet"/>
-      <w:lvlText w:val="☒"/>
-      <w:lvlJc w:val="left"/>
-      <w:pPr>
-        <w:ind w:left="3600" w:hanging="360"/>
-      </w:pPr>
-    </w:lvl>
-    <w:lvl w:ilvl="5">
-      <w:numFmt w:val="bullet"/>
-      <w:lvlText w:val="☒"/>
-      <w:lvlJc w:val="left"/>
-      <w:pPr>
-        <w:ind w:left="4320" w:hanging="360"/>
-      </w:pPr>
-    </w:lvl>
-    <w:lvl w:ilvl="6">
-      <w:numFmt w:val="bullet"/>
-      <w:lvlText w:val="☒"/>
-      <w:lvlJc w:val="left"/>
-      <w:pPr>
-        <w:ind w:left="5040" w:hanging="360"/>
-      </w:pPr>
-    </w:lvl>
-    <w:lvl w:ilvl="7">
-      <w:numFmt w:val="bullet"/>
-      <w:lvlText w:val="☒"/>
-      <w:lvlJc w:val="left"/>
-      <w:pPr>
-        <w:ind w:left="5760" w:hanging="360"/>
-      </w:pPr>
-    </w:lvl>
-    <w:lvl w:ilvl="8">
-      <w:numFmt w:val="bullet"/>
-      <w:lvlText w:val="☒"/>
       <w:lvlJc w:val="left"/>
       <w:pPr>
         <w:ind w:left="6480" w:hanging="360"/>
@@ -2451,6 +4956,21 @@
     <w:abstractNumId w:val="991"/>
   </w:num>
   <w:num w:numId="1015">
+    <w:abstractNumId w:val="991"/>
+  </w:num>
+  <w:num w:numId="1016">
+    <w:abstractNumId w:val="991"/>
+  </w:num>
+  <w:num w:numId="1017">
+    <w:abstractNumId w:val="991"/>
+  </w:num>
+  <w:num w:numId="1018">
+    <w:abstractNumId w:val="991"/>
+  </w:num>
+  <w:num w:numId="1019">
+    <w:abstractNumId w:val="991"/>
+  </w:num>
+  <w:num w:numId="1020">
     <w:abstractNumId w:val="99411"/>
     <w:lvlOverride w:ilvl="0">
       <w:startOverride w:val="1"/>
@@ -2480,25 +5000,70 @@
       <w:startOverride w:val="1"/>
     </w:lvlOverride>
   </w:num>
-  <w:num w:numId="1016">
-    <w:abstractNumId w:val="993"/>
+  <w:num w:numId="1021">
+    <w:abstractNumId w:val="99411"/>
+    <w:lvlOverride w:ilvl="0">
+      <w:startOverride w:val="1"/>
+    </w:lvlOverride>
+    <w:lvlOverride w:ilvl="1">
+      <w:startOverride w:val="1"/>
+    </w:lvlOverride>
+    <w:lvlOverride w:ilvl="2">
+      <w:startOverride w:val="1"/>
+    </w:lvlOverride>
+    <w:lvlOverride w:ilvl="3">
+      <w:startOverride w:val="1"/>
+    </w:lvlOverride>
+    <w:lvlOverride w:ilvl="4">
+      <w:startOverride w:val="1"/>
+    </w:lvlOverride>
+    <w:lvlOverride w:ilvl="5">
+      <w:startOverride w:val="1"/>
+    </w:lvlOverride>
+    <w:lvlOverride w:ilvl="6">
+      <w:startOverride w:val="1"/>
+    </w:lvlOverride>
+    <w:lvlOverride w:ilvl="7">
+      <w:startOverride w:val="1"/>
+    </w:lvlOverride>
+    <w:lvlOverride w:ilvl="8">
+      <w:startOverride w:val="1"/>
+    </w:lvlOverride>
   </w:num>
-  <w:num w:numId="1017">
+  <w:num w:numId="1022">
     <w:abstractNumId w:val="992"/>
   </w:num>
-  <w:num w:numId="1018">
+  <w:num w:numId="1023">
     <w:abstractNumId w:val="992"/>
   </w:num>
-  <w:num w:numId="1019">
+  <w:num w:numId="1024">
     <w:abstractNumId w:val="992"/>
   </w:num>
-  <w:num w:numId="1020">
+  <w:num w:numId="1025">
     <w:abstractNumId w:val="992"/>
   </w:num>
-  <w:num w:numId="1021">
+  <w:num w:numId="1026">
     <w:abstractNumId w:val="992"/>
   </w:num>
-  <w:num w:numId="1022">
+  <w:num w:numId="1027">
+    <w:abstractNumId w:val="992"/>
+  </w:num>
+  <w:num w:numId="1028">
+    <w:abstractNumId w:val="992"/>
+  </w:num>
+  <w:num w:numId="1029">
+    <w:abstractNumId w:val="992"/>
+  </w:num>
+  <w:num w:numId="1030">
+    <w:abstractNumId w:val="992"/>
+  </w:num>
+  <w:num w:numId="1031">
+    <w:abstractNumId w:val="992"/>
+  </w:num>
+  <w:num w:numId="1032">
+    <w:abstractNumId w:val="992"/>
+  </w:num>
+  <w:num w:numId="1033">
     <w:abstractNumId w:val="992"/>
   </w:num>
 </w:numbering>

--- a/presentation/khung_noi_dung_slide.docx
+++ b/presentation/khung_noi_dung_slide.docx
@@ -15,7 +15,7 @@
         <w:pStyle w:val="Subtitle"/>
       </w:pPr>
       <w:r>
-        <w:t xml:space="preserve">Lập trình R cho phân tích - Nhóm 01 | Giảng viên: TS. Phan Thị Thể</w:t>
+        <w:t xml:space="preserve">Lập trình R cho phân tích - Nhóm 06 | Giảng viên: TS. Phan Thị Thể</w:t>
       </w:r>
     </w:p>
     <w:p>
@@ -446,7 +446,7 @@
         </w:numPr>
       </w:pPr>
       <w:r>
-        <w:t xml:space="preserve">Nhóm: 01</w:t>
+        <w:t xml:space="preserve">Nhóm: 06</w:t>
       </w:r>
     </w:p>
     <w:p>

--- a/presentation/khung_noi_dung_slide.docx
+++ b/presentation/khung_noi_dung_slide.docx
@@ -23,7 +23,7 @@
         <w:pStyle w:val="Date"/>
       </w:pPr>
       <w:r>
-        <w:t xml:space="preserve">20/06/2026</w:t>
+        <w:t xml:space="preserve">21/06/2026</w:t>
       </w:r>
     </w:p>
     <w:sdt>
@@ -323,7 +323,7 @@
       </w:r>
     </w:p>
     <w:bookmarkEnd w:id="9"/>
-    <w:bookmarkStart w:id="24" w:name="khung-slide"/>
+    <w:bookmarkStart w:id="28" w:name="khung-slide"/>
     <w:p>
       <w:pPr>
         <w:pStyle w:val="Heading1"/>
@@ -2725,7 +2725,7 @@
       </w:r>
     </w:p>
     <w:bookmarkEnd w:id="18"/>
-    <w:bookmarkStart w:id="19" w:name="Xf570152a6bd5a076c96c1b208a1b26e0c6eb34c"/>
+    <w:bookmarkStart w:id="19" w:name="X0c3a1429bb98e2b529405d47480d90d4f64f593"/>
     <w:p>
       <w:pPr>
         <w:pStyle w:val="Heading2"/>
@@ -2740,7 +2740,244 @@
         <w:tab/>
       </w:r>
       <w:r>
-        <w:t xml:space="preserve">Slide 10 — Giới thiệu mô hình và thuật toán GARCH</w:t>
+        <w:t xml:space="preserve">Slide 10 — Từ return đến bài toán conditional volatility</w:t>
+      </w:r>
+    </w:p>
+    <w:p>
+      <w:pPr>
+        <w:pStyle w:val="FirstParagraph"/>
+      </w:pPr>
+      <w:r>
+        <w:rPr>
+          <w:b/>
+          <w:bCs/>
+        </w:rPr>
+        <w:t xml:space="preserve">Nội dung trên slide:</w:t>
+      </w:r>
+    </w:p>
+    <w:p>
+      <w:pPr>
+        <w:pStyle w:val="Compact"/>
+        <w:numPr>
+          <w:ilvl w:val="0"/>
+          <w:numId w:val="1016"/>
+        </w:numPr>
+      </w:pPr>
+      <w:r>
+        <w:t xml:space="preserve">Forecast giá trả lời</w:t>
+      </w:r>
+      <w:r>
+        <w:t xml:space="preserve"> </w:t>
+      </w:r>
+      <w:r>
+        <w:rPr>
+          <w:b/>
+          <w:bCs/>
+        </w:rPr>
+        <w:t xml:space="preserve">mức giá kỳ vọng</w:t>
+      </w:r>
+      <w:r>
+        <w:t xml:space="preserve">; GARCH trả lời</w:t>
+      </w:r>
+      <w:r>
+        <w:t xml:space="preserve"> </w:t>
+      </w:r>
+      <w:r>
+        <w:rPr>
+          <w:b/>
+          <w:bCs/>
+        </w:rPr>
+        <w:t xml:space="preserve">mức biến động có điều kiện</w:t>
+      </w:r>
+      <w:r>
+        <w:t xml:space="preserve">.</w:t>
+      </w:r>
+    </w:p>
+    <w:p>
+      <w:pPr>
+        <w:pStyle w:val="Compact"/>
+        <w:numPr>
+          <w:ilvl w:val="0"/>
+          <w:numId w:val="1016"/>
+        </w:numPr>
+      </w:pPr>
+      <w:r>
+        <w:t xml:space="preserve">Log return:</w:t>
+      </w:r>
+      <w:r>
+        <w:t xml:space="preserve"> </w:t>
+      </w:r>
+      <w:r>
+        <w:rPr>
+          <w:rStyle w:val="VerbatimChar"/>
+        </w:rPr>
+        <w:t xml:space="preserve">rₜ = log(Pₜ) − log(Pₜ₋₁)</w:t>
+      </w:r>
+      <w:r>
+        <w:t xml:space="preserve">; chuỗi dừng theo ADF.</w:t>
+      </w:r>
+    </w:p>
+    <w:p>
+      <w:pPr>
+        <w:pStyle w:val="Compact"/>
+        <w:numPr>
+          <w:ilvl w:val="0"/>
+          <w:numId w:val="1016"/>
+        </w:numPr>
+      </w:pPr>
+      <w:r>
+        <w:t xml:space="preserve">Return dao động quanh 0 nhưng</w:t>
+      </w:r>
+      <w:r>
+        <w:t xml:space="preserve"> </w:t>
+      </w:r>
+      <w:r>
+        <w:rPr>
+          <w:rStyle w:val="VerbatimChar"/>
+        </w:rPr>
+        <w:t xml:space="preserve">rₜ²</w:t>
+      </w:r>
+      <w:r>
+        <w:t xml:space="preserve"> </w:t>
+      </w:r>
+      <w:r>
+        <w:t xml:space="preserve">xuất hiện theo cụm lớn/nhỏ → volatility clustering.</w:t>
+      </w:r>
+    </w:p>
+    <w:p>
+      <w:pPr>
+        <w:pStyle w:val="Compact"/>
+        <w:numPr>
+          <w:ilvl w:val="0"/>
+          <w:numId w:val="1016"/>
+        </w:numPr>
+      </w:pPr>
+      <w:r>
+        <w:t xml:space="preserve">ARCH-LM: H₀ = không có ARCH effect; p ≈ 1,09 × 10⁻³⁸ → bác bỏ H₀.</w:t>
+      </w:r>
+    </w:p>
+    <w:p>
+      <w:pPr>
+        <w:pStyle w:val="Compact"/>
+        <w:numPr>
+          <w:ilvl w:val="0"/>
+          <w:numId w:val="1016"/>
+        </w:numPr>
+      </w:pPr>
+      <w:r>
+        <w:rPr>
+          <w:b/>
+          <w:bCs/>
+        </w:rPr>
+        <w:t xml:space="preserve">Quyết định:</w:t>
+      </w:r>
+      <w:r>
+        <w:t xml:space="preserve"> </w:t>
+      </w:r>
+      <w:r>
+        <w:t xml:space="preserve">dùng 2.786 log returns để mô hình hóa variance thay đổi theo thời gian.</w:t>
+      </w:r>
+    </w:p>
+    <w:p>
+      <w:pPr>
+        <w:pStyle w:val="FirstParagraph"/>
+      </w:pPr>
+      <w:r>
+        <w:rPr>
+          <w:b/>
+          <w:bCs/>
+        </w:rPr>
+        <w:t xml:space="preserve">Hình:</w:t>
+      </w:r>
+      <w:r>
+        <w:t xml:space="preserve"> </w:t>
+      </w:r>
+      <w:r>
+        <w:rPr>
+          <w:rStyle w:val="VerbatimChar"/>
+        </w:rPr>
+        <w:t xml:space="preserve">output/figures/squared_returns.png</w:t>
+      </w:r>
+      <w:r>
+        <w:t xml:space="preserve"> </w:t>
+      </w:r>
+      <w:r>
+        <w:t xml:space="preserve">hoặc ACF squared return.</w:t>
+      </w:r>
+    </w:p>
+    <w:p>
+      <w:pPr>
+        <w:pStyle w:val="BodyText"/>
+      </w:pPr>
+      <w:r>
+        <w:rPr>
+          <w:b/>
+          <w:bCs/>
+        </w:rPr>
+        <w:t xml:space="preserve">Lời thoại gợi ý (~35 giây):</w:t>
+      </w:r>
+    </w:p>
+    <w:p>
+      <w:pPr>
+        <w:pStyle w:val="BlockText"/>
+      </w:pPr>
+      <w:r>
+        <w:t xml:space="preserve">Phần dự báo trước tập trung vào conditional mean. Phần của em giải quyết một</w:t>
+      </w:r>
+      <w:r>
+        <w:t xml:space="preserve"> </w:t>
+      </w:r>
+      <w:r>
+        <w:t xml:space="preserve">câu hỏi khác: độ bất định của return thay đổi như thế nào theo thời gian. Return</w:t>
+      </w:r>
+      <w:r>
+        <w:t xml:space="preserve"> </w:t>
+      </w:r>
+      <w:r>
+        <w:t xml:space="preserve">đã dừng nhưng bình phương return tạo thành các cụm, và ARCH-LM có p-value cực</w:t>
+      </w:r>
+      <w:r>
+        <w:t xml:space="preserve"> </w:t>
+      </w:r>
+      <w:r>
+        <w:t xml:space="preserve">nhỏ. Vì vậy giả định variance cố định không phù hợp, đây là cơ sở để dùng GARCH.</w:t>
+      </w:r>
+    </w:p>
+    <w:p>
+      <w:pPr>
+        <w:pStyle w:val="FirstParagraph"/>
+      </w:pPr>
+      <w:r>
+        <w:rPr>
+          <w:b/>
+          <w:bCs/>
+        </w:rPr>
+        <w:t xml:space="preserve">Người nói:</w:t>
+      </w:r>
+      <w:r>
+        <w:t xml:space="preserve"> </w:t>
+      </w:r>
+      <w:r>
+        <w:t xml:space="preserve">Lê Đặng Hoàng Anh.</w:t>
+      </w:r>
+    </w:p>
+    <w:bookmarkEnd w:id="19"/>
+    <w:bookmarkStart w:id="20" w:name="Xb252b2702dd399142c7c4f96cc2705d971eb223"/>
+    <w:p>
+      <w:pPr>
+        <w:pStyle w:val="Heading2"/>
+      </w:pPr>
+      <w:r>
+        <w:rPr>
+          <w:rStyle w:val="SectionNumber"/>
+        </w:rPr>
+        <w:t xml:space="preserve">2.11</w:t>
+      </w:r>
+      <w:r>
+        <w:tab/>
+      </w:r>
+      <w:r>
+        <w:t xml:space="preserve">Slide 11 — Lý thuyết nền tảng của GARCH(1,1)</w:t>
       </w:r>
       <w:r>
         <w:t xml:space="preserve"> </w:t>
@@ -2767,14 +3004,648 @@
     </w:p>
     <w:p>
       <w:pPr>
-        <w:pStyle w:val="Compact"/>
-        <w:numPr>
-          <w:ilvl w:val="0"/>
-          <w:numId w:val="1016"/>
-        </w:numPr>
-      </w:pPr>
-      <w:r>
-        <w:t xml:space="preserve">ARCH-LM trước fit: p ≈ 1,09 × 10⁻³⁸ → bác bỏ H₀ → có ARCH effect mạnh.</w:t>
+        <w:pStyle w:val="BodyText"/>
+      </w:pPr>
+      <m:oMathPara>
+        <m:oMathParaPr>
+          <m:jc m:val="center"/>
+        </m:oMathParaPr>
+        <m:oMath>
+          <m:sSub>
+            <m:e>
+              <m:r>
+                <m:t>r</m:t>
+              </m:r>
+            </m:e>
+            <m:sub>
+              <m:r>
+                <m:t>t</m:t>
+              </m:r>
+            </m:sub>
+          </m:sSub>
+          <m:r>
+            <m:rPr>
+              <m:sty m:val="p"/>
+            </m:rPr>
+            <m:t>=</m:t>
+          </m:r>
+          <m:r>
+            <m:t>μ</m:t>
+          </m:r>
+          <m:r>
+            <m:rPr>
+              <m:sty m:val="p"/>
+            </m:rPr>
+            <m:t>+</m:t>
+          </m:r>
+          <m:sSub>
+            <m:e>
+              <m:r>
+                <m:t>ϵ</m:t>
+              </m:r>
+            </m:e>
+            <m:sub>
+              <m:r>
+                <m:t>t</m:t>
+              </m:r>
+            </m:sub>
+          </m:sSub>
+          <m:r>
+            <m:rPr>
+              <m:sty m:val="p"/>
+            </m:rPr>
+            <m:t>,</m:t>
+          </m:r>
+          <m:r>
+            <m:t>  </m:t>
+          </m:r>
+          <m:sSub>
+            <m:e>
+              <m:r>
+                <m:t>ϵ</m:t>
+              </m:r>
+            </m:e>
+            <m:sub>
+              <m:r>
+                <m:t>t</m:t>
+              </m:r>
+            </m:sub>
+          </m:sSub>
+          <m:r>
+            <m:rPr>
+              <m:sty m:val="p"/>
+            </m:rPr>
+            <m:t>=</m:t>
+          </m:r>
+          <m:sSub>
+            <m:e>
+              <m:r>
+                <m:t>σ</m:t>
+              </m:r>
+            </m:e>
+            <m:sub>
+              <m:r>
+                <m:t>t</m:t>
+              </m:r>
+            </m:sub>
+          </m:sSub>
+          <m:sSub>
+            <m:e>
+              <m:r>
+                <m:t>z</m:t>
+              </m:r>
+            </m:e>
+            <m:sub>
+              <m:r>
+                <m:t>t</m:t>
+              </m:r>
+            </m:sub>
+          </m:sSub>
+        </m:oMath>
+      </m:oMathPara>
+    </w:p>
+    <w:p>
+      <w:pPr>
+        <w:pStyle w:val="FirstParagraph"/>
+      </w:pPr>
+      <m:oMathPara>
+        <m:oMathParaPr>
+          <m:jc m:val="center"/>
+        </m:oMathParaPr>
+        <m:oMath>
+          <m:sSubSup>
+            <m:e>
+              <m:r>
+                <m:t>σ</m:t>
+              </m:r>
+            </m:e>
+            <m:sub>
+              <m:r>
+                <m:t>t</m:t>
+              </m:r>
+            </m:sub>
+            <m:sup>
+              <m:r>
+                <m:t>2</m:t>
+              </m:r>
+            </m:sup>
+          </m:sSubSup>
+          <m:r>
+            <m:rPr>
+              <m:sty m:val="p"/>
+            </m:rPr>
+            <m:t>=</m:t>
+          </m:r>
+          <m:r>
+            <m:t>ω</m:t>
+          </m:r>
+          <m:r>
+            <m:rPr>
+              <m:sty m:val="p"/>
+            </m:rPr>
+            <m:t>+</m:t>
+          </m:r>
+          <m:r>
+            <m:t>α</m:t>
+          </m:r>
+          <m:sSubSup>
+            <m:e>
+              <m:r>
+                <m:t>ϵ</m:t>
+              </m:r>
+            </m:e>
+            <m:sub>
+              <m:r>
+                <m:t>t</m:t>
+              </m:r>
+              <m:r>
+                <m:rPr>
+                  <m:sty m:val="p"/>
+                </m:rPr>
+                <m:t>−</m:t>
+              </m:r>
+              <m:r>
+                <m:t>1</m:t>
+              </m:r>
+            </m:sub>
+            <m:sup>
+              <m:r>
+                <m:t>2</m:t>
+              </m:r>
+            </m:sup>
+          </m:sSubSup>
+          <m:r>
+            <m:rPr>
+              <m:sty m:val="p"/>
+            </m:rPr>
+            <m:t>+</m:t>
+          </m:r>
+          <m:r>
+            <m:t>β</m:t>
+          </m:r>
+          <m:sSubSup>
+            <m:e>
+              <m:r>
+                <m:t>σ</m:t>
+              </m:r>
+            </m:e>
+            <m:sub>
+              <m:r>
+                <m:t>t</m:t>
+              </m:r>
+              <m:r>
+                <m:rPr>
+                  <m:sty m:val="p"/>
+                </m:rPr>
+                <m:t>−</m:t>
+              </m:r>
+              <m:r>
+                <m:t>1</m:t>
+              </m:r>
+            </m:sub>
+            <m:sup>
+              <m:r>
+                <m:t>2</m:t>
+              </m:r>
+            </m:sup>
+          </m:sSubSup>
+        </m:oMath>
+      </m:oMathPara>
+    </w:p>
+    <w:tbl>
+      <w:tblPr>
+        <w:tblStyle w:val="Table"/>
+        <w:tblW w:type="auto" w:w="0"/>
+        <w:tblLook w:firstRow="1" w:lastRow="0" w:firstColumn="0" w:lastColumn="0" w:noHBand="0" w:noVBand="0" w:val="0020"/>
+      </w:tblPr>
+      <w:tblGrid>
+        <w:gridCol w:w="3960"/>
+        <w:gridCol w:w="3960"/>
+      </w:tblGrid>
+      <w:tr>
+        <w:trPr>
+          <w:tblHeader w:val="on"/>
+        </w:trPr>
+        <w:tc>
+          <w:tcPr/>
+          <w:p>
+            <w:pPr>
+              <w:pStyle w:val="Compact"/>
+            </w:pPr>
+            <w:r>
+              <w:t xml:space="preserve">Ký hiệu</w:t>
+            </w:r>
+          </w:p>
+        </w:tc>
+        <w:tc>
+          <w:tcPr/>
+          <w:p>
+            <w:pPr>
+              <w:pStyle w:val="Compact"/>
+            </w:pPr>
+            <w:r>
+              <w:t xml:space="preserve">Ý nghĩa trong dự án</w:t>
+            </w:r>
+          </w:p>
+        </w:tc>
+      </w:tr>
+      <w:tr>
+        <w:tc>
+          <w:tcPr/>
+          <w:p>
+            <w:pPr>
+              <w:pStyle w:val="Compact"/>
+            </w:pPr>
+            <w:r>
+              <w:rPr>
+                <w:rStyle w:val="VerbatimChar"/>
+              </w:rPr>
+              <w:t xml:space="preserve">μ</w:t>
+            </w:r>
+          </w:p>
+        </w:tc>
+        <w:tc>
+          <w:tcPr/>
+          <w:p>
+            <w:pPr>
+              <w:pStyle w:val="Compact"/>
+            </w:pPr>
+            <w:r>
+              <w:t xml:space="preserve">Conditional mean của log return</w:t>
+            </w:r>
+          </w:p>
+        </w:tc>
+      </w:tr>
+      <w:tr>
+        <w:tc>
+          <w:tcPr/>
+          <w:p>
+            <w:pPr>
+              <w:pStyle w:val="Compact"/>
+            </w:pPr>
+            <w:r>
+              <w:rPr>
+                <w:rStyle w:val="VerbatimChar"/>
+              </w:rPr>
+              <w:t xml:space="preserve">εₜ</w:t>
+            </w:r>
+          </w:p>
+        </w:tc>
+        <w:tc>
+          <w:tcPr/>
+          <w:p>
+            <w:pPr>
+              <w:pStyle w:val="Compact"/>
+            </w:pPr>
+            <w:r>
+              <w:t xml:space="preserve">Shock return ngoài dự kiến,</w:t>
+            </w:r>
+            <w:r>
+              <w:t xml:space="preserve"> </w:t>
+            </w:r>
+            <w:r>
+              <w:rPr>
+                <w:b/>
+                <w:bCs/>
+              </w:rPr>
+              <w:t xml:space="preserve">không phải sai số giá</w:t>
+            </w:r>
+          </w:p>
+        </w:tc>
+      </w:tr>
+      <w:tr>
+        <w:tc>
+          <w:tcPr/>
+          <w:p>
+            <w:pPr>
+              <w:pStyle w:val="Compact"/>
+            </w:pPr>
+            <w:r>
+              <w:rPr>
+                <w:rStyle w:val="VerbatimChar"/>
+              </w:rPr>
+              <w:t xml:space="preserve">σₜ</w:t>
+            </w:r>
+          </w:p>
+        </w:tc>
+        <w:tc>
+          <w:tcPr/>
+          <w:p>
+            <w:pPr>
+              <w:pStyle w:val="Compact"/>
+            </w:pPr>
+            <w:r>
+              <w:t xml:space="preserve">Conditional volatility tại phiên</w:t>
+            </w:r>
+            <w:r>
+              <w:t xml:space="preserve"> </w:t>
+            </w:r>
+            <w:r>
+              <w:rPr>
+                <w:rStyle w:val="VerbatimChar"/>
+              </w:rPr>
+              <w:t xml:space="preserve">t</w:t>
+            </w:r>
+          </w:p>
+        </w:tc>
+      </w:tr>
+      <w:tr>
+        <w:tc>
+          <w:tcPr/>
+          <w:p>
+            <w:pPr>
+              <w:pStyle w:val="Compact"/>
+            </w:pPr>
+            <w:r>
+              <w:rPr>
+                <w:rStyle w:val="VerbatimChar"/>
+              </w:rPr>
+              <w:t xml:space="preserve">zₜ</w:t>
+            </w:r>
+          </w:p>
+        </w:tc>
+        <w:tc>
+          <w:tcPr/>
+          <w:p>
+            <w:pPr>
+              <w:pStyle w:val="Compact"/>
+            </w:pPr>
+            <w:r>
+              <w:t xml:space="preserve">Standardized innovation, có mean 0 và variance 1</w:t>
+            </w:r>
+          </w:p>
+        </w:tc>
+      </w:tr>
+      <w:tr>
+        <w:tc>
+          <w:tcPr/>
+          <w:p>
+            <w:pPr>
+              <w:pStyle w:val="Compact"/>
+            </w:pPr>
+            <w:r>
+              <w:rPr>
+                <w:rStyle w:val="VerbatimChar"/>
+              </w:rPr>
+              <w:t xml:space="preserve">ω</w:t>
+            </w:r>
+          </w:p>
+        </w:tc>
+        <w:tc>
+          <w:tcPr/>
+          <w:p>
+            <w:pPr>
+              <w:pStyle w:val="Compact"/>
+            </w:pPr>
+            <w:r>
+              <w:t xml:space="preserve">Mức variance nền trong phương trình sGARCH</w:t>
+            </w:r>
+          </w:p>
+        </w:tc>
+      </w:tr>
+      <w:tr>
+        <w:tc>
+          <w:tcPr/>
+          <w:p>
+            <w:pPr>
+              <w:pStyle w:val="Compact"/>
+            </w:pPr>
+            <w:r>
+              <w:rPr>
+                <w:rStyle w:val="VerbatimChar"/>
+              </w:rPr>
+              <w:t xml:space="preserve">α</w:t>
+            </w:r>
+          </w:p>
+        </w:tc>
+        <w:tc>
+          <w:tcPr/>
+          <w:p>
+            <w:pPr>
+              <w:pStyle w:val="Compact"/>
+            </w:pPr>
+            <w:r>
+              <w:t xml:space="preserve">Mức phản ứng với shock mới</w:t>
+            </w:r>
+          </w:p>
+        </w:tc>
+      </w:tr>
+      <w:tr>
+        <w:tc>
+          <w:tcPr/>
+          <w:p>
+            <w:pPr>
+              <w:pStyle w:val="Compact"/>
+            </w:pPr>
+            <w:r>
+              <w:rPr>
+                <w:rStyle w:val="VerbatimChar"/>
+              </w:rPr>
+              <w:t xml:space="preserve">β</w:t>
+            </w:r>
+          </w:p>
+        </w:tc>
+        <w:tc>
+          <w:tcPr/>
+          <w:p>
+            <w:pPr>
+              <w:pStyle w:val="Compact"/>
+            </w:pPr>
+            <w:r>
+              <w:t xml:space="preserve">Mức ghi nhớ volatility quá khứ</w:t>
+            </w:r>
+          </w:p>
+        </w:tc>
+      </w:tr>
+      <w:tr>
+        <w:tc>
+          <w:tcPr/>
+          <w:p>
+            <w:pPr>
+              <w:pStyle w:val="Compact"/>
+            </w:pPr>
+            <w:r>
+              <w:rPr>
+                <w:rStyle w:val="VerbatimChar"/>
+              </w:rPr>
+              <w:t xml:space="preserve">α + β</w:t>
+            </w:r>
+          </w:p>
+        </w:tc>
+        <w:tc>
+          <w:tcPr/>
+          <w:p>
+            <w:pPr>
+              <w:pStyle w:val="Compact"/>
+            </w:pPr>
+            <w:r>
+              <w:t xml:space="preserve">Persistence của sGARCH; gần 1 nghĩa là shock tiêu tan chậm</w:t>
+            </w:r>
+          </w:p>
+        </w:tc>
+      </w:tr>
+    </w:tbl>
+    <w:p>
+      <w:pPr>
+        <w:pStyle w:val="BodyText"/>
+      </w:pPr>
+      <w:r>
+        <w:rPr>
+          <w:b/>
+          <w:bCs/>
+        </w:rPr>
+        <w:t xml:space="preserve">Đoạn có thể đặt trực tiếp trên slide để nhìn và đọc:</w:t>
+      </w:r>
+    </w:p>
+    <w:p>
+      <w:pPr>
+        <w:pStyle w:val="BlockText"/>
+      </w:pPr>
+      <w:r>
+        <w:t xml:space="preserve">GARCH không dự báo trực tiếp giá cổ phiếu mà ước lượng mức biến động có điều</w:t>
+      </w:r>
+      <w:r>
+        <w:t xml:space="preserve"> </w:t>
+      </w:r>
+      <w:r>
+        <w:t xml:space="preserve">kiện của log return. Volatility hôm nay được cập nhật từ shock mới và volatility</w:t>
+      </w:r>
+      <w:r>
+        <w:t xml:space="preserve"> </w:t>
+      </w:r>
+      <w:r>
+        <w:t xml:space="preserve">trong quá khứ; vì vậy mô hình phù hợp với hiện tượng biến động tập trung theo cụm.</w:t>
+      </w:r>
+    </w:p>
+    <w:p>
+      <w:pPr>
+        <w:pStyle w:val="BlockText"/>
+      </w:pPr>
+      <w:r>
+        <w:t xml:space="preserve">Khi dựng PowerPoint, đổi tiêu đề slide này thành</w:t>
+      </w:r>
+      <w:r>
+        <w:t xml:space="preserve"> </w:t>
+      </w:r>
+      <w:r>
+        <w:rPr>
+          <w:b/>
+          <w:bCs/>
+        </w:rPr>
+        <w:t xml:space="preserve">“Lý thuyết nền tảng của</w:t>
+      </w:r>
+      <w:r>
+        <w:rPr>
+          <w:b/>
+          <w:bCs/>
+        </w:rPr>
+        <w:t xml:space="preserve"> </w:t>
+      </w:r>
+      <w:r>
+        <w:rPr>
+          <w:b/>
+          <w:bCs/>
+        </w:rPr>
+        <w:t xml:space="preserve">GARCH(1,1)”</w:t>
+      </w:r>
+      <w:r>
+        <w:t xml:space="preserve"> </w:t>
+      </w:r>
+      <w:r>
+        <w:t xml:space="preserve">và bỏ toàn bộ năm bullet đã xuất hiện ở slide trước.</w:t>
+      </w:r>
+    </w:p>
+    <w:p>
+      <w:pPr>
+        <w:pStyle w:val="FirstParagraph"/>
+      </w:pPr>
+      <w:r>
+        <w:rPr>
+          <w:b/>
+          <w:bCs/>
+        </w:rPr>
+        <w:t xml:space="preserve">Lời thoại gợi ý (~50 giây):</w:t>
+      </w:r>
+    </w:p>
+    <w:p>
+      <w:pPr>
+        <w:pStyle w:val="BlockText"/>
+      </w:pPr>
+      <w:r>
+        <w:t xml:space="preserve">Return được tách thành mean và innovation. Innovation bằng volatility có điều</w:t>
+      </w:r>
+      <w:r>
+        <w:t xml:space="preserve"> </w:t>
+      </w:r>
+      <w:r>
+        <w:t xml:space="preserve">kiện nhân standardized shock. Trong variance equation, omega là nền dài hạn,</w:t>
+      </w:r>
+      <w:r>
+        <w:t xml:space="preserve"> </w:t>
+      </w:r>
+      <w:r>
+        <w:t xml:space="preserve">alpha đo phản ứng với tin mới qua bình phương shock hôm trước, còn beta đo trí</w:t>
+      </w:r>
+      <w:r>
+        <w:t xml:space="preserve"> </w:t>
+      </w:r>
+      <w:r>
+        <w:t xml:space="preserve">nhớ của variance hôm trước. Với sGARCH, alpha cộng beta gần 1 cho thấy tác động</w:t>
+      </w:r>
+      <w:r>
+        <w:t xml:space="preserve"> </w:t>
+      </w:r>
+      <w:r>
+        <w:t xml:space="preserve">volatility tồn tại lâu. Công thức cộng này không áp dụng máy móc cho eGARCH.</w:t>
+      </w:r>
+    </w:p>
+    <w:p>
+      <w:pPr>
+        <w:pStyle w:val="FirstParagraph"/>
+      </w:pPr>
+      <w:r>
+        <w:rPr>
+          <w:b/>
+          <w:bCs/>
+        </w:rPr>
+        <w:t xml:space="preserve">Người nói:</w:t>
+      </w:r>
+      <w:r>
+        <w:t xml:space="preserve"> </w:t>
+      </w:r>
+      <w:r>
+        <w:t xml:space="preserve">Lê Đặng Hoàng Anh.</w:t>
+      </w:r>
+    </w:p>
+    <w:bookmarkEnd w:id="20"/>
+    <w:bookmarkStart w:id="21" w:name="X48a65ac0320611ecf36c670841aed1fcd1cb705"/>
+    <w:p>
+      <w:pPr>
+        <w:pStyle w:val="Heading2"/>
+      </w:pPr>
+      <w:r>
+        <w:rPr>
+          <w:rStyle w:val="SectionNumber"/>
+        </w:rPr>
+        <w:t xml:space="preserve">2.12</w:t>
+      </w:r>
+      <w:r>
+        <w:tab/>
+      </w:r>
+      <w:r>
+        <w:t xml:space="preserve">Slide 12 — Vì sao nhóm thử bốn specification?</w:t>
+      </w:r>
+    </w:p>
+    <w:p>
+      <w:pPr>
+        <w:pStyle w:val="FirstParagraph"/>
+      </w:pPr>
+      <w:r>
+        <w:rPr>
+          <w:b/>
+          <w:bCs/>
+        </w:rPr>
+        <w:t xml:space="preserve">Nội dung trên slide:</w:t>
       </w:r>
     </w:p>
     <w:tbl>
@@ -2976,7 +3847,17 @@
         </w:numPr>
       </w:pPr>
       <w:r>
-        <w:t xml:space="preserve">Cả 4 model dùng cùng 2.786 returns, mean equation ARMA(0,0).</w:t>
+        <w:rPr>
+          <w:b/>
+          <w:bCs/>
+        </w:rPr>
+        <w:t xml:space="preserve">Normal → Student-t:</w:t>
+      </w:r>
+      <w:r>
+        <w:t xml:space="preserve"> </w:t>
+      </w:r>
+      <w:r>
+        <w:t xml:space="preserve">histogram và Q-Q plot cho thấy return có heavy tails.</w:t>
       </w:r>
     </w:p>
     <w:p>
@@ -2988,7 +3869,29 @@
         </w:numPr>
       </w:pPr>
       <w:r>
-        <w:t xml:space="preserve">Phương trình sGARCH: σ²ₜ = ω + α·ε²ₜ₋₁ + β·σ²ₜ₋₁</w:t>
+        <w:rPr>
+          <w:b/>
+          <w:bCs/>
+        </w:rPr>
+        <w:t xml:space="preserve">Đối xứng → bất đối xứng:</w:t>
+      </w:r>
+      <w:r>
+        <w:t xml:space="preserve"> </w:t>
+      </w:r>
+      <w:r>
+        <w:t xml:space="preserve">shock âm và dương có thể tác động khác nhau đến volatility.</w:t>
+      </w:r>
+    </w:p>
+    <w:p>
+      <w:pPr>
+        <w:pStyle w:val="Compact"/>
+        <w:numPr>
+          <w:ilvl w:val="0"/>
+          <w:numId w:val="1017"/>
+        </w:numPr>
+      </w:pPr>
+      <w:r>
+        <w:t xml:space="preserve">Cả bốn dùng cùng response, sample và ARMA(0,0) → AIC/BIC mới so sánh được.</w:t>
       </w:r>
     </w:p>
     <w:p>
@@ -3000,6 +3903,133 @@
           <w:b/>
           <w:bCs/>
         </w:rPr>
+        <w:t xml:space="preserve">Đoạn có thể đặt trực tiếp trên slide để nhìn và đọc:</w:t>
+      </w:r>
+    </w:p>
+    <w:p>
+      <w:pPr>
+        <w:pStyle w:val="BlockText"/>
+      </w:pPr>
+      <w:r>
+        <w:t xml:space="preserve">Bốn specification được chọn theo từng bước có chủ đích. Nhóm bắt đầu bằng</w:t>
+      </w:r>
+      <w:r>
+        <w:t xml:space="preserve"> </w:t>
+      </w:r>
+      <w:r>
+        <w:t xml:space="preserve">sGARCH-Normal làm baseline, chuyển sang Student-t vì return có đuôi dày, sau đó</w:t>
+      </w:r>
+      <w:r>
+        <w:t xml:space="preserve"> </w:t>
+      </w:r>
+      <w:r>
+        <w:t xml:space="preserve">thử eGARCH và GJR-GARCH để kiểm tra phản ứng bất đối xứng của volatility.</w:t>
+      </w:r>
+    </w:p>
+    <w:p>
+      <w:pPr>
+        <w:pStyle w:val="BlockText"/>
+      </w:pPr>
+      <w:r>
+        <w:t xml:space="preserve">Kiểm tra lại nhãn trong PowerPoint: phải viết</w:t>
+      </w:r>
+      <w:r>
+        <w:t xml:space="preserve"> </w:t>
+      </w:r>
+      <w:r>
+        <w:rPr>
+          <w:b/>
+          <w:bCs/>
+        </w:rPr>
+        <w:t xml:space="preserve">GJR-GARCH(1,1)</w:t>
+      </w:r>
+      <w:r>
+        <w:t xml:space="preserve">, không viết</w:t>
+      </w:r>
+      <w:r>
+        <w:t xml:space="preserve"> </w:t>
+      </w:r>
+      <w:r>
+        <w:rPr>
+          <w:rStyle w:val="VerbatimChar"/>
+        </w:rPr>
+        <w:t xml:space="preserve">GJR-GARCH(11)</w:t>
+      </w:r>
+      <w:r>
+        <w:t xml:space="preserve">.</w:t>
+      </w:r>
+    </w:p>
+    <w:p>
+      <w:pPr>
+        <w:pStyle w:val="FirstParagraph"/>
+      </w:pPr>
+      <w:r>
+        <w:rPr>
+          <w:b/>
+          <w:bCs/>
+        </w:rPr>
+        <w:t xml:space="preserve">Hình:</w:t>
+      </w:r>
+      <w:r>
+        <w:t xml:space="preserve"> </w:t>
+      </w:r>
+      <w:r>
+        <w:rPr>
+          <w:rStyle w:val="VerbatimChar"/>
+        </w:rPr>
+        <w:t xml:space="preserve">output/figures/garch_news_impact.png</w:t>
+      </w:r>
+      <w:r>
+        <w:t xml:space="preserve">.</w:t>
+      </w:r>
+    </w:p>
+    <w:p>
+      <w:pPr>
+        <w:pStyle w:val="BodyText"/>
+      </w:pPr>
+      <w:r>
+        <w:rPr>
+          <w:b/>
+          <w:bCs/>
+        </w:rPr>
+        <w:t xml:space="preserve">Lời thoại gợi ý (~45 giây):</w:t>
+      </w:r>
+    </w:p>
+    <w:p>
+      <w:pPr>
+        <w:pStyle w:val="BlockText"/>
+      </w:pPr>
+      <w:r>
+        <w:t xml:space="preserve">Em không thử model tùy ý. sGARCH-Normal là baseline. Do dữ liệu có đuôi dày,</w:t>
+      </w:r>
+      <w:r>
+        <w:t xml:space="preserve"> </w:t>
+      </w:r>
+      <w:r>
+        <w:t xml:space="preserve">em thay Normal bằng Student-t. Sau đó em thử eGARCH và GJR để biểu diễn phản ứng</w:t>
+      </w:r>
+      <w:r>
+        <w:t xml:space="preserve"> </w:t>
+      </w:r>
+      <w:r>
+        <w:t xml:space="preserve">bất đối xứng trước shock âm và dương. Em giữ nguyên sample và mean equation để</w:t>
+      </w:r>
+      <w:r>
+        <w:t xml:space="preserve"> </w:t>
+      </w:r>
+      <w:r>
+        <w:t xml:space="preserve">việc so AIC, BIC giữa bốn model có ý nghĩa.</w:t>
+      </w:r>
+    </w:p>
+    <w:p>
+      <w:pPr>
+        <w:pStyle w:val="FirstParagraph"/>
+      </w:pPr>
+      <w:r>
+        <w:rPr>
+          <w:b/>
+          <w:bCs/>
+        </w:rPr>
         <w:t xml:space="preserve">Người nói:</w:t>
       </w:r>
       <w:r>
@@ -3009,8 +4039,8 @@
         <w:t xml:space="preserve">Lê Đặng Hoàng Anh.</w:t>
       </w:r>
     </w:p>
-    <w:bookmarkEnd w:id="19"/>
-    <w:bookmarkStart w:id="20" w:name="X2d930d48cc12ab46f0b1ec890e9b6f73bbea8b6"/>
+    <w:bookmarkEnd w:id="21"/>
+    <w:bookmarkStart w:id="22" w:name="Xbe50181ccb111a7236f79818556a2f4f4b535b9"/>
     <w:p>
       <w:pPr>
         <w:pStyle w:val="Heading2"/>
@@ -3019,13 +4049,387 @@
         <w:rPr>
           <w:rStyle w:val="SectionNumber"/>
         </w:rPr>
-        <w:t xml:space="preserve">2.11</w:t>
+        <w:t xml:space="preserve">2.13</w:t>
       </w:r>
       <w:r>
         <w:tab/>
       </w:r>
       <w:r>
-        <w:t xml:space="preserve">Slide 11 — Đánh giá hiệu suất mô hình GARCH</w:t>
+        <w:t xml:space="preserve">Slide 13 — Model GARCH được đánh giá bằng gì?</w:t>
+      </w:r>
+    </w:p>
+    <w:p>
+      <w:pPr>
+        <w:pStyle w:val="FirstParagraph"/>
+      </w:pPr>
+      <w:r>
+        <w:rPr>
+          <w:b/>
+          <w:bCs/>
+        </w:rPr>
+        <w:t xml:space="preserve">Nội dung trên slide:</w:t>
+      </w:r>
+    </w:p>
+    <w:tbl>
+      <w:tblPr>
+        <w:tblStyle w:val="Table"/>
+        <w:tblW w:type="auto" w:w="0"/>
+        <w:tblLook w:firstRow="1" w:lastRow="0" w:firstColumn="0" w:lastColumn="0" w:noHBand="0" w:noVBand="0" w:val="0020"/>
+      </w:tblPr>
+      <w:tblGrid>
+        <w:gridCol w:w="3960"/>
+        <w:gridCol w:w="3960"/>
+      </w:tblGrid>
+      <w:tr>
+        <w:trPr>
+          <w:tblHeader w:val="on"/>
+        </w:trPr>
+        <w:tc>
+          <w:tcPr/>
+          <w:p>
+            <w:pPr>
+              <w:pStyle w:val="Compact"/>
+            </w:pPr>
+            <w:r>
+              <w:t xml:space="preserve">Nhóm tiêu chí</w:t>
+            </w:r>
+          </w:p>
+        </w:tc>
+        <w:tc>
+          <w:tcPr/>
+          <w:p>
+            <w:pPr>
+              <w:pStyle w:val="Compact"/>
+            </w:pPr>
+            <w:r>
+              <w:t xml:space="preserve">Câu hỏi cần trả lời</w:t>
+            </w:r>
+          </w:p>
+        </w:tc>
+      </w:tr>
+      <w:tr>
+        <w:tc>
+          <w:tcPr/>
+          <w:p>
+            <w:pPr>
+              <w:pStyle w:val="Compact"/>
+            </w:pPr>
+            <w:r>
+              <w:t xml:space="preserve">Convergence</w:t>
+            </w:r>
+          </w:p>
+        </w:tc>
+        <w:tc>
+          <w:tcPr/>
+          <w:p>
+            <w:pPr>
+              <w:pStyle w:val="Compact"/>
+            </w:pPr>
+            <w:r>
+              <w:t xml:space="preserve">Thuật toán tối ưu có hội tụ không? (</w:t>
+            </w:r>
+            <w:r>
+              <w:rPr>
+                <w:rStyle w:val="VerbatimChar"/>
+              </w:rPr>
+              <w:t xml:space="preserve">0</w:t>
+            </w:r>
+            <w:r>
+              <w:t xml:space="preserve"> </w:t>
+            </w:r>
+            <w:r>
+              <w:t xml:space="preserve">= đạt)</w:t>
+            </w:r>
+          </w:p>
+        </w:tc>
+      </w:tr>
+      <w:tr>
+        <w:tc>
+          <w:tcPr/>
+          <w:p>
+            <w:pPr>
+              <w:pStyle w:val="Compact"/>
+            </w:pPr>
+            <w:r>
+              <w:t xml:space="preserve">AIC/BIC</w:t>
+            </w:r>
+          </w:p>
+        </w:tc>
+        <w:tc>
+          <w:tcPr/>
+          <w:p>
+            <w:pPr>
+              <w:pStyle w:val="Compact"/>
+            </w:pPr>
+            <w:r>
+              <w:t xml:space="preserve">Fit tương đối có tốt sau khi phạt độ phức tạp không?</w:t>
+            </w:r>
+          </w:p>
+        </w:tc>
+      </w:tr>
+      <w:tr>
+        <w:tc>
+          <w:tcPr/>
+          <w:p>
+            <w:pPr>
+              <w:pStyle w:val="Compact"/>
+            </w:pPr>
+            <w:r>
+              <w:t xml:space="preserve">Ljung-Box residual</w:t>
+            </w:r>
+          </w:p>
+        </w:tc>
+        <w:tc>
+          <w:tcPr/>
+          <w:p>
+            <w:pPr>
+              <w:pStyle w:val="Compact"/>
+            </w:pPr>
+            <w:r>
+              <w:t xml:space="preserve">Mean dynamics còn bị bỏ sót không?</w:t>
+            </w:r>
+          </w:p>
+        </w:tc>
+      </w:tr>
+      <w:tr>
+        <w:tc>
+          <w:tcPr/>
+          <w:p>
+            <w:pPr>
+              <w:pStyle w:val="Compact"/>
+            </w:pPr>
+            <w:r>
+              <w:t xml:space="preserve">Ljung-Box squared + ARCH-LM</w:t>
+            </w:r>
+          </w:p>
+        </w:tc>
+        <w:tc>
+          <w:tcPr/>
+          <w:p>
+            <w:pPr>
+              <w:pStyle w:val="Compact"/>
+            </w:pPr>
+            <w:r>
+              <w:t xml:space="preserve">ARCH effect còn sót sau fit không?</w:t>
+            </w:r>
+          </w:p>
+        </w:tc>
+      </w:tr>
+      <w:tr>
+        <w:tc>
+          <w:tcPr/>
+          <w:p>
+            <w:pPr>
+              <w:pStyle w:val="Compact"/>
+            </w:pPr>
+            <w:r>
+              <w:t xml:space="preserve">Sign-bias</w:t>
+            </w:r>
+          </w:p>
+        </w:tc>
+        <w:tc>
+          <w:tcPr/>
+          <w:p>
+            <w:pPr>
+              <w:pStyle w:val="Compact"/>
+            </w:pPr>
+            <w:r>
+              <w:t xml:space="preserve">Còn phản ứng bất đối xứng chưa mô hình hóa không?</w:t>
+            </w:r>
+          </w:p>
+        </w:tc>
+      </w:tr>
+      <w:tr>
+        <w:tc>
+          <w:tcPr/>
+          <w:p>
+            <w:pPr>
+              <w:pStyle w:val="Compact"/>
+            </w:pPr>
+            <w:r>
+              <w:t xml:space="preserve">Nyblom</w:t>
+            </w:r>
+          </w:p>
+        </w:tc>
+        <w:tc>
+          <w:tcPr/>
+          <w:p>
+            <w:pPr>
+              <w:pStyle w:val="Compact"/>
+            </w:pPr>
+            <w:r>
+              <w:t xml:space="preserve">Tham số có ổn định theo thời gian không?</w:t>
+            </w:r>
+          </w:p>
+        </w:tc>
+      </w:tr>
+      <w:tr>
+        <w:tc>
+          <w:tcPr/>
+          <w:p>
+            <w:pPr>
+              <w:pStyle w:val="Compact"/>
+            </w:pPr>
+            <w:r>
+              <w:t xml:space="preserve">Pearson GOF</w:t>
+            </w:r>
+          </w:p>
+        </w:tc>
+        <w:tc>
+          <w:tcPr/>
+          <w:p>
+            <w:pPr>
+              <w:pStyle w:val="Compact"/>
+            </w:pPr>
+            <w:r>
+              <w:t xml:space="preserve">Distribution giả định có phù hợp không?</w:t>
+            </w:r>
+          </w:p>
+        </w:tc>
+      </w:tr>
+    </w:tbl>
+    <w:p>
+      <w:pPr>
+        <w:pStyle w:val="Compact"/>
+        <w:numPr>
+          <w:ilvl w:val="0"/>
+          <w:numId w:val="1018"/>
+        </w:numPr>
+      </w:pPr>
+      <w:r>
+        <w:t xml:space="preserve">Không chọn model chỉ vì AIC nhỏ nhất; cần cân bằng fit và diagnostics.</w:t>
+      </w:r>
+    </w:p>
+    <w:p>
+      <w:pPr>
+        <w:pStyle w:val="Compact"/>
+        <w:numPr>
+          <w:ilvl w:val="0"/>
+          <w:numId w:val="1018"/>
+        </w:numPr>
+      </w:pPr>
+      <w:r>
+        <w:t xml:space="preserve">P-value ≥ 0,05 chỉ là</w:t>
+      </w:r>
+      <w:r>
+        <w:t xml:space="preserve"> </w:t>
+      </w:r>
+      <w:r>
+        <w:rPr>
+          <w:b/>
+          <w:bCs/>
+        </w:rPr>
+        <w:t xml:space="preserve">chưa bác bỏ H₀</w:t>
+      </w:r>
+      <w:r>
+        <w:t xml:space="preserve">, không chứng minh model hoàn hảo.</w:t>
+      </w:r>
+    </w:p>
+    <w:p>
+      <w:pPr>
+        <w:pStyle w:val="FirstParagraph"/>
+      </w:pPr>
+      <w:r>
+        <w:rPr>
+          <w:b/>
+          <w:bCs/>
+        </w:rPr>
+        <w:t xml:space="preserve">Đoạn có thể đặt trực tiếp trên slide để nhìn và đọc:</w:t>
+      </w:r>
+    </w:p>
+    <w:p>
+      <w:pPr>
+        <w:pStyle w:val="BlockText"/>
+      </w:pPr>
+      <w:r>
+        <w:t xml:space="preserve">Nhóm không chọn mô hình chỉ dựa vào AIC. Một mô hình phù hợp còn phải hội tụ,</w:t>
+      </w:r>
+      <w:r>
+        <w:t xml:space="preserve"> </w:t>
+      </w:r>
+      <w:r>
+        <w:t xml:space="preserve">loại bỏ dependence còn sót trong residual, có tham số tương đối ổn định và có</w:t>
+      </w:r>
+      <w:r>
+        <w:t xml:space="preserve"> </w:t>
+      </w:r>
+      <w:r>
+        <w:t xml:space="preserve">distribution phù hợp. Do đó kết luận được hình thành từ nhiều diagnostics.</w:t>
+      </w:r>
+    </w:p>
+    <w:p>
+      <w:pPr>
+        <w:pStyle w:val="FirstParagraph"/>
+      </w:pPr>
+      <w:r>
+        <w:rPr>
+          <w:b/>
+          <w:bCs/>
+        </w:rPr>
+        <w:t xml:space="preserve">Lời thoại gợi ý (~50 giây):</w:t>
+      </w:r>
+    </w:p>
+    <w:p>
+      <w:pPr>
+        <w:pStyle w:val="BlockText"/>
+      </w:pPr>
+      <w:r>
+        <w:t xml:space="preserve">AIC chỉ đo relative in-sample fit nên chưa đủ để chọn model. Em kiểm tra thêm</w:t>
+      </w:r>
+      <w:r>
+        <w:t xml:space="preserve"> </w:t>
+      </w:r>
+      <w:r>
+        <w:t xml:space="preserve">standardized residual, squared residual và ARCH-LM để xem dynamics còn sót hay</w:t>
+      </w:r>
+      <w:r>
+        <w:t xml:space="preserve"> </w:t>
+      </w:r>
+      <w:r>
+        <w:t xml:space="preserve">không; sign-bias cho bất đối xứng; Nyblom cho stability; Pearson cho distribution</w:t>
+      </w:r>
+      <w:r>
+        <w:t xml:space="preserve"> </w:t>
+      </w:r>
+      <w:r>
+        <w:t xml:space="preserve">fit. Quy tắc của nhóm là chọn model cân bằng, không chạy theo AIC thấp nhất.</w:t>
+      </w:r>
+    </w:p>
+    <w:p>
+      <w:pPr>
+        <w:pStyle w:val="FirstParagraph"/>
+      </w:pPr>
+      <w:r>
+        <w:rPr>
+          <w:b/>
+          <w:bCs/>
+        </w:rPr>
+        <w:t xml:space="preserve">Người nói:</w:t>
+      </w:r>
+      <w:r>
+        <w:t xml:space="preserve"> </w:t>
+      </w:r>
+      <w:r>
+        <w:t xml:space="preserve">Lê Đặng Hoàng Anh.</w:t>
+      </w:r>
+    </w:p>
+    <w:bookmarkEnd w:id="22"/>
+    <w:bookmarkStart w:id="23" w:name="X0fee389588585f20754caad19776f77bdbe697d"/>
+    <w:p>
+      <w:pPr>
+        <w:pStyle w:val="Heading2"/>
+      </w:pPr>
+      <w:r>
+        <w:rPr>
+          <w:rStyle w:val="SectionNumber"/>
+        </w:rPr>
+        <w:t xml:space="preserve">2.14</w:t>
+      </w:r>
+      <w:r>
+        <w:tab/>
+      </w:r>
+      <w:r>
+        <w:t xml:space="preserve">Slide 14 — Kết quả và quyết định chọn eGARCH-Student-t</w:t>
       </w:r>
       <w:r>
         <w:t xml:space="preserve"> </w:t>
@@ -3417,7 +4821,7 @@
         <w:pStyle w:val="Compact"/>
         <w:numPr>
           <w:ilvl w:val="0"/>
-          <w:numId w:val="1018"/>
+          <w:numId w:val="1019"/>
         </w:numPr>
       </w:pPr>
       <w:r>
@@ -3429,7 +4833,7 @@
         <w:pStyle w:val="Compact"/>
         <w:numPr>
           <w:ilvl w:val="0"/>
-          <w:numId w:val="1018"/>
+          <w:numId w:val="1019"/>
         </w:numPr>
       </w:pPr>
       <w:r>
@@ -3441,7 +4845,7 @@
         <w:pStyle w:val="Compact"/>
         <w:numPr>
           <w:ilvl w:val="0"/>
-          <w:numId w:val="1018"/>
+          <w:numId w:val="1019"/>
         </w:numPr>
       </w:pPr>
       <w:r>
@@ -3457,6 +4861,44 @@
           <w:b/>
           <w:bCs/>
         </w:rPr>
+        <w:t xml:space="preserve">Đoạn có thể đặt trực tiếp trên slide để nhìn và đọc:</w:t>
+      </w:r>
+    </w:p>
+    <w:p>
+      <w:pPr>
+        <w:pStyle w:val="BlockText"/>
+      </w:pPr>
+      <w:r>
+        <w:t xml:space="preserve">GJR-GARCH-t có AIC thấp nhất nhưng không đạt Nyblom joint stability.</w:t>
+      </w:r>
+      <w:r>
+        <w:t xml:space="preserve"> </w:t>
+      </w:r>
+      <w:r>
+        <w:t xml:space="preserve">eGARCH-t chỉ kém 0,00137 AIC, đồng thời đạt core diagnostics và Nyblom stability,</w:t>
+      </w:r>
+      <w:r>
+        <w:t xml:space="preserve"> </w:t>
+      </w:r>
+      <w:r>
+        <w:t xml:space="preserve">nên được chọn là ứng viên cân bằng. Đây không phải mô hình hoàn hảo vì Pearson</w:t>
+      </w:r>
+      <w:r>
+        <w:t xml:space="preserve"> </w:t>
+      </w:r>
+      <w:r>
+        <w:t xml:space="preserve">GOF vẫn bác bỏ distribution fit.</w:t>
+      </w:r>
+    </w:p>
+    <w:p>
+      <w:pPr>
+        <w:pStyle w:val="FirstParagraph"/>
+      </w:pPr>
+      <w:r>
+        <w:rPr>
+          <w:b/>
+          <w:bCs/>
+        </w:rPr>
         <w:t xml:space="preserve">Hình:</w:t>
       </w:r>
       <w:r>
@@ -3481,6 +4923,76 @@
           <w:b/>
           <w:bCs/>
         </w:rPr>
+        <w:t xml:space="preserve">Câu kết luận phải đặt dưới biểu đồ volatility:</w:t>
+      </w:r>
+    </w:p>
+    <w:p>
+      <w:pPr>
+        <w:pStyle w:val="BlockText"/>
+      </w:pPr>
+      <w:r>
+        <w:t xml:space="preserve">Bốn mô hình nhận diện các giai đoạn volatility cao khá tương đồng, nhưng khác</w:t>
+      </w:r>
+      <w:r>
+        <w:t xml:space="preserve"> </w:t>
+      </w:r>
+      <w:r>
+        <w:t xml:space="preserve">nhau về độ lớn tại các đỉnh. Biểu đồ thể hiện conditional volatility lịch sử,</w:t>
+      </w:r>
+      <w:r>
+        <w:t xml:space="preserve"> </w:t>
+      </w:r>
+      <w:r>
+        <w:t xml:space="preserve">không phải dự báo giá và không tự xác định nguyên nhân của các cú sốc.</w:t>
+      </w:r>
+    </w:p>
+    <w:p>
+      <w:pPr>
+        <w:pStyle w:val="FirstParagraph"/>
+      </w:pPr>
+      <w:r>
+        <w:rPr>
+          <w:b/>
+          <w:bCs/>
+        </w:rPr>
+        <w:t xml:space="preserve">Lời thoại gợi ý (~55 giây):</w:t>
+      </w:r>
+    </w:p>
+    <w:p>
+      <w:pPr>
+        <w:pStyle w:val="BlockText"/>
+      </w:pPr>
+      <w:r>
+        <w:t xml:space="preserve">GJR có AIC nhỏ nhất, nhưng Nyblom bác bỏ tính ổn định tham số. eGARCH chỉ kém</w:t>
+      </w:r>
+      <w:r>
+        <w:t xml:space="preserve"> </w:t>
+      </w:r>
+      <w:r>
+        <w:t xml:space="preserve">GJR khoảng 0,00137 AIC, trong khi các core diagnostics và Nyblom đều đạt. Vì</w:t>
+      </w:r>
+      <w:r>
+        <w:t xml:space="preserve"> </w:t>
+      </w:r>
+      <w:r>
+        <w:t xml:space="preserve">vậy nhóm chọn eGARCH-t là ứng viên cân bằng, chứ không tuyên bố đây là model tốt</w:t>
+      </w:r>
+      <w:r>
+        <w:t xml:space="preserve"> </w:t>
+      </w:r>
+      <w:r>
+        <w:t xml:space="preserve">tuyệt đối. Pearson GOF vẫn bị bác bỏ nên distribution còn chưa mô tả hết dữ liệu.</w:t>
+      </w:r>
+    </w:p>
+    <w:p>
+      <w:pPr>
+        <w:pStyle w:val="FirstParagraph"/>
+      </w:pPr>
+      <w:r>
+        <w:rPr>
+          <w:b/>
+          <w:bCs/>
+        </w:rPr>
         <w:t xml:space="preserve">Người nói:</w:t>
       </w:r>
       <w:r>
@@ -3490,8 +5002,8 @@
         <w:t xml:space="preserve">Lê Đặng Hoàng Anh.</w:t>
       </w:r>
     </w:p>
-    <w:bookmarkEnd w:id="20"/>
-    <w:bookmarkStart w:id="21" w:name="slide-12-hạn-chế-và-hướng-phát-triển"/>
+    <w:bookmarkEnd w:id="23"/>
+    <w:bookmarkStart w:id="24" w:name="slide-15-phần-việc-người-3-đã-thực-hiện"/>
     <w:p>
       <w:pPr>
         <w:pStyle w:val="Heading2"/>
@@ -3500,13 +5012,13 @@
         <w:rPr>
           <w:rStyle w:val="SectionNumber"/>
         </w:rPr>
-        <w:t xml:space="preserve">2.12</w:t>
+        <w:t xml:space="preserve">2.15</w:t>
       </w:r>
       <w:r>
         <w:tab/>
       </w:r>
       <w:r>
-        <w:t xml:space="preserve">Slide 12 — Hạn chế và hướng phát triển</w:t>
+        <w:t xml:space="preserve">Slide 15 — Phần việc Người 3 đã thực hiện</w:t>
       </w:r>
     </w:p>
     <w:p>
@@ -3526,7 +5038,288 @@
         <w:pStyle w:val="Compact"/>
         <w:numPr>
           <w:ilvl w:val="0"/>
-          <w:numId w:val="1019"/>
+          <w:numId w:val="1020"/>
+        </w:numPr>
+      </w:pPr>
+      <w:r>
+        <w:t xml:space="preserve">Xây dựng</w:t>
+      </w:r>
+      <w:r>
+        <w:t xml:space="preserve"> </w:t>
+      </w:r>
+      <w:r>
+        <w:rPr>
+          <w:rStyle w:val="VerbatimChar"/>
+        </w:rPr>
+        <w:t xml:space="preserve">R/04_garch_volatility.R</w:t>
+      </w:r>
+      <w:r>
+        <w:t xml:space="preserve">: fit 4 GARCH specification trên cùng input.</w:t>
+      </w:r>
+    </w:p>
+    <w:p>
+      <w:pPr>
+        <w:pStyle w:val="Compact"/>
+        <w:numPr>
+          <w:ilvl w:val="0"/>
+          <w:numId w:val="1020"/>
+        </w:numPr>
+      </w:pPr>
+      <w:r>
+        <w:t xml:space="preserve">Chạy pre-fit ARCH-LM và toàn bộ post-fit diagnostics.</w:t>
+      </w:r>
+    </w:p>
+    <w:p>
+      <w:pPr>
+        <w:pStyle w:val="Compact"/>
+        <w:numPr>
+          <w:ilvl w:val="0"/>
+          <w:numId w:val="1020"/>
+        </w:numPr>
+      </w:pPr>
+      <w:r>
+        <w:t xml:space="preserve">Xây dựng</w:t>
+      </w:r>
+      <w:r>
+        <w:t xml:space="preserve"> </w:t>
+      </w:r>
+      <w:r>
+        <w:rPr>
+          <w:rStyle w:val="VerbatimChar"/>
+        </w:rPr>
+        <w:t xml:space="preserve">R/05_model_comparison.R</w:t>
+      </w:r>
+      <w:r>
+        <w:t xml:space="preserve">: chuẩn hóa tiêu chí và chọn candidate.</w:t>
+      </w:r>
+    </w:p>
+    <w:p>
+      <w:pPr>
+        <w:pStyle w:val="Compact"/>
+        <w:numPr>
+          <w:ilvl w:val="0"/>
+          <w:numId w:val="1020"/>
+        </w:numPr>
+      </w:pPr>
+      <w:r>
+        <w:t xml:space="preserve">Xây dựng</w:t>
+      </w:r>
+      <w:r>
+        <w:t xml:space="preserve"> </w:t>
+      </w:r>
+      <w:r>
+        <w:rPr>
+          <w:rStyle w:val="VerbatimChar"/>
+        </w:rPr>
+        <w:t xml:space="preserve">R/06_export_report_tables.R</w:t>
+      </w:r>
+      <w:r>
+        <w:t xml:space="preserve">: xuất bảng kết quả tái lập được.</w:t>
+      </w:r>
+    </w:p>
+    <w:p>
+      <w:pPr>
+        <w:pStyle w:val="Compact"/>
+        <w:numPr>
+          <w:ilvl w:val="0"/>
+          <w:numId w:val="1020"/>
+        </w:numPr>
+      </w:pPr>
+      <w:r>
+        <w:t xml:space="preserve">Tích hợp bảng/hình vào</w:t>
+      </w:r>
+      <w:r>
+        <w:t xml:space="preserve"> </w:t>
+      </w:r>
+      <w:r>
+        <w:rPr>
+          <w:rStyle w:val="VerbatimChar"/>
+        </w:rPr>
+        <w:t xml:space="preserve">report/report.Rmd</w:t>
+      </w:r>
+      <w:r>
+        <w:t xml:space="preserve">, render Word và xây khung slide.</w:t>
+      </w:r>
+    </w:p>
+    <w:p>
+      <w:pPr>
+        <w:pStyle w:val="Compact"/>
+        <w:numPr>
+          <w:ilvl w:val="0"/>
+          <w:numId w:val="1020"/>
+        </w:numPr>
+      </w:pPr>
+      <w:r>
+        <w:t xml:space="preserve">Kiểm tra pipeline đầu-cuối bằng</w:t>
+      </w:r>
+      <w:r>
+        <w:t xml:space="preserve"> </w:t>
+      </w:r>
+      <w:r>
+        <w:rPr>
+          <w:rStyle w:val="VerbatimChar"/>
+        </w:rPr>
+        <w:t xml:space="preserve">source("R/run_all.R")</w:t>
+      </w:r>
+      <w:r>
+        <w:t xml:space="preserve">.</w:t>
+      </w:r>
+    </w:p>
+    <w:p>
+      <w:pPr>
+        <w:pStyle w:val="FirstParagraph"/>
+      </w:pPr>
+      <w:r>
+        <w:rPr>
+          <w:b/>
+          <w:bCs/>
+        </w:rPr>
+        <w:t xml:space="preserve">Đoạn có thể đặt trực tiếp trên slide để nhìn và đọc:</w:t>
+      </w:r>
+    </w:p>
+    <w:p>
+      <w:pPr>
+        <w:pStyle w:val="BlockText"/>
+      </w:pPr>
+      <w:r>
+        <w:t xml:space="preserve">Em phụ trách toàn bộ phần volatility từ khâu xây dựng bốn GARCH specification,</w:t>
+      </w:r>
+      <w:r>
+        <w:t xml:space="preserve"> </w:t>
+      </w:r>
+      <w:r>
+        <w:t xml:space="preserve">kiểm định diagnostics, so sánh mô hình đến xuất bảng và tích hợp báo cáo. Các</w:t>
+      </w:r>
+      <w:r>
+        <w:t xml:space="preserve"> </w:t>
+      </w:r>
+      <w:r>
+        <w:t xml:space="preserve">kết quả trên slide được sinh từ pipeline R và có thể tái lập từ dữ liệu sạch.</w:t>
+      </w:r>
+    </w:p>
+    <w:p>
+      <w:pPr>
+        <w:pStyle w:val="FirstParagraph"/>
+      </w:pPr>
+      <w:r>
+        <w:rPr>
+          <w:b/>
+          <w:bCs/>
+        </w:rPr>
+        <w:t xml:space="preserve">Minh họa nên chèn:</w:t>
+      </w:r>
+      <w:r>
+        <w:t xml:space="preserve"> </w:t>
+      </w:r>
+      <w:r>
+        <w:t xml:space="preserve">sơ đồ nhỏ</w:t>
+      </w:r>
+      <w:r>
+        <w:t xml:space="preserve"> </w:t>
+      </w:r>
+      <w:r>
+        <w:rPr>
+          <w:rStyle w:val="VerbatimChar"/>
+        </w:rPr>
+        <w:t xml:space="preserve">fpt_clean.csv → GARCH fits → diagnostics → comparison → report.docx</w:t>
+      </w:r>
+      <w:r>
+        <w:t xml:space="preserve">.</w:t>
+      </w:r>
+    </w:p>
+    <w:p>
+      <w:pPr>
+        <w:pStyle w:val="BodyText"/>
+      </w:pPr>
+      <w:r>
+        <w:rPr>
+          <w:b/>
+          <w:bCs/>
+        </w:rPr>
+        <w:t xml:space="preserve">Lời thoại gợi ý (~40 giây):</w:t>
+      </w:r>
+    </w:p>
+    <w:p>
+      <w:pPr>
+        <w:pStyle w:val="BlockText"/>
+      </w:pPr>
+      <w:r>
+        <w:t xml:space="preserve">Phần em trực tiếp thực hiện gồm ba script từ 04 đến 06. Em fit bốn model, trích</w:t>
+      </w:r>
+      <w:r>
+        <w:t xml:space="preserve"> </w:t>
+      </w:r>
+      <w:r>
+        <w:t xml:space="preserve">diagnostics thành dữ liệu có cấu trúc, xây quy tắc so sánh và tự động xuất bảng,</w:t>
+      </w:r>
+      <w:r>
+        <w:t xml:space="preserve"> </w:t>
+      </w:r>
+      <w:r>
+        <w:t xml:space="preserve">hình vào báo cáo. Nhờ vậy quyết định chọn model có thể truy ngược từ code và CSV,</w:t>
+      </w:r>
+      <w:r>
+        <w:t xml:space="preserve"> </w:t>
+      </w:r>
+      <w:r>
+        <w:t xml:space="preserve">không phụ thuộc vào việc chép kết quả thủ công.</w:t>
+      </w:r>
+    </w:p>
+    <w:p>
+      <w:pPr>
+        <w:pStyle w:val="FirstParagraph"/>
+      </w:pPr>
+      <w:r>
+        <w:rPr>
+          <w:b/>
+          <w:bCs/>
+        </w:rPr>
+        <w:t xml:space="preserve">Người nói:</w:t>
+      </w:r>
+      <w:r>
+        <w:t xml:space="preserve"> </w:t>
+      </w:r>
+      <w:r>
+        <w:t xml:space="preserve">Lê Đặng Hoàng Anh.</w:t>
+      </w:r>
+    </w:p>
+    <w:bookmarkEnd w:id="24"/>
+    <w:bookmarkStart w:id="25" w:name="slide-16-hạn-chế-và-hướng-phát-triển"/>
+    <w:p>
+      <w:pPr>
+        <w:pStyle w:val="Heading2"/>
+      </w:pPr>
+      <w:r>
+        <w:rPr>
+          <w:rStyle w:val="SectionNumber"/>
+        </w:rPr>
+        <w:t xml:space="preserve">2.16</w:t>
+      </w:r>
+      <w:r>
+        <w:tab/>
+      </w:r>
+      <w:r>
+        <w:t xml:space="preserve">Slide 16 — Hạn chế và hướng phát triển</w:t>
+      </w:r>
+    </w:p>
+    <w:p>
+      <w:pPr>
+        <w:pStyle w:val="FirstParagraph"/>
+      </w:pPr>
+      <w:r>
+        <w:rPr>
+          <w:b/>
+          <w:bCs/>
+        </w:rPr>
+        <w:t xml:space="preserve">Nội dung trên slide:</w:t>
+      </w:r>
+    </w:p>
+    <w:p>
+      <w:pPr>
+        <w:pStyle w:val="Compact"/>
+        <w:numPr>
+          <w:ilvl w:val="0"/>
+          <w:numId w:val="1021"/>
         </w:numPr>
       </w:pPr>
       <w:r>
@@ -3538,7 +5331,7 @@
         <w:pStyle w:val="Compact"/>
         <w:numPr>
           <w:ilvl w:val="0"/>
-          <w:numId w:val="1019"/>
+          <w:numId w:val="1021"/>
         </w:numPr>
       </w:pPr>
       <w:r>
@@ -3550,7 +5343,7 @@
         <w:pStyle w:val="Compact"/>
         <w:numPr>
           <w:ilvl w:val="0"/>
-          <w:numId w:val="1019"/>
+          <w:numId w:val="1021"/>
         </w:numPr>
       </w:pPr>
       <w:r>
@@ -3562,7 +5355,7 @@
         <w:pStyle w:val="Compact"/>
         <w:numPr>
           <w:ilvl w:val="0"/>
-          <w:numId w:val="1019"/>
+          <w:numId w:val="1021"/>
         </w:numPr>
       </w:pPr>
       <w:r>
@@ -3574,7 +5367,7 @@
         <w:pStyle w:val="Compact"/>
         <w:numPr>
           <w:ilvl w:val="0"/>
-          <w:numId w:val="1019"/>
+          <w:numId w:val="1021"/>
         </w:numPr>
       </w:pPr>
       <w:r>
@@ -3612,6 +5405,38 @@
           <w:b/>
           <w:bCs/>
         </w:rPr>
+        <w:t xml:space="preserve">Đoạn có thể đặt trực tiếp trên slide để nhìn và đọc:</w:t>
+      </w:r>
+    </w:p>
+    <w:p>
+      <w:pPr>
+        <w:pStyle w:val="BlockText"/>
+      </w:pPr>
+      <w:r>
+        <w:t xml:space="preserve">Kết quả hiện tại đủ để mô tả conditional volatility trong mẫu nhưng chưa đủ</w:t>
+      </w:r>
+      <w:r>
+        <w:t xml:space="preserve"> </w:t>
+      </w:r>
+      <w:r>
+        <w:t xml:space="preserve">cho một hệ thống quản trị rủi ro thực tế. Bước tiếp theo là đánh giá volatility</w:t>
+      </w:r>
+      <w:r>
+        <w:t xml:space="preserve"> </w:t>
+      </w:r>
+      <w:r>
+        <w:t xml:space="preserve">ngoài mẫu, backtest VaR và thử các phân phối linh hoạt hơn như skewed-t hoặc GED.</w:t>
+      </w:r>
+    </w:p>
+    <w:p>
+      <w:pPr>
+        <w:pStyle w:val="FirstParagraph"/>
+      </w:pPr>
+      <w:r>
+        <w:rPr>
+          <w:b/>
+          <w:bCs/>
+        </w:rPr>
         <w:t xml:space="preserve">Người nói:</w:t>
       </w:r>
       <w:r>
@@ -3621,8 +5446,8 @@
         <w:t xml:space="preserve">Lê Đặng Hoàng Anh.</w:t>
       </w:r>
     </w:p>
-    <w:bookmarkEnd w:id="21"/>
-    <w:bookmarkStart w:id="22" w:name="slide-13-kết-luận"/>
+    <w:bookmarkEnd w:id="25"/>
+    <w:bookmarkStart w:id="26" w:name="slide-17-kết-luận"/>
     <w:p>
       <w:pPr>
         <w:pStyle w:val="Heading2"/>
@@ -3631,13 +5456,13 @@
         <w:rPr>
           <w:rStyle w:val="SectionNumber"/>
         </w:rPr>
-        <w:t xml:space="preserve">2.13</w:t>
+        <w:t xml:space="preserve">2.17</w:t>
       </w:r>
       <w:r>
         <w:tab/>
       </w:r>
       <w:r>
-        <w:t xml:space="preserve">Slide 13 — Kết luận</w:t>
+        <w:t xml:space="preserve">Slide 17 — Kết luận</w:t>
       </w:r>
     </w:p>
     <w:p>
@@ -3657,7 +5482,7 @@
         <w:pStyle w:val="Compact"/>
         <w:numPr>
           <w:ilvl w:val="0"/>
-          <w:numId w:val="1020"/>
+          <w:numId w:val="1022"/>
         </w:numPr>
       </w:pPr>
       <w:r>
@@ -3669,7 +5494,7 @@
         <w:pStyle w:val="Compact"/>
         <w:numPr>
           <w:ilvl w:val="0"/>
-          <w:numId w:val="1020"/>
+          <w:numId w:val="1022"/>
         </w:numPr>
       </w:pPr>
       <w:r>
@@ -3681,7 +5506,7 @@
         <w:pStyle w:val="Compact"/>
         <w:numPr>
           <w:ilvl w:val="0"/>
-          <w:numId w:val="1020"/>
+          <w:numId w:val="1022"/>
         </w:numPr>
       </w:pPr>
       <w:r>
@@ -3693,7 +5518,7 @@
         <w:pStyle w:val="Compact"/>
         <w:numPr>
           <w:ilvl w:val="0"/>
-          <w:numId w:val="1020"/>
+          <w:numId w:val="1022"/>
         </w:numPr>
       </w:pPr>
       <w:r>
@@ -3705,7 +5530,7 @@
         <w:pStyle w:val="Compact"/>
         <w:numPr>
           <w:ilvl w:val="0"/>
-          <w:numId w:val="1020"/>
+          <w:numId w:val="1022"/>
         </w:numPr>
       </w:pPr>
       <w:r>
@@ -3717,7 +5542,7 @@
         <w:pStyle w:val="Compact"/>
         <w:numPr>
           <w:ilvl w:val="0"/>
-          <w:numId w:val="1020"/>
+          <w:numId w:val="1022"/>
         </w:numPr>
       </w:pPr>
       <w:r>
@@ -3733,6 +5558,44 @@
           <w:b/>
           <w:bCs/>
         </w:rPr>
+        <w:t xml:space="preserve">Đoạn kết luận có thể đọc trực tiếp:</w:t>
+      </w:r>
+    </w:p>
+    <w:p>
+      <w:pPr>
+        <w:pStyle w:val="BlockText"/>
+      </w:pPr>
+      <w:r>
+        <w:t xml:space="preserve">Tóm lại, log return của FPT có ARCH effect và Student-t phù hợp tương đối hơn</w:t>
+      </w:r>
+      <w:r>
+        <w:t xml:space="preserve"> </w:t>
+      </w:r>
+      <w:r>
+        <w:t xml:space="preserve">Normal. Trong bốn specification đã thử, eGARCH-Student-t tạo cân bằng tốt nhất</w:t>
+      </w:r>
+      <w:r>
+        <w:t xml:space="preserve"> </w:t>
+      </w:r>
+      <w:r>
+        <w:t xml:space="preserve">giữa độ phù hợp, residual diagnostics và stability, nhưng kết quả vẫn cần được</w:t>
+      </w:r>
+      <w:r>
+        <w:t xml:space="preserve"> </w:t>
+      </w:r>
+      <w:r>
+        <w:t xml:space="preserve">hiểu trong phạm vi dữ liệu và phương pháp của dự án.</w:t>
+      </w:r>
+    </w:p>
+    <w:p>
+      <w:pPr>
+        <w:pStyle w:val="FirstParagraph"/>
+      </w:pPr>
+      <w:r>
+        <w:rPr>
+          <w:b/>
+          <w:bCs/>
+        </w:rPr>
         <w:t xml:space="preserve">Người nói:</w:t>
       </w:r>
       <w:r>
@@ -3742,8 +5605,8 @@
         <w:t xml:space="preserve">Lê Đặng Hoàng Anh.</w:t>
       </w:r>
     </w:p>
-    <w:bookmarkEnd w:id="22"/>
-    <w:bookmarkStart w:id="23" w:name="Xb90a0a9d761cb5c73f4c166f72a63ee5a4af887"/>
+    <w:bookmarkEnd w:id="26"/>
+    <w:bookmarkStart w:id="27" w:name="Xd6482e33125d97c29ce5bf292809537d6f315f1"/>
     <w:p>
       <w:pPr>
         <w:pStyle w:val="Heading2"/>
@@ -3752,13 +5615,13 @@
         <w:rPr>
           <w:rStyle w:val="SectionNumber"/>
         </w:rPr>
-        <w:t xml:space="preserve">2.14</w:t>
+        <w:t xml:space="preserve">2.18</w:t>
       </w:r>
       <w:r>
         <w:tab/>
       </w:r>
       <w:r>
-        <w:t xml:space="preserve">Slide 14 — Bảng phân công công việc</w:t>
+        <w:t xml:space="preserve">Slide 18 — Bảng phân công công việc</w:t>
       </w:r>
       <w:r>
         <w:t xml:space="preserve"> </w:t>
@@ -4196,346 +6059,346 @@
         <w:t xml:space="preserve">Cảm ơn giảng viên TS. Phan Thị Thể. Mời đặt câu hỏi.</w:t>
       </w:r>
     </w:p>
-    <w:bookmarkEnd w:id="23"/>
-    <w:bookmarkEnd w:id="24"/>
-    <w:bookmarkStart w:id="25" w:name="câu-hỏi-phản-biện-cần-chuẩn-bị"/>
-    <w:p>
-      <w:pPr>
-        <w:pStyle w:val="Heading1"/>
-      </w:pPr>
-      <w:r>
-        <w:rPr>
-          <w:rStyle w:val="SectionNumber"/>
-        </w:rPr>
-        <w:t xml:space="preserve">3</w:t>
-      </w:r>
-      <w:r>
-        <w:tab/>
-      </w:r>
-      <w:r>
-        <w:t xml:space="preserve">Câu hỏi phản biện cần chuẩn bị</w:t>
-      </w:r>
-    </w:p>
-    <w:p>
-      <w:pPr>
-        <w:pStyle w:val="Compact"/>
-        <w:numPr>
-          <w:ilvl w:val="0"/>
-          <w:numId w:val="1021"/>
-        </w:numPr>
-      </w:pPr>
-      <w:r>
-        <w:t xml:space="preserve">Vì sao dùng log return thay vì simple return hoặc giá đóng cửa cho GARCH?</w:t>
-      </w:r>
-    </w:p>
-    <w:p>
-      <w:pPr>
-        <w:pStyle w:val="Compact"/>
-        <w:numPr>
-          <w:ilvl w:val="0"/>
-          <w:numId w:val="1021"/>
-        </w:numPr>
-      </w:pPr>
-      <w:r>
-        <w:t xml:space="preserve">Vì sao không chọn GJR dù AIC nhỏ nhất?</w:t>
-      </w:r>
-    </w:p>
-    <w:p>
-      <w:pPr>
-        <w:pStyle w:val="Compact"/>
-        <w:numPr>
-          <w:ilvl w:val="0"/>
-          <w:numId w:val="1021"/>
-        </w:numPr>
-      </w:pPr>
-      <w:r>
-        <w:t xml:space="preserve">Persistence gần 1 có ý nghĩa gì?</w:t>
-      </w:r>
-    </w:p>
-    <w:p>
-      <w:pPr>
-        <w:pStyle w:val="Compact"/>
-        <w:numPr>
-          <w:ilvl w:val="0"/>
-          <w:numId w:val="1021"/>
-        </w:numPr>
-      </w:pPr>
-      <w:r>
-        <w:t xml:space="preserve">Vì sao holdout và rolling CV có model dẫn đầu khác nhau?</w:t>
-      </w:r>
-    </w:p>
-    <w:p>
-      <w:pPr>
-        <w:pStyle w:val="Compact"/>
-        <w:numPr>
-          <w:ilvl w:val="0"/>
-          <w:numId w:val="1021"/>
-        </w:numPr>
-      </w:pPr>
-      <w:r>
-        <w:t xml:space="preserve">ARIMAX có nguy cơ leakage như thế nào và dự án phòng tránh ra sao?</w:t>
-      </w:r>
-    </w:p>
-    <w:p>
-      <w:pPr>
-        <w:pStyle w:val="Compact"/>
-        <w:numPr>
-          <w:ilvl w:val="0"/>
-          <w:numId w:val="1021"/>
-        </w:numPr>
-      </w:pPr>
-      <w:r>
-        <w:t xml:space="preserve">P-value lớn có chứng minh H0 đúng không?</w:t>
-      </w:r>
-    </w:p>
-    <w:p>
-      <w:pPr>
-        <w:pStyle w:val="Compact"/>
-        <w:numPr>
-          <w:ilvl w:val="0"/>
-          <w:numId w:val="1021"/>
-        </w:numPr>
-      </w:pPr>
-      <w:r>
-        <w:rPr>
-          <w:rStyle w:val="VerbatimChar"/>
-        </w:rPr>
-        <w:t xml:space="preserve">auto_adjust = TRUE</w:t>
-      </w:r>
-      <w:r>
-        <w:t xml:space="preserve"> </w:t>
-      </w:r>
-      <w:r>
-        <w:t xml:space="preserve">ảnh hưởng cách hiểu các cột giá như thế nào?</w:t>
-      </w:r>
-    </w:p>
-    <w:p>
-      <w:pPr>
-        <w:pStyle w:val="Compact"/>
-        <w:numPr>
-          <w:ilvl w:val="0"/>
-          <w:numId w:val="1021"/>
-        </w:numPr>
-      </w:pPr>
-      <w:r>
-        <w:t xml:space="preserve">Vì sao kết quả không thể xem là khuyến nghị đầu tư?</w:t>
-      </w:r>
-    </w:p>
-    <w:bookmarkEnd w:id="25"/>
-    <w:bookmarkStart w:id="28" w:name="checklist-trước-khi-xuất-powerpoint"/>
-    <w:p>
-      <w:pPr>
-        <w:pStyle w:val="Heading1"/>
-      </w:pPr>
-      <w:r>
-        <w:rPr>
-          <w:rStyle w:val="SectionNumber"/>
-        </w:rPr>
-        <w:t xml:space="preserve">4</w:t>
-      </w:r>
-      <w:r>
-        <w:tab/>
-      </w:r>
-      <w:r>
-        <w:t xml:space="preserve">Checklist trước khi xuất PowerPoint</w:t>
-      </w:r>
-    </w:p>
-    <w:bookmarkStart w:id="26" w:name="yêu-cầu-rubric"/>
-    <w:p>
-      <w:pPr>
-        <w:pStyle w:val="Heading2"/>
-      </w:pPr>
-      <w:r>
-        <w:rPr>
-          <w:rStyle w:val="SectionNumber"/>
-        </w:rPr>
-        <w:t xml:space="preserve">4.1</w:t>
-      </w:r>
-      <w:r>
-        <w:tab/>
-      </w:r>
-      <w:r>
-        <w:t xml:space="preserve">Yêu cầu rubric</w:t>
-      </w:r>
-    </w:p>
-    <w:p>
-      <w:pPr>
-        <w:pStyle w:val="Compact"/>
-        <w:numPr>
-          <w:ilvl w:val="0"/>
-          <w:numId w:val="1022"/>
-        </w:numPr>
-      </w:pPr>
-      <w:r>
-        <w:t xml:space="preserve">File PPT đã dựng xong và nộp cùng Word + project.</w:t>
-      </w:r>
-    </w:p>
-    <w:p>
-      <w:pPr>
-        <w:pStyle w:val="Compact"/>
-        <w:numPr>
-          <w:ilvl w:val="0"/>
-          <w:numId w:val="1023"/>
-        </w:numPr>
-      </w:pPr>
-      <w:r>
-        <w:t xml:space="preserve">Bảng phân công công việc, thời gian, mức độ hoàn thành</w:t>
-      </w:r>
-      <w:r>
-        <w:t xml:space="preserve"> </w:t>
-      </w:r>
-      <w:r>
-        <w:rPr>
-          <w:b/>
-          <w:bCs/>
-        </w:rPr>
-        <w:t xml:space="preserve">đã in ra giấy</w:t>
-      </w:r>
-      <w:r>
-        <w:t xml:space="preserve">.</w:t>
-      </w:r>
-    </w:p>
-    <w:p>
-      <w:pPr>
-        <w:pStyle w:val="Compact"/>
-        <w:numPr>
-          <w:ilvl w:val="0"/>
-          <w:numId w:val="1024"/>
-        </w:numPr>
-      </w:pPr>
-      <w:r>
-        <w:t xml:space="preserve">Mỗi thành viên tự trình bày phần mình làm (không đọc hộ).</w:t>
-      </w:r>
-    </w:p>
-    <w:p>
-      <w:pPr>
-        <w:pStyle w:val="Compact"/>
-        <w:numPr>
-          <w:ilvl w:val="0"/>
-          <w:numId w:val="1025"/>
-        </w:numPr>
-      </w:pPr>
-      <w:r>
-        <w:t xml:space="preserve">Có demo ngữ cảnh bài toán (Slide 2).</w:t>
-      </w:r>
-    </w:p>
-    <w:p>
-      <w:pPr>
-        <w:pStyle w:val="Compact"/>
-        <w:numPr>
-          <w:ilvl w:val="0"/>
-          <w:numId w:val="1026"/>
-        </w:numPr>
-      </w:pPr>
-      <w:r>
-        <w:t xml:space="preserve">Có demo quá trình phân tích dữ liệu (Slide 3-6).</w:t>
-      </w:r>
-    </w:p>
-    <w:p>
-      <w:pPr>
-        <w:pStyle w:val="Compact"/>
-        <w:numPr>
-          <w:ilvl w:val="0"/>
-          <w:numId w:val="1027"/>
-        </w:numPr>
-      </w:pPr>
-      <w:r>
-        <w:t xml:space="preserve">Có giới thiệu mô hình sử dụng và thuật toán (Slide 8, 10).</w:t>
-      </w:r>
-    </w:p>
-    <w:p>
-      <w:pPr>
-        <w:pStyle w:val="Compact"/>
-        <w:numPr>
-          <w:ilvl w:val="0"/>
-          <w:numId w:val="1028"/>
-        </w:numPr>
-      </w:pPr>
-      <w:r>
-        <w:t xml:space="preserve">Có đánh giá hiệu suất mô hình (Slide 9, 11).</w:t>
-      </w:r>
-    </w:p>
-    <w:bookmarkEnd w:id="26"/>
-    <w:bookmarkStart w:id="27" w:name="kiểm-tra-kỹ-thuật"/>
-    <w:p>
-      <w:pPr>
-        <w:pStyle w:val="Heading2"/>
-      </w:pPr>
-      <w:r>
-        <w:rPr>
-          <w:rStyle w:val="SectionNumber"/>
-        </w:rPr>
-        <w:t xml:space="preserve">4.2</w:t>
-      </w:r>
-      <w:r>
-        <w:tab/>
-      </w:r>
-      <w:r>
-        <w:t xml:space="preserve">Kiểm tra kỹ thuật</w:t>
-      </w:r>
-    </w:p>
-    <w:p>
-      <w:pPr>
-        <w:pStyle w:val="Compact"/>
-        <w:numPr>
-          <w:ilvl w:val="0"/>
-          <w:numId w:val="1029"/>
-        </w:numPr>
-      </w:pPr>
-      <w:r>
-        <w:t xml:space="preserve">Dùng thống nhất font, màu và định dạng số thập phân.</w:t>
-      </w:r>
-    </w:p>
-    <w:p>
-      <w:pPr>
-        <w:pStyle w:val="Compact"/>
-        <w:numPr>
-          <w:ilvl w:val="0"/>
-          <w:numId w:val="1030"/>
-        </w:numPr>
-      </w:pPr>
-      <w:r>
-        <w:t xml:space="preserve">Không để bảng hoặc hình tràn khỏi slide.</w:t>
-      </w:r>
-    </w:p>
-    <w:p>
-      <w:pPr>
-        <w:pStyle w:val="Compact"/>
-        <w:numPr>
-          <w:ilvl w:val="0"/>
-          <w:numId w:val="1031"/>
-        </w:numPr>
-      </w:pPr>
-      <w:r>
-        <w:t xml:space="preserve">Chỉ dùng số từ CSV sau lần chạy pipeline cuối.</w:t>
-      </w:r>
-    </w:p>
-    <w:p>
-      <w:pPr>
-        <w:pStyle w:val="Compact"/>
-        <w:numPr>
-          <w:ilvl w:val="0"/>
-          <w:numId w:val="1032"/>
-        </w:numPr>
-      </w:pPr>
-      <w:r>
-        <w:t xml:space="preserve">Ghi nguồn Yahoo Finance ở slide dữ liệu.</w:t>
-      </w:r>
-    </w:p>
-    <w:p>
-      <w:pPr>
-        <w:pStyle w:val="Compact"/>
-        <w:numPr>
-          <w:ilvl w:val="0"/>
-          <w:numId w:val="1033"/>
-        </w:numPr>
-      </w:pPr>
-      <w:r>
-        <w:t xml:space="preserve">Giữ tổng thời lượng trong 10-12 phút.</w:t>
-      </w:r>
-    </w:p>
     <w:bookmarkEnd w:id="27"/>
     <w:bookmarkEnd w:id="28"/>
+    <w:bookmarkStart w:id="29" w:name="câu-hỏi-phản-biện-cần-chuẩn-bị"/>
+    <w:p>
+      <w:pPr>
+        <w:pStyle w:val="Heading1"/>
+      </w:pPr>
+      <w:r>
+        <w:rPr>
+          <w:rStyle w:val="SectionNumber"/>
+        </w:rPr>
+        <w:t xml:space="preserve">3</w:t>
+      </w:r>
+      <w:r>
+        <w:tab/>
+      </w:r>
+      <w:r>
+        <w:t xml:space="preserve">Câu hỏi phản biện cần chuẩn bị</w:t>
+      </w:r>
+    </w:p>
+    <w:p>
+      <w:pPr>
+        <w:pStyle w:val="Compact"/>
+        <w:numPr>
+          <w:ilvl w:val="0"/>
+          <w:numId w:val="1023"/>
+        </w:numPr>
+      </w:pPr>
+      <w:r>
+        <w:t xml:space="preserve">Vì sao dùng log return thay vì simple return hoặc giá đóng cửa cho GARCH?</w:t>
+      </w:r>
+    </w:p>
+    <w:p>
+      <w:pPr>
+        <w:pStyle w:val="Compact"/>
+        <w:numPr>
+          <w:ilvl w:val="0"/>
+          <w:numId w:val="1023"/>
+        </w:numPr>
+      </w:pPr>
+      <w:r>
+        <w:t xml:space="preserve">Vì sao không chọn GJR dù AIC nhỏ nhất?</w:t>
+      </w:r>
+    </w:p>
+    <w:p>
+      <w:pPr>
+        <w:pStyle w:val="Compact"/>
+        <w:numPr>
+          <w:ilvl w:val="0"/>
+          <w:numId w:val="1023"/>
+        </w:numPr>
+      </w:pPr>
+      <w:r>
+        <w:t xml:space="preserve">Persistence gần 1 có ý nghĩa gì?</w:t>
+      </w:r>
+    </w:p>
+    <w:p>
+      <w:pPr>
+        <w:pStyle w:val="Compact"/>
+        <w:numPr>
+          <w:ilvl w:val="0"/>
+          <w:numId w:val="1023"/>
+        </w:numPr>
+      </w:pPr>
+      <w:r>
+        <w:t xml:space="preserve">Vì sao holdout và rolling CV có model dẫn đầu khác nhau?</w:t>
+      </w:r>
+    </w:p>
+    <w:p>
+      <w:pPr>
+        <w:pStyle w:val="Compact"/>
+        <w:numPr>
+          <w:ilvl w:val="0"/>
+          <w:numId w:val="1023"/>
+        </w:numPr>
+      </w:pPr>
+      <w:r>
+        <w:t xml:space="preserve">ARIMAX có nguy cơ leakage như thế nào và dự án phòng tránh ra sao?</w:t>
+      </w:r>
+    </w:p>
+    <w:p>
+      <w:pPr>
+        <w:pStyle w:val="Compact"/>
+        <w:numPr>
+          <w:ilvl w:val="0"/>
+          <w:numId w:val="1023"/>
+        </w:numPr>
+      </w:pPr>
+      <w:r>
+        <w:t xml:space="preserve">P-value lớn có chứng minh H0 đúng không?</w:t>
+      </w:r>
+    </w:p>
+    <w:p>
+      <w:pPr>
+        <w:pStyle w:val="Compact"/>
+        <w:numPr>
+          <w:ilvl w:val="0"/>
+          <w:numId w:val="1023"/>
+        </w:numPr>
+      </w:pPr>
+      <w:r>
+        <w:rPr>
+          <w:rStyle w:val="VerbatimChar"/>
+        </w:rPr>
+        <w:t xml:space="preserve">auto_adjust = TRUE</w:t>
+      </w:r>
+      <w:r>
+        <w:t xml:space="preserve"> </w:t>
+      </w:r>
+      <w:r>
+        <w:t xml:space="preserve">ảnh hưởng cách hiểu các cột giá như thế nào?</w:t>
+      </w:r>
+    </w:p>
+    <w:p>
+      <w:pPr>
+        <w:pStyle w:val="Compact"/>
+        <w:numPr>
+          <w:ilvl w:val="0"/>
+          <w:numId w:val="1023"/>
+        </w:numPr>
+      </w:pPr>
+      <w:r>
+        <w:t xml:space="preserve">Vì sao kết quả không thể xem là khuyến nghị đầu tư?</w:t>
+      </w:r>
+    </w:p>
+    <w:bookmarkEnd w:id="29"/>
+    <w:bookmarkStart w:id="32" w:name="checklist-trước-khi-xuất-powerpoint"/>
+    <w:p>
+      <w:pPr>
+        <w:pStyle w:val="Heading1"/>
+      </w:pPr>
+      <w:r>
+        <w:rPr>
+          <w:rStyle w:val="SectionNumber"/>
+        </w:rPr>
+        <w:t xml:space="preserve">4</w:t>
+      </w:r>
+      <w:r>
+        <w:tab/>
+      </w:r>
+      <w:r>
+        <w:t xml:space="preserve">Checklist trước khi xuất PowerPoint</w:t>
+      </w:r>
+    </w:p>
+    <w:bookmarkStart w:id="30" w:name="yêu-cầu-rubric"/>
+    <w:p>
+      <w:pPr>
+        <w:pStyle w:val="Heading2"/>
+      </w:pPr>
+      <w:r>
+        <w:rPr>
+          <w:rStyle w:val="SectionNumber"/>
+        </w:rPr>
+        <w:t xml:space="preserve">4.1</w:t>
+      </w:r>
+      <w:r>
+        <w:tab/>
+      </w:r>
+      <w:r>
+        <w:t xml:space="preserve">Yêu cầu rubric</w:t>
+      </w:r>
+    </w:p>
+    <w:p>
+      <w:pPr>
+        <w:pStyle w:val="Compact"/>
+        <w:numPr>
+          <w:ilvl w:val="0"/>
+          <w:numId w:val="1024"/>
+        </w:numPr>
+      </w:pPr>
+      <w:r>
+        <w:t xml:space="preserve">File PPT đã dựng xong và nộp cùng Word + project.</w:t>
+      </w:r>
+    </w:p>
+    <w:p>
+      <w:pPr>
+        <w:pStyle w:val="Compact"/>
+        <w:numPr>
+          <w:ilvl w:val="0"/>
+          <w:numId w:val="1025"/>
+        </w:numPr>
+      </w:pPr>
+      <w:r>
+        <w:t xml:space="preserve">Bảng phân công công việc, thời gian, mức độ hoàn thành</w:t>
+      </w:r>
+      <w:r>
+        <w:t xml:space="preserve"> </w:t>
+      </w:r>
+      <w:r>
+        <w:rPr>
+          <w:b/>
+          <w:bCs/>
+        </w:rPr>
+        <w:t xml:space="preserve">đã in ra giấy</w:t>
+      </w:r>
+      <w:r>
+        <w:t xml:space="preserve">.</w:t>
+      </w:r>
+    </w:p>
+    <w:p>
+      <w:pPr>
+        <w:pStyle w:val="Compact"/>
+        <w:numPr>
+          <w:ilvl w:val="0"/>
+          <w:numId w:val="1026"/>
+        </w:numPr>
+      </w:pPr>
+      <w:r>
+        <w:t xml:space="preserve">Mỗi thành viên tự trình bày phần mình làm (không đọc hộ).</w:t>
+      </w:r>
+    </w:p>
+    <w:p>
+      <w:pPr>
+        <w:pStyle w:val="Compact"/>
+        <w:numPr>
+          <w:ilvl w:val="0"/>
+          <w:numId w:val="1027"/>
+        </w:numPr>
+      </w:pPr>
+      <w:r>
+        <w:t xml:space="preserve">Có demo ngữ cảnh bài toán (Slide 2).</w:t>
+      </w:r>
+    </w:p>
+    <w:p>
+      <w:pPr>
+        <w:pStyle w:val="Compact"/>
+        <w:numPr>
+          <w:ilvl w:val="0"/>
+          <w:numId w:val="1028"/>
+        </w:numPr>
+      </w:pPr>
+      <w:r>
+        <w:t xml:space="preserve">Có demo quá trình phân tích dữ liệu (Slide 3-6).</w:t>
+      </w:r>
+    </w:p>
+    <w:p>
+      <w:pPr>
+        <w:pStyle w:val="Compact"/>
+        <w:numPr>
+          <w:ilvl w:val="0"/>
+          <w:numId w:val="1029"/>
+        </w:numPr>
+      </w:pPr>
+      <w:r>
+        <w:t xml:space="preserve">Có giới thiệu mô hình sử dụng và thuật toán (Slide 8, 10-12).</w:t>
+      </w:r>
+    </w:p>
+    <w:p>
+      <w:pPr>
+        <w:pStyle w:val="Compact"/>
+        <w:numPr>
+          <w:ilvl w:val="0"/>
+          <w:numId w:val="1030"/>
+        </w:numPr>
+      </w:pPr>
+      <w:r>
+        <w:t xml:space="preserve">Có đánh giá hiệu suất mô hình (Slide 9, 13-14).</w:t>
+      </w:r>
+    </w:p>
+    <w:bookmarkEnd w:id="30"/>
+    <w:bookmarkStart w:id="31" w:name="kiểm-tra-kỹ-thuật"/>
+    <w:p>
+      <w:pPr>
+        <w:pStyle w:val="Heading2"/>
+      </w:pPr>
+      <w:r>
+        <w:rPr>
+          <w:rStyle w:val="SectionNumber"/>
+        </w:rPr>
+        <w:t xml:space="preserve">4.2</w:t>
+      </w:r>
+      <w:r>
+        <w:tab/>
+      </w:r>
+      <w:r>
+        <w:t xml:space="preserve">Kiểm tra kỹ thuật</w:t>
+      </w:r>
+    </w:p>
+    <w:p>
+      <w:pPr>
+        <w:pStyle w:val="Compact"/>
+        <w:numPr>
+          <w:ilvl w:val="0"/>
+          <w:numId w:val="1031"/>
+        </w:numPr>
+      </w:pPr>
+      <w:r>
+        <w:t xml:space="preserve">Dùng thống nhất font, màu và định dạng số thập phân.</w:t>
+      </w:r>
+    </w:p>
+    <w:p>
+      <w:pPr>
+        <w:pStyle w:val="Compact"/>
+        <w:numPr>
+          <w:ilvl w:val="0"/>
+          <w:numId w:val="1032"/>
+        </w:numPr>
+      </w:pPr>
+      <w:r>
+        <w:t xml:space="preserve">Không để bảng hoặc hình tràn khỏi slide.</w:t>
+      </w:r>
+    </w:p>
+    <w:p>
+      <w:pPr>
+        <w:pStyle w:val="Compact"/>
+        <w:numPr>
+          <w:ilvl w:val="0"/>
+          <w:numId w:val="1033"/>
+        </w:numPr>
+      </w:pPr>
+      <w:r>
+        <w:t xml:space="preserve">Chỉ dùng số từ CSV sau lần chạy pipeline cuối.</w:t>
+      </w:r>
+    </w:p>
+    <w:p>
+      <w:pPr>
+        <w:pStyle w:val="Compact"/>
+        <w:numPr>
+          <w:ilvl w:val="0"/>
+          <w:numId w:val="1034"/>
+        </w:numPr>
+      </w:pPr>
+      <w:r>
+        <w:t xml:space="preserve">Ghi nguồn Yahoo Finance ở slide dữ liệu.</w:t>
+      </w:r>
+    </w:p>
+    <w:p>
+      <w:pPr>
+        <w:pStyle w:val="Compact"/>
+        <w:numPr>
+          <w:ilvl w:val="0"/>
+          <w:numId w:val="1035"/>
+        </w:numPr>
+      </w:pPr>
+      <w:r>
+        <w:t xml:space="preserve">Giữ tổng thời lượng trong 10-12 phút.</w:t>
+      </w:r>
+    </w:p>
+    <w:bookmarkEnd w:id="31"/>
+    <w:bookmarkEnd w:id="32"/>
     <w:sectPr>
       <w:footnotePr>
         <w:numRestart w:val="eachSect"/>
@@ -5001,6 +6864,9 @@
     </w:lvlOverride>
   </w:num>
   <w:num w:numId="1021">
+    <w:abstractNumId w:val="991"/>
+  </w:num>
+  <w:num w:numId="1022">
     <w:abstractNumId w:val="99411"/>
     <w:lvlOverride w:ilvl="0">
       <w:startOverride w:val="1"/>
@@ -5030,11 +6896,35 @@
       <w:startOverride w:val="1"/>
     </w:lvlOverride>
   </w:num>
-  <w:num w:numId="1022">
-    <w:abstractNumId w:val="992"/>
-  </w:num>
   <w:num w:numId="1023">
-    <w:abstractNumId w:val="992"/>
+    <w:abstractNumId w:val="99411"/>
+    <w:lvlOverride w:ilvl="0">
+      <w:startOverride w:val="1"/>
+    </w:lvlOverride>
+    <w:lvlOverride w:ilvl="1">
+      <w:startOverride w:val="1"/>
+    </w:lvlOverride>
+    <w:lvlOverride w:ilvl="2">
+      <w:startOverride w:val="1"/>
+    </w:lvlOverride>
+    <w:lvlOverride w:ilvl="3">
+      <w:startOverride w:val="1"/>
+    </w:lvlOverride>
+    <w:lvlOverride w:ilvl="4">
+      <w:startOverride w:val="1"/>
+    </w:lvlOverride>
+    <w:lvlOverride w:ilvl="5">
+      <w:startOverride w:val="1"/>
+    </w:lvlOverride>
+    <w:lvlOverride w:ilvl="6">
+      <w:startOverride w:val="1"/>
+    </w:lvlOverride>
+    <w:lvlOverride w:ilvl="7">
+      <w:startOverride w:val="1"/>
+    </w:lvlOverride>
+    <w:lvlOverride w:ilvl="8">
+      <w:startOverride w:val="1"/>
+    </w:lvlOverride>
   </w:num>
   <w:num w:numId="1024">
     <w:abstractNumId w:val="992"/>
@@ -5064,6 +6954,12 @@
     <w:abstractNumId w:val="992"/>
   </w:num>
   <w:num w:numId="1033">
+    <w:abstractNumId w:val="992"/>
+  </w:num>
+  <w:num w:numId="1034">
+    <w:abstractNumId w:val="992"/>
+  </w:num>
+  <w:num w:numId="1035">
     <w:abstractNumId w:val="992"/>
   </w:num>
 </w:numbering>

--- a/presentation/khung_noi_dung_slide.docx
+++ b/presentation/khung_noi_dung_slide.docx
@@ -23,7 +23,7 @@
         <w:pStyle w:val="Date"/>
       </w:pPr>
       <w:r>
-        <w:t xml:space="preserve">21/06/2026</w:t>
+        <w:t xml:space="preserve">22/06/2026</w:t>
       </w:r>
     </w:p>
     <w:sdt>

--- a/presentation/khung_noi_dung_slide.docx
+++ b/presentation/khung_noi_dung_slide.docx
@@ -23,7 +23,7 @@
         <w:pStyle w:val="Date"/>
       </w:pPr>
       <w:r>
-        <w:t xml:space="preserve">22/06/2026</w:t>
+        <w:t xml:space="preserve">23/06/2026</w:t>
       </w:r>
     </w:p>
     <w:sdt>

--- a/presentation/khung_noi_dung_slide.docx
+++ b/presentation/khung_noi_dung_slide.docx
@@ -323,7 +323,7 @@
       </w:r>
     </w:p>
     <w:bookmarkEnd w:id="9"/>
-    <w:bookmarkStart w:id="28" w:name="khung-slide"/>
+    <w:bookmarkStart w:id="31" w:name="khung-slide"/>
     <w:p>
       <w:pPr>
         <w:pStyle w:val="Heading1"/>
@@ -1299,7 +1299,7 @@
           <w:b/>
           <w:bCs/>
         </w:rPr>
-        <w:t xml:space="preserve">Hình cần chèn (chọn 2-3):</w:t>
+        <w:t xml:space="preserve">Hình cần chèn (ưu tiên cả 3):</w:t>
       </w:r>
     </w:p>
     <w:p>
@@ -1341,7 +1341,26 @@
         <w:t xml:space="preserve"> </w:t>
       </w:r>
       <w:r>
-        <w:t xml:space="preserve">— QQ plot.</w:t>
+        <w:t xml:space="preserve">— QQ plot (</w:t>
+      </w:r>
+      <w:r>
+        <w:rPr>
+          <w:b/>
+          <w:bCs/>
+        </w:rPr>
+        <w:t xml:space="preserve">nên chèn</w:t>
+      </w:r>
+      <w:r>
+        <w:t xml:space="preserve"> </w:t>
+      </w:r>
+      <w:r>
+        <w:t xml:space="preserve">— minh chứng trực quan</w:t>
+      </w:r>
+      <w:r>
+        <w:t xml:space="preserve"> </w:t>
+      </w:r>
+      <w:r>
+        <w:t xml:space="preserve">mạnh nhất cho heavy tails, điểm lệch ở hai đuôi dễ thấy hơn histogram).</w:t>
       </w:r>
     </w:p>
     <w:p>
@@ -3522,37 +3541,74 @@
         <w:pStyle w:val="BlockText"/>
       </w:pPr>
       <w:r>
-        <w:t xml:space="preserve">Khi dựng PowerPoint, đổi tiêu đề slide này thành</w:t>
-      </w:r>
-      <w:r>
-        <w:t xml:space="preserve"> </w:t>
-      </w:r>
-      <w:r>
-        <w:rPr>
-          <w:b/>
-          <w:bCs/>
-        </w:rPr>
-        <w:t xml:space="preserve">“Lý thuyết nền tảng của</w:t>
-      </w:r>
-      <w:r>
-        <w:rPr>
-          <w:b/>
-          <w:bCs/>
-        </w:rPr>
-        <w:t xml:space="preserve"> </w:t>
-      </w:r>
-      <w:r>
-        <w:rPr>
-          <w:b/>
-          <w:bCs/>
-        </w:rPr>
-        <w:t xml:space="preserve">GARCH(1,1)”</w:t>
-      </w:r>
-      <w:r>
-        <w:t xml:space="preserve"> </w:t>
-      </w:r>
-      <w:r>
-        <w:t xml:space="preserve">và bỏ toàn bộ năm bullet đã xuất hiện ở slide trước.</w:t>
+        <w:rPr>
+          <w:b/>
+          <w:bCs/>
+        </w:rPr>
+        <w:t xml:space="preserve">⚠️ LỖI TRÊN PPT HIỆN TẠI (bao_cao_demo.pdf):</w:t>
+      </w:r>
+      <w:r>
+        <w:t xml:space="preserve"> </w:t>
+      </w:r>
+      <w:r>
+        <w:t xml:space="preserve">Slide 11 đang copy nguyên năm</w:t>
+      </w:r>
+      <w:r>
+        <w:t xml:space="preserve"> </w:t>
+      </w:r>
+      <w:r>
+        <w:t xml:space="preserve">bullet của Slide 10 (</w:t>
+      </w:r>
+      <w:r>
+        <w:t xml:space="preserve">“Forecast giá trả lời…”</w:t>
+      </w:r>
+      <w:r>
+        <w:t xml:space="preserve">,</w:t>
+      </w:r>
+      <w:r>
+        <w:t xml:space="preserve"> </w:t>
+      </w:r>
+      <w:r>
+        <w:t xml:space="preserve">“Log return…”</w:t>
+      </w:r>
+      <w:r>
+        <w:t xml:space="preserve">, v.v.).</w:t>
+      </w:r>
+      <w:r>
+        <w:t xml:space="preserve"> </w:t>
+      </w:r>
+      <w:r>
+        <w:rPr>
+          <w:b/>
+          <w:bCs/>
+        </w:rPr>
+        <w:t xml:space="preserve">Phải</w:t>
+      </w:r>
+      <w:r>
+        <w:rPr>
+          <w:b/>
+          <w:bCs/>
+        </w:rPr>
+        <w:t xml:space="preserve"> </w:t>
+      </w:r>
+      <w:r>
+        <w:rPr>
+          <w:b/>
+          <w:bCs/>
+        </w:rPr>
+        <w:t xml:space="preserve">xóa hết năm bullet đó</w:t>
+      </w:r>
+      <w:r>
+        <w:t xml:space="preserve"> </w:t>
+      </w:r>
+      <w:r>
+        <w:t xml:space="preserve">và chỉ giữ lại: công thức GARCH, bảng ký hiệu và đoạn</w:t>
+      </w:r>
+      <w:r>
+        <w:t xml:space="preserve"> </w:t>
+      </w:r>
+      <w:r>
+        <w:t xml:space="preserve">giải thích ở trên. Nội dung Slide 10 và Slide 11 phải khác nhau hoàn toàn.</w:t>
       </w:r>
     </w:p>
     <w:p>
@@ -4837,7 +4893,7 @@
         </w:numPr>
       </w:pPr>
       <w:r>
-        <w:t xml:space="preserve">Core residual diagnostics đạt + Nyblom stability đạt.</w:t>
+        <w:t xml:space="preserve">Core residual diagnostics (LB + ARCH-LM + Sign-bias) đạt ở cả 4 model.</w:t>
       </w:r>
     </w:p>
     <w:p>
@@ -4849,7 +4905,29 @@
         </w:numPr>
       </w:pPr>
       <w:r>
-        <w:t xml:space="preserve">Tuy nhiên Pearson GOF bác bỏ distribution fit → đây là hạn chế.</w:t>
+        <w:rPr>
+          <w:b/>
+          <w:bCs/>
+        </w:rPr>
+        <w:t xml:space="preserve">Nyblom stability chỉ eGARCH đạt</w:t>
+      </w:r>
+      <w:r>
+        <w:t xml:space="preserve"> </w:t>
+      </w:r>
+      <w:r>
+        <w:t xml:space="preserve">— ba model còn lại đều vượt ngưỡng.</w:t>
+      </w:r>
+    </w:p>
+    <w:p>
+      <w:pPr>
+        <w:pStyle w:val="Compact"/>
+        <w:numPr>
+          <w:ilvl w:val="0"/>
+          <w:numId w:val="1019"/>
+        </w:numPr>
+      </w:pPr>
+      <w:r>
+        <w:t xml:space="preserve">Pearson GOF bác bỏ distribution fit ở cả 4 → đây là hạn chế chung.</w:t>
       </w:r>
     </w:p>
     <w:p>
@@ -4899,6 +4977,793 @@
           <w:b/>
           <w:bCs/>
         </w:rPr>
+        <w:t xml:space="preserve">Lời thoại gợi ý (~30 giây):</w:t>
+      </w:r>
+    </w:p>
+    <w:p>
+      <w:pPr>
+        <w:pStyle w:val="BlockText"/>
+      </w:pPr>
+      <w:r>
+        <w:t xml:space="preserve">Trong 4 model, GJR có AIC nhỏ nhất nhưng Nyblom lại bác bỏ tính ổn định tham số.</w:t>
+      </w:r>
+      <w:r>
+        <w:t xml:space="preserve"> </w:t>
+      </w:r>
+      <w:r>
+        <w:t xml:space="preserve">eGARCH có AIC bám rất sát GJR, trong khi toàn bộ core diagnostics và Nyblom đều đạt.</w:t>
+      </w:r>
+      <w:r>
+        <w:t xml:space="preserve"> </w:t>
+      </w:r>
+      <w:r>
+        <w:t xml:space="preserve">Vì vậy nhóm chọn eGARCH-t là ứng viên cân bằng nhất, chứ không tuyên bố đây là</w:t>
+      </w:r>
+      <w:r>
+        <w:t xml:space="preserve"> </w:t>
+      </w:r>
+      <w:r>
+        <w:t xml:space="preserve">model hoàn hảo tuyệt đối vì Pearson GOF vẫn bị bác bỏ.</w:t>
+      </w:r>
+    </w:p>
+    <w:p>
+      <w:pPr>
+        <w:pStyle w:val="FirstParagraph"/>
+      </w:pPr>
+      <w:r>
+        <w:rPr>
+          <w:b/>
+          <w:bCs/>
+        </w:rPr>
+        <w:t xml:space="preserve">Người nói:</w:t>
+      </w:r>
+      <w:r>
+        <w:t xml:space="preserve"> </w:t>
+      </w:r>
+      <w:r>
+        <w:t xml:space="preserve">Lê Đặng Hoàng Anh.</w:t>
+      </w:r>
+    </w:p>
+    <w:bookmarkEnd w:id="23"/>
+    <w:bookmarkStart w:id="24" w:name="X33cf6694e4600364106a03b76617693291b776a"/>
+    <w:p>
+      <w:pPr>
+        <w:pStyle w:val="Heading2"/>
+      </w:pPr>
+      <w:r>
+        <w:rPr>
+          <w:rStyle w:val="SectionNumber"/>
+        </w:rPr>
+        <w:t xml:space="preserve">2.15</w:t>
+      </w:r>
+      <w:r>
+        <w:tab/>
+      </w:r>
+      <w:r>
+        <w:t xml:space="preserve">Slide 15 — Kết quả kiểm định (Bảng p-value chi tiết)</w:t>
+      </w:r>
+    </w:p>
+    <w:p>
+      <w:pPr>
+        <w:pStyle w:val="FirstParagraph"/>
+      </w:pPr>
+      <w:r>
+        <w:rPr>
+          <w:b/>
+          <w:bCs/>
+        </w:rPr>
+        <w:t xml:space="preserve">Nội dung trên slide:</w:t>
+      </w:r>
+      <w:r>
+        <w:t xml:space="preserve"> </w:t>
+      </w:r>
+      <w:r>
+        <w:t xml:space="preserve">(Bảng 6x6 như hình đã cung cấp)</w:t>
+      </w:r>
+    </w:p>
+    <w:tbl>
+      <w:tblPr>
+        <w:tblStyle w:val="Table"/>
+        <w:tblW w:type="pct" w:w="5000"/>
+        <w:tblLayout w:type="fixed"/>
+        <w:tblLook w:firstRow="1" w:lastRow="0" w:firstColumn="0" w:lastColumn="0" w:noHBand="0" w:noVBand="0" w:val="0020"/>
+      </w:tblPr>
+      <w:tblGrid>
+        <w:gridCol w:w="990"/>
+        <w:gridCol w:w="1320"/>
+        <w:gridCol w:w="1320"/>
+        <w:gridCol w:w="1320"/>
+        <w:gridCol w:w="1320"/>
+        <w:gridCol w:w="1650"/>
+      </w:tblGrid>
+      <w:tr>
+        <w:trPr>
+          <w:tblHeader w:val="on"/>
+        </w:trPr>
+        <w:tc>
+          <w:tcPr/>
+          <w:p>
+            <w:pPr>
+              <w:pStyle w:val="Compact"/>
+            </w:pPr>
+            <w:r>
+              <w:t xml:space="preserve">Diagnostic</w:t>
+            </w:r>
+          </w:p>
+        </w:tc>
+        <w:tc>
+          <w:tcPr/>
+          <w:p>
+            <w:pPr>
+              <w:pStyle w:val="Compact"/>
+              <w:jc w:val="right"/>
+            </w:pPr>
+            <w:r>
+              <w:t xml:space="preserve">sGARCH-N</w:t>
+            </w:r>
+          </w:p>
+        </w:tc>
+        <w:tc>
+          <w:tcPr/>
+          <w:p>
+            <w:pPr>
+              <w:pStyle w:val="Compact"/>
+              <w:jc w:val="right"/>
+            </w:pPr>
+            <w:r>
+              <w:t xml:space="preserve">sGARCH-t</w:t>
+            </w:r>
+          </w:p>
+        </w:tc>
+        <w:tc>
+          <w:tcPr/>
+          <w:p>
+            <w:pPr>
+              <w:pStyle w:val="Compact"/>
+              <w:jc w:val="right"/>
+            </w:pPr>
+            <w:r>
+              <w:t xml:space="preserve">eGARCH-t</w:t>
+            </w:r>
+          </w:p>
+        </w:tc>
+        <w:tc>
+          <w:tcPr/>
+          <w:p>
+            <w:pPr>
+              <w:pStyle w:val="Compact"/>
+              <w:jc w:val="right"/>
+            </w:pPr>
+            <w:r>
+              <w:t xml:space="preserve">GJR-t</w:t>
+            </w:r>
+          </w:p>
+        </w:tc>
+        <w:tc>
+          <w:tcPr/>
+          <w:p>
+            <w:pPr>
+              <w:pStyle w:val="Compact"/>
+              <w:jc w:val="center"/>
+            </w:pPr>
+            <w:r>
+              <w:t xml:space="preserve">Kết quả</w:t>
+            </w:r>
+          </w:p>
+        </w:tc>
+      </w:tr>
+      <w:tr>
+        <w:tc>
+          <w:tcPr/>
+          <w:p>
+            <w:pPr>
+              <w:pStyle w:val="Compact"/>
+            </w:pPr>
+            <w:r>
+              <w:t xml:space="preserve">LB residual</w:t>
+            </w:r>
+          </w:p>
+        </w:tc>
+        <w:tc>
+          <w:tcPr/>
+          <w:p>
+            <w:pPr>
+              <w:pStyle w:val="Compact"/>
+              <w:jc w:val="right"/>
+            </w:pPr>
+            <w:r>
+              <w:t xml:space="preserve">0,817</w:t>
+            </w:r>
+          </w:p>
+        </w:tc>
+        <w:tc>
+          <w:tcPr/>
+          <w:p>
+            <w:pPr>
+              <w:pStyle w:val="Compact"/>
+              <w:jc w:val="right"/>
+            </w:pPr>
+            <w:r>
+              <w:t xml:space="preserve">0,859</w:t>
+            </w:r>
+          </w:p>
+        </w:tc>
+        <w:tc>
+          <w:tcPr/>
+          <w:p>
+            <w:pPr>
+              <w:pStyle w:val="Compact"/>
+              <w:jc w:val="right"/>
+            </w:pPr>
+            <w:r>
+              <w:t xml:space="preserve">0,877</w:t>
+            </w:r>
+          </w:p>
+        </w:tc>
+        <w:tc>
+          <w:tcPr/>
+          <w:p>
+            <w:pPr>
+              <w:pStyle w:val="Compact"/>
+              <w:jc w:val="right"/>
+            </w:pPr>
+            <w:r>
+              <w:t xml:space="preserve">0,868</w:t>
+            </w:r>
+          </w:p>
+        </w:tc>
+        <w:tc>
+          <w:tcPr/>
+          <w:p>
+            <w:pPr>
+              <w:pStyle w:val="Compact"/>
+              <w:jc w:val="center"/>
+            </w:pPr>
+            <w:r>
+              <w:t xml:space="preserve">✅ Cả 4</w:t>
+            </w:r>
+          </w:p>
+        </w:tc>
+      </w:tr>
+      <w:tr>
+        <w:tc>
+          <w:tcPr/>
+          <w:p>
+            <w:pPr>
+              <w:pStyle w:val="Compact"/>
+            </w:pPr>
+            <w:r>
+              <w:t xml:space="preserve">LB squared</w:t>
+            </w:r>
+          </w:p>
+        </w:tc>
+        <w:tc>
+          <w:tcPr/>
+          <w:p>
+            <w:pPr>
+              <w:pStyle w:val="Compact"/>
+              <w:jc w:val="right"/>
+            </w:pPr>
+            <w:r>
+              <w:t xml:space="preserve">0,881</w:t>
+            </w:r>
+          </w:p>
+        </w:tc>
+        <w:tc>
+          <w:tcPr/>
+          <w:p>
+            <w:pPr>
+              <w:pStyle w:val="Compact"/>
+              <w:jc w:val="right"/>
+            </w:pPr>
+            <w:r>
+              <w:t xml:space="preserve">0,783</w:t>
+            </w:r>
+          </w:p>
+        </w:tc>
+        <w:tc>
+          <w:tcPr/>
+          <w:p>
+            <w:pPr>
+              <w:pStyle w:val="Compact"/>
+              <w:jc w:val="right"/>
+            </w:pPr>
+            <w:r>
+              <w:t xml:space="preserve">0,842</w:t>
+            </w:r>
+          </w:p>
+        </w:tc>
+        <w:tc>
+          <w:tcPr/>
+          <w:p>
+            <w:pPr>
+              <w:pStyle w:val="Compact"/>
+              <w:jc w:val="right"/>
+            </w:pPr>
+            <w:r>
+              <w:t xml:space="preserve">0,632</w:t>
+            </w:r>
+          </w:p>
+        </w:tc>
+        <w:tc>
+          <w:tcPr/>
+          <w:p>
+            <w:pPr>
+              <w:pStyle w:val="Compact"/>
+              <w:jc w:val="center"/>
+            </w:pPr>
+            <w:r>
+              <w:t xml:space="preserve">✅ Cả 4</w:t>
+            </w:r>
+          </w:p>
+        </w:tc>
+      </w:tr>
+      <w:tr>
+        <w:tc>
+          <w:tcPr/>
+          <w:p>
+            <w:pPr>
+              <w:pStyle w:val="Compact"/>
+            </w:pPr>
+            <w:r>
+              <w:t xml:space="preserve">ARCH-LM</w:t>
+            </w:r>
+          </w:p>
+        </w:tc>
+        <w:tc>
+          <w:tcPr/>
+          <w:p>
+            <w:pPr>
+              <w:pStyle w:val="Compact"/>
+              <w:jc w:val="right"/>
+            </w:pPr>
+            <w:r>
+              <w:t xml:space="preserve">0,810</w:t>
+            </w:r>
+          </w:p>
+        </w:tc>
+        <w:tc>
+          <w:tcPr/>
+          <w:p>
+            <w:pPr>
+              <w:pStyle w:val="Compact"/>
+              <w:jc w:val="right"/>
+            </w:pPr>
+            <w:r>
+              <w:t xml:space="preserve">0,494</w:t>
+            </w:r>
+          </w:p>
+        </w:tc>
+        <w:tc>
+          <w:tcPr/>
+          <w:p>
+            <w:pPr>
+              <w:pStyle w:val="Compact"/>
+              <w:jc w:val="right"/>
+            </w:pPr>
+            <w:r>
+              <w:t xml:space="preserve">0,646</w:t>
+            </w:r>
+          </w:p>
+        </w:tc>
+        <w:tc>
+          <w:tcPr/>
+          <w:p>
+            <w:pPr>
+              <w:pStyle w:val="Compact"/>
+              <w:jc w:val="right"/>
+            </w:pPr>
+            <w:r>
+              <w:t xml:space="preserve">0,366</w:t>
+            </w:r>
+          </w:p>
+        </w:tc>
+        <w:tc>
+          <w:tcPr/>
+          <w:p>
+            <w:pPr>
+              <w:pStyle w:val="Compact"/>
+              <w:jc w:val="center"/>
+            </w:pPr>
+            <w:r>
+              <w:t xml:space="preserve">✅ Cả 4</w:t>
+            </w:r>
+          </w:p>
+        </w:tc>
+      </w:tr>
+      <w:tr>
+        <w:tc>
+          <w:tcPr/>
+          <w:p>
+            <w:pPr>
+              <w:pStyle w:val="Compact"/>
+            </w:pPr>
+            <w:r>
+              <w:t xml:space="preserve">Sign-bias joint</w:t>
+            </w:r>
+          </w:p>
+        </w:tc>
+        <w:tc>
+          <w:tcPr/>
+          <w:p>
+            <w:pPr>
+              <w:pStyle w:val="Compact"/>
+              <w:jc w:val="right"/>
+            </w:pPr>
+            <w:r>
+              <w:t xml:space="preserve">0,103</w:t>
+            </w:r>
+          </w:p>
+        </w:tc>
+        <w:tc>
+          <w:tcPr/>
+          <w:p>
+            <w:pPr>
+              <w:pStyle w:val="Compact"/>
+              <w:jc w:val="right"/>
+            </w:pPr>
+            <w:r>
+              <w:t xml:space="preserve">0,060</w:t>
+            </w:r>
+          </w:p>
+        </w:tc>
+        <w:tc>
+          <w:tcPr/>
+          <w:p>
+            <w:pPr>
+              <w:pStyle w:val="Compact"/>
+              <w:jc w:val="right"/>
+            </w:pPr>
+            <w:r>
+              <w:t xml:space="preserve">0,102</w:t>
+            </w:r>
+          </w:p>
+        </w:tc>
+        <w:tc>
+          <w:tcPr/>
+          <w:p>
+            <w:pPr>
+              <w:pStyle w:val="Compact"/>
+              <w:jc w:val="right"/>
+            </w:pPr>
+            <w:r>
+              <w:t xml:space="preserve">0,086</w:t>
+            </w:r>
+          </w:p>
+        </w:tc>
+        <w:tc>
+          <w:tcPr/>
+          <w:p>
+            <w:pPr>
+              <w:pStyle w:val="Compact"/>
+              <w:jc w:val="center"/>
+            </w:pPr>
+            <w:r>
+              <w:t xml:space="preserve">✅ Cả 4</w:t>
+            </w:r>
+          </w:p>
+        </w:tc>
+      </w:tr>
+      <w:tr>
+        <w:tc>
+          <w:tcPr/>
+          <w:p>
+            <w:pPr>
+              <w:pStyle w:val="Compact"/>
+            </w:pPr>
+            <w:r>
+              <w:t xml:space="preserve">Nyblom (stat/crit)</w:t>
+            </w:r>
+          </w:p>
+        </w:tc>
+        <w:tc>
+          <w:tcPr/>
+          <w:p>
+            <w:pPr>
+              <w:pStyle w:val="Compact"/>
+              <w:jc w:val="right"/>
+            </w:pPr>
+            <w:r>
+              <w:t xml:space="preserve">12,90/1,24</w:t>
+            </w:r>
+          </w:p>
+        </w:tc>
+        <w:tc>
+          <w:tcPr/>
+          <w:p>
+            <w:pPr>
+              <w:pStyle w:val="Compact"/>
+              <w:jc w:val="right"/>
+            </w:pPr>
+            <w:r>
+              <w:t xml:space="preserve">11,89/1,47</w:t>
+            </w:r>
+          </w:p>
+        </w:tc>
+        <w:tc>
+          <w:tcPr/>
+          <w:p>
+            <w:pPr>
+              <w:pStyle w:val="Compact"/>
+              <w:jc w:val="right"/>
+            </w:pPr>
+            <w:r>
+              <w:t xml:space="preserve">1,50/1,68</w:t>
+            </w:r>
+          </w:p>
+        </w:tc>
+        <w:tc>
+          <w:tcPr/>
+          <w:p>
+            <w:pPr>
+              <w:pStyle w:val="Compact"/>
+              <w:jc w:val="right"/>
+            </w:pPr>
+            <w:r>
+              <w:t xml:space="preserve">27,35/1,68</w:t>
+            </w:r>
+          </w:p>
+        </w:tc>
+        <w:tc>
+          <w:tcPr/>
+          <w:p>
+            <w:pPr>
+              <w:pStyle w:val="Compact"/>
+              <w:jc w:val="center"/>
+            </w:pPr>
+            <w:r>
+              <w:t xml:space="preserve">✅ eGARCH</w:t>
+            </w:r>
+          </w:p>
+        </w:tc>
+      </w:tr>
+      <w:tr>
+        <w:tc>
+          <w:tcPr/>
+          <w:p>
+            <w:pPr>
+              <w:pStyle w:val="Compact"/>
+            </w:pPr>
+            <w:r>
+              <w:t xml:space="preserve">Pearson GOF</w:t>
+            </w:r>
+          </w:p>
+        </w:tc>
+        <w:tc>
+          <w:tcPr/>
+          <w:p>
+            <w:pPr>
+              <w:pStyle w:val="Compact"/>
+              <w:jc w:val="right"/>
+            </w:pPr>
+            <w:r>
+              <w:t xml:space="preserve">≈ 0</w:t>
+            </w:r>
+          </w:p>
+        </w:tc>
+        <w:tc>
+          <w:tcPr/>
+          <w:p>
+            <w:pPr>
+              <w:pStyle w:val="Compact"/>
+              <w:jc w:val="right"/>
+            </w:pPr>
+            <w:r>
+              <w:t xml:space="preserve">1,4 × 10⁻¹¹</w:t>
+            </w:r>
+          </w:p>
+        </w:tc>
+        <w:tc>
+          <w:tcPr/>
+          <w:p>
+            <w:pPr>
+              <w:pStyle w:val="Compact"/>
+              <w:jc w:val="right"/>
+            </w:pPr>
+            <w:r>
+              <w:t xml:space="preserve">2,0 × 10⁻¹⁵</w:t>
+            </w:r>
+          </w:p>
+        </w:tc>
+        <w:tc>
+          <w:tcPr/>
+          <w:p>
+            <w:pPr>
+              <w:pStyle w:val="Compact"/>
+              <w:jc w:val="right"/>
+            </w:pPr>
+            <w:r>
+              <w:t xml:space="preserve">5,4 × 10⁻¹⁴</w:t>
+            </w:r>
+          </w:p>
+        </w:tc>
+        <w:tc>
+          <w:tcPr/>
+          <w:p>
+            <w:pPr>
+              <w:pStyle w:val="Compact"/>
+              <w:jc w:val="center"/>
+            </w:pPr>
+            <w:r>
+              <w:t xml:space="preserve">❌ Cả 4</w:t>
+            </w:r>
+          </w:p>
+        </w:tc>
+      </w:tr>
+    </w:tbl>
+    <w:p>
+      <w:pPr>
+        <w:pStyle w:val="BodyText"/>
+      </w:pPr>
+      <w:r>
+        <w:rPr>
+          <w:b/>
+          <w:bCs/>
+        </w:rPr>
+        <w:t xml:space="preserve">Đoạn có thể đặt trực tiếp trên slide để nhìn và đọc:</w:t>
+      </w:r>
+    </w:p>
+    <w:p>
+      <w:pPr>
+        <w:pStyle w:val="BlockText"/>
+      </w:pPr>
+      <w:r>
+        <w:t xml:space="preserve">P-value ≥ 0,05 (chưa bác bỏ H₀) được xem là đạt đối với 4 kiểm định đầu tiên.</w:t>
+      </w:r>
+      <w:r>
+        <w:t xml:space="preserve"> </w:t>
+      </w:r>
+      <w:r>
+        <w:t xml:space="preserve">Riêng kiểm định Nyblom so sánh test statistic với critical value. Cả 4 mô hình</w:t>
+      </w:r>
+      <w:r>
+        <w:t xml:space="preserve"> </w:t>
+      </w:r>
+      <w:r>
+        <w:t xml:space="preserve">đều giải quyết được các hiệu ứng phương sai, nhưng chỉ eGARCH là có tham số</w:t>
+      </w:r>
+      <w:r>
+        <w:t xml:space="preserve"> </w:t>
+      </w:r>
+      <w:r>
+        <w:t xml:space="preserve">ổn định qua thời gian.</w:t>
+      </w:r>
+    </w:p>
+    <w:p>
+      <w:pPr>
+        <w:pStyle w:val="FirstParagraph"/>
+      </w:pPr>
+      <w:r>
+        <w:rPr>
+          <w:b/>
+          <w:bCs/>
+        </w:rPr>
+        <w:t xml:space="preserve">Lời thoại gợi ý (~40 giây):</w:t>
+      </w:r>
+    </w:p>
+    <w:p>
+      <w:pPr>
+        <w:pStyle w:val="BlockText"/>
+      </w:pPr>
+      <w:r>
+        <w:t xml:space="preserve">Đây là bảng p-value chi tiết minh chứng cho quyết định ở slide trước. Với 4</w:t>
+      </w:r>
+      <w:r>
+        <w:t xml:space="preserve"> </w:t>
+      </w:r>
+      <w:r>
+        <w:t xml:space="preserve">kiểm định đầu, quy tắc là p-value lớn hơn 0,05 thì đạt. Các con số ở đây đều</w:t>
+      </w:r>
+      <w:r>
+        <w:t xml:space="preserve"> </w:t>
+      </w:r>
+      <w:r>
+        <w:t xml:space="preserve">lớn hơn 0,05, xác nhận cả 4 model đều không còn bỏ sót cấu trúc trung bình,</w:t>
+      </w:r>
+      <w:r>
+        <w:t xml:space="preserve"> </w:t>
+      </w:r>
+      <w:r>
+        <w:t xml:space="preserve">cấu trúc phương sai và phản ứng bất đối xứng.</w:t>
+      </w:r>
+      <w:r>
+        <w:t xml:space="preserve"> </w:t>
+      </w:r>
+      <w:r>
+        <w:t xml:space="preserve">Tuy nhiên, với Nyblom, statistic của eGARCH là 1,50 nhỏ hơn ngưỡng 1,68 nên</w:t>
+      </w:r>
+      <w:r>
+        <w:t xml:space="preserve"> </w:t>
+      </w:r>
+      <w:r>
+        <w:t xml:space="preserve">đạt tính ổn định, trong khi 3 model kia vi phạm rất xa. Cuối cùng, Pearson GOF</w:t>
+      </w:r>
+      <w:r>
+        <w:t xml:space="preserve"> </w:t>
+      </w:r>
+      <w:r>
+        <w:t xml:space="preserve">đều xấp xỉ 0, bác bỏ phân phối Student-t ở toàn bộ mô hình.</w:t>
+      </w:r>
+    </w:p>
+    <w:p>
+      <w:pPr>
+        <w:pStyle w:val="FirstParagraph"/>
+      </w:pPr>
+      <w:r>
+        <w:rPr>
+          <w:b/>
+          <w:bCs/>
+        </w:rPr>
+        <w:t xml:space="preserve">Người nói:</w:t>
+      </w:r>
+      <w:r>
+        <w:t xml:space="preserve"> </w:t>
+      </w:r>
+      <w:r>
+        <w:t xml:space="preserve">Lê Đặng Hoàng Anh.</w:t>
+      </w:r>
+    </w:p>
+    <w:bookmarkEnd w:id="24"/>
+    <w:bookmarkStart w:id="25" w:name="X95b69edcccb6777068a31318a7d5c3d86dc5a5a"/>
+    <w:p>
+      <w:pPr>
+        <w:pStyle w:val="Heading2"/>
+      </w:pPr>
+      <w:r>
+        <w:rPr>
+          <w:rStyle w:val="SectionNumber"/>
+        </w:rPr>
+        <w:t xml:space="preserve">2.16</w:t>
+      </w:r>
+      <w:r>
+        <w:tab/>
+      </w:r>
+      <w:r>
+        <w:t xml:space="preserve">Slide 16 — Conditional volatility theo thời gian</w:t>
+      </w:r>
+    </w:p>
+    <w:p>
+      <w:pPr>
+        <w:pStyle w:val="BlockText"/>
+      </w:pPr>
+      <w:r>
+        <w:rPr>
+          <w:b/>
+          <w:bCs/>
+        </w:rPr>
+        <w:t xml:space="preserve">Ghi chú:</w:t>
+      </w:r>
+      <w:r>
+        <w:t xml:space="preserve"> </w:t>
+      </w:r>
+      <w:r>
+        <w:t xml:space="preserve">PPT thực tế (</w:t>
+      </w:r>
+      <w:r>
+        <w:rPr>
+          <w:rStyle w:val="VerbatimChar"/>
+        </w:rPr>
+        <w:t xml:space="preserve">bao_cao_demo.pdf</w:t>
+      </w:r>
+      <w:r>
+        <w:t xml:space="preserve">) tách biểu đồ volatility thành</w:t>
+      </w:r>
+      <w:r>
+        <w:t xml:space="preserve"> </w:t>
+      </w:r>
+      <w:r>
+        <w:t xml:space="preserve">slide riêng (Slide 15). Rmd cũ gộp vào Slide 14 nên thiếu slide này.</w:t>
+      </w:r>
+    </w:p>
+    <w:p>
+      <w:pPr>
+        <w:pStyle w:val="FirstParagraph"/>
+      </w:pPr>
+      <w:r>
+        <w:rPr>
+          <w:b/>
+          <w:bCs/>
+        </w:rPr>
         <w:t xml:space="preserve">Hình:</w:t>
       </w:r>
       <w:r>
@@ -4923,6 +5788,39 @@
           <w:b/>
           <w:bCs/>
         </w:rPr>
+        <w:t xml:space="preserve">Hình bổ sung (khuyến nghị):</w:t>
+      </w:r>
+      <w:r>
+        <w:t xml:space="preserve"> </w:t>
+      </w:r>
+      <w:r>
+        <w:rPr>
+          <w:rStyle w:val="VerbatimChar"/>
+        </w:rPr>
+        <w:t xml:space="preserve">output/figures/garch_acf_diagnostics.png</w:t>
+      </w:r>
+      <w:r>
+        <w:t xml:space="preserve"> </w:t>
+      </w:r>
+      <w:r>
+        <w:t xml:space="preserve">— ACF</w:t>
+      </w:r>
+      <w:r>
+        <w:t xml:space="preserve"> </w:t>
+      </w:r>
+      <w:r>
+        <w:t xml:space="preserve">standardized residual và squared residual, minh chứng core diagnostics đạt.</w:t>
+      </w:r>
+    </w:p>
+    <w:p>
+      <w:pPr>
+        <w:pStyle w:val="BodyText"/>
+      </w:pPr>
+      <w:r>
+        <w:rPr>
+          <w:b/>
+          <w:bCs/>
+        </w:rPr>
         <w:t xml:space="preserve">Câu kết luận phải đặt dưới biểu đồ volatility:</w:t>
       </w:r>
     </w:p>
@@ -4955,7 +5853,7 @@
           <w:b/>
           <w:bCs/>
         </w:rPr>
-        <w:t xml:space="preserve">Lời thoại gợi ý (~55 giây):</w:t>
+        <w:t xml:space="preserve">Lời thoại gợi ý (~15 giây):</w:t>
       </w:r>
     </w:p>
     <w:p>
@@ -4963,25 +5861,19 @@
         <w:pStyle w:val="BlockText"/>
       </w:pPr>
       <w:r>
-        <w:t xml:space="preserve">GJR có AIC nhỏ nhất, nhưng Nyblom bác bỏ tính ổn định tham số. eGARCH chỉ kém</w:t>
-      </w:r>
-      <w:r>
-        <w:t xml:space="preserve"> </w:t>
-      </w:r>
-      <w:r>
-        <w:t xml:space="preserve">GJR khoảng 0,00137 AIC, trong khi các core diagnostics và Nyblom đều đạt. Vì</w:t>
-      </w:r>
-      <w:r>
-        <w:t xml:space="preserve"> </w:t>
-      </w:r>
-      <w:r>
-        <w:t xml:space="preserve">vậy nhóm chọn eGARCH-t là ứng viên cân bằng, chứ không tuyên bố đây là model tốt</w:t>
-      </w:r>
-      <w:r>
-        <w:t xml:space="preserve"> </w:t>
-      </w:r>
-      <w:r>
-        <w:t xml:space="preserve">tuyệt đối. Pearson GOF vẫn bị bác bỏ nên distribution còn chưa mô tả hết dữ liệu.</w:t>
+        <w:t xml:space="preserve">Nhìn vào biểu đồ, bốn mô hình phát hiện cùng các giai đoạn volatility cao nhưng</w:t>
+      </w:r>
+      <w:r>
+        <w:t xml:space="preserve"> </w:t>
+      </w:r>
+      <w:r>
+        <w:t xml:space="preserve">khác nhau về độ nhạy tại các đỉnh. ACF cho thấy residual và squared residual đều</w:t>
+      </w:r>
+      <w:r>
+        <w:t xml:space="preserve"> </w:t>
+      </w:r>
+      <w:r>
+        <w:t xml:space="preserve">nằm trong ngưỡng, xác nhận model đã nắm bắt được dynamics chính.</w:t>
       </w:r>
     </w:p>
     <w:p>
@@ -5002,8 +5894,8 @@
         <w:t xml:space="preserve">Lê Đặng Hoàng Anh.</w:t>
       </w:r>
     </w:p>
-    <w:bookmarkEnd w:id="23"/>
-    <w:bookmarkStart w:id="24" w:name="slide-15-phần-việc-người-3-đã-thực-hiện"/>
+    <w:bookmarkEnd w:id="25"/>
+    <w:bookmarkStart w:id="26" w:name="slide-17-phần-việc-người-3-đã-thực-hiện"/>
     <w:p>
       <w:pPr>
         <w:pStyle w:val="Heading2"/>
@@ -5012,13 +5904,13 @@
         <w:rPr>
           <w:rStyle w:val="SectionNumber"/>
         </w:rPr>
-        <w:t xml:space="preserve">2.15</w:t>
+        <w:t xml:space="preserve">2.17</w:t>
       </w:r>
       <w:r>
         <w:tab/>
       </w:r>
       <w:r>
-        <w:t xml:space="preserve">Slide 15 — Phần việc Người 3 đã thực hiện</w:t>
+        <w:t xml:space="preserve">Slide 17 — Phần việc Người 3 đã thực hiện</w:t>
       </w:r>
     </w:p>
     <w:p>
@@ -5283,8 +6175,8 @@
         <w:t xml:space="preserve">Lê Đặng Hoàng Anh.</w:t>
       </w:r>
     </w:p>
-    <w:bookmarkEnd w:id="24"/>
-    <w:bookmarkStart w:id="25" w:name="slide-16-hạn-chế-và-hướng-phát-triển"/>
+    <w:bookmarkEnd w:id="26"/>
+    <w:bookmarkStart w:id="27" w:name="slide-18-hạn-chế-và-hướng-phát-triển"/>
     <w:p>
       <w:pPr>
         <w:pStyle w:val="Heading2"/>
@@ -5293,13 +6185,13 @@
         <w:rPr>
           <w:rStyle w:val="SectionNumber"/>
         </w:rPr>
-        <w:t xml:space="preserve">2.16</w:t>
+        <w:t xml:space="preserve">2.18</w:t>
       </w:r>
       <w:r>
         <w:tab/>
       </w:r>
       <w:r>
-        <w:t xml:space="preserve">Slide 16 — Hạn chế và hướng phát triển</w:t>
+        <w:t xml:space="preserve">Slide 18 — Hạn chế và hướng phát triển</w:t>
       </w:r>
     </w:p>
     <w:p>
@@ -5446,8 +6338,8 @@
         <w:t xml:space="preserve">Lê Đặng Hoàng Anh.</w:t>
       </w:r>
     </w:p>
-    <w:bookmarkEnd w:id="25"/>
-    <w:bookmarkStart w:id="26" w:name="slide-17-kết-luận"/>
+    <w:bookmarkEnd w:id="27"/>
+    <w:bookmarkStart w:id="28" w:name="slide-19-kết-luận"/>
     <w:p>
       <w:pPr>
         <w:pStyle w:val="Heading2"/>
@@ -5456,13 +6348,13 @@
         <w:rPr>
           <w:rStyle w:val="SectionNumber"/>
         </w:rPr>
-        <w:t xml:space="preserve">2.17</w:t>
+        <w:t xml:space="preserve">2.19</w:t>
       </w:r>
       <w:r>
         <w:tab/>
       </w:r>
       <w:r>
-        <w:t xml:space="preserve">Slide 17 — Kết luận</w:t>
+        <w:t xml:space="preserve">Slide 19 — Kết luận</w:t>
       </w:r>
     </w:p>
     <w:p>
@@ -5605,8 +6497,8 @@
         <w:t xml:space="preserve">Lê Đặng Hoàng Anh.</w:t>
       </w:r>
     </w:p>
-    <w:bookmarkEnd w:id="26"/>
-    <w:bookmarkStart w:id="27" w:name="Xd6482e33125d97c29ce5bf292809537d6f315f1"/>
+    <w:bookmarkEnd w:id="28"/>
+    <w:bookmarkStart w:id="29" w:name="Xa6c9bd78ac83c0bf8262b507f74974706331e7c"/>
     <w:p>
       <w:pPr>
         <w:pStyle w:val="Heading2"/>
@@ -5615,13 +6507,13 @@
         <w:rPr>
           <w:rStyle w:val="SectionNumber"/>
         </w:rPr>
-        <w:t xml:space="preserve">2.18</w:t>
+        <w:t xml:space="preserve">2.20</w:t>
       </w:r>
       <w:r>
         <w:tab/>
       </w:r>
       <w:r>
-        <w:t xml:space="preserve">Slide 18 — Bảng phân công công việc</w:t>
+        <w:t xml:space="preserve">Slide 20 — Bảng phân công công việc</w:t>
       </w:r>
       <w:r>
         <w:t xml:space="preserve"> </w:t>
@@ -5672,6 +6564,62 @@
       </w:r>
       <w:r>
         <w:t xml:space="preserve">rubric. Đồng thời chiếu trên slide khi kết thúc phần trình bày.</w:t>
+      </w:r>
+    </w:p>
+    <w:p>
+      <w:pPr>
+        <w:pStyle w:val="BlockText"/>
+      </w:pPr>
+      <w:r>
+        <w:rPr>
+          <w:b/>
+          <w:bCs/>
+        </w:rPr>
+        <w:t xml:space="preserve">⚠️ LỖI TRÊN PPT HIỆN TẠI:</w:t>
+      </w:r>
+      <w:r>
+        <w:t xml:space="preserve"> </w:t>
+      </w:r>
+      <w:r>
+        <w:t xml:space="preserve">Bảng phân công có 6 cột nhưng cột cuối cùng lặp</w:t>
+      </w:r>
+      <w:r>
+        <w:t xml:space="preserve"> </w:t>
+      </w:r>
+      <w:r>
+        <w:t xml:space="preserve">lại y hệt cột đầu (Tên + MSSV). Phải sửa cột cuối thành</w:t>
+      </w:r>
+      <w:r>
+        <w:t xml:space="preserve"> </w:t>
+      </w:r>
+      <w:r>
+        <w:rPr>
+          <w:b/>
+          <w:bCs/>
+        </w:rPr>
+        <w:t xml:space="preserve">“Mức độ hoàn thành”</w:t>
+      </w:r>
+      <w:r>
+        <w:t xml:space="preserve"> </w:t>
+      </w:r>
+      <w:r>
+        <w:t xml:space="preserve">hoặc</w:t>
+      </w:r>
+      <w:r>
+        <w:t xml:space="preserve"> </w:t>
+      </w:r>
+      <w:r>
+        <w:rPr>
+          <w:b/>
+          <w:bCs/>
+        </w:rPr>
+        <w:t xml:space="preserve">“Ký tên”</w:t>
+      </w:r>
+      <w:r>
+        <w:t xml:space="preserve"> </w:t>
+      </w:r>
+      <w:r>
+        <w:t xml:space="preserve">(nếu bản in cần chữ ký). Không để cột trùng.</w:t>
       </w:r>
     </w:p>
     <w:tbl>
@@ -5804,36 +6752,18 @@
               <w:pStyle w:val="Compact"/>
             </w:pPr>
             <w:r>
-              <w:t xml:space="preserve">Thu thập dữ liệu Yahoo Finance, làm sạch (</w:t>
-            </w:r>
-            <w:r>
-              <w:rPr>
-                <w:rStyle w:val="VerbatimChar"/>
-              </w:rPr>
-              <w:t xml:space="preserve">01_data_cleaning.R</w:t>
-            </w:r>
-            <w:r>
-              <w:t xml:space="preserve">), kiểm tra chất lượng, trực quan hóa EDA (</w:t>
-            </w:r>
-            <w:r>
-              <w:rPr>
-                <w:rStyle w:val="VerbatimChar"/>
-              </w:rPr>
-              <w:t xml:space="preserve">02_visualization.R</w:t>
-            </w:r>
-            <w:r>
-              <w:t xml:space="preserve">) — 9 biểu đồ</w:t>
-            </w:r>
-          </w:p>
-        </w:tc>
-        <w:tc>
-          <w:tcPr/>
-          <w:p>
-            <w:pPr>
-              <w:pStyle w:val="Compact"/>
-            </w:pPr>
-            <w:r>
-              <w:t xml:space="preserve">15/06 – 19/06/2026</w:t>
+              <w:t xml:space="preserve">Nguồn dữ liệu, cleaning, quality checks và EDA</w:t>
+            </w:r>
+          </w:p>
+        </w:tc>
+        <w:tc>
+          <w:tcPr/>
+          <w:p>
+            <w:pPr>
+              <w:pStyle w:val="Compact"/>
+            </w:pPr>
+            <w:r>
+              <w:t xml:space="preserve">25/05 – 19/06/2026</w:t>
             </w:r>
           </w:p>
         </w:tc>
@@ -5892,27 +6822,18 @@
               <w:pStyle w:val="Compact"/>
             </w:pPr>
             <w:r>
-              <w:t xml:space="preserve">Kiểm định ADF, dự báo giá: Naive, Drift, ARIMA, SARIMA, ETS, ETS Damped, ARIMAX (</w:t>
-            </w:r>
-            <w:r>
-              <w:rPr>
-                <w:rStyle w:val="VerbatimChar"/>
-              </w:rPr>
-              <w:t xml:space="preserve">03_stationarity_arima_ets.R</w:t>
-            </w:r>
-            <w:r>
-              <w:t xml:space="preserve">), rolling-origin CV, residual diagnostics</w:t>
-            </w:r>
-          </w:p>
-        </w:tc>
-        <w:tc>
-          <w:tcPr/>
-          <w:p>
-            <w:pPr>
-              <w:pStyle w:val="Compact"/>
-            </w:pPr>
-            <w:r>
-              <w:t xml:space="preserve">15/06 – 19/06/2026</w:t>
+              <w:t xml:space="preserve">ADF, forecast framework, benchmark, rolling CV và diagnostics</w:t>
+            </w:r>
+          </w:p>
+        </w:tc>
+        <w:tc>
+          <w:tcPr/>
+          <w:p>
+            <w:pPr>
+              <w:pStyle w:val="Compact"/>
+            </w:pPr>
+            <w:r>
+              <w:t xml:space="preserve">25/05 – 19/06/2026</w:t>
             </w:r>
           </w:p>
         </w:tc>
@@ -5971,45 +6892,18 @@
               <w:pStyle w:val="Compact"/>
             </w:pPr>
             <w:r>
-              <w:t xml:space="preserve">GARCH 4 specification (</w:t>
-            </w:r>
-            <w:r>
-              <w:rPr>
-                <w:rStyle w:val="VerbatimChar"/>
-              </w:rPr>
-              <w:t xml:space="preserve">04_garch_volatility.R</w:t>
-            </w:r>
-            <w:r>
-              <w:t xml:space="preserve">), model comparison (</w:t>
-            </w:r>
-            <w:r>
-              <w:rPr>
-                <w:rStyle w:val="VerbatimChar"/>
-              </w:rPr>
-              <w:t xml:space="preserve">05_model_comparison.R</w:t>
-            </w:r>
-            <w:r>
-              <w:t xml:space="preserve">), export tables (</w:t>
-            </w:r>
-            <w:r>
-              <w:rPr>
-                <w:rStyle w:val="VerbatimChar"/>
-              </w:rPr>
-              <w:t xml:space="preserve">06_export_report_tables.R</w:t>
-            </w:r>
-            <w:r>
-              <w:t xml:space="preserve">), tích hợp báo cáo Word, khung slide</w:t>
-            </w:r>
-          </w:p>
-        </w:tc>
-        <w:tc>
-          <w:tcPr/>
-          <w:p>
-            <w:pPr>
-              <w:pStyle w:val="Compact"/>
-            </w:pPr>
-            <w:r>
-              <w:t xml:space="preserve">15/06 – 20/06/2026</w:t>
+              <w:t xml:space="preserve">GARCH variants, diagnostics, comparison và tích hợp báo cáo</w:t>
+            </w:r>
+          </w:p>
+        </w:tc>
+        <w:tc>
+          <w:tcPr/>
+          <w:p>
+            <w:pPr>
+              <w:pStyle w:val="Compact"/>
+            </w:pPr>
+            <w:r>
+              <w:t xml:space="preserve">25/05 – 19/06/2026</w:t>
             </w:r>
           </w:p>
         </w:tc>
@@ -6051,17 +6945,134 @@
         <w:t xml:space="preserve">và review chéo PR.</w:t>
       </w:r>
     </w:p>
-    <w:p>
-      <w:pPr>
-        <w:pStyle w:val="BodyText"/>
-      </w:pPr>
-      <w:r>
-        <w:t xml:space="preserve">Cảm ơn giảng viên TS. Phan Thị Thể. Mời đặt câu hỏi.</w:t>
-      </w:r>
-    </w:p>
-    <w:bookmarkEnd w:id="27"/>
-    <w:bookmarkEnd w:id="28"/>
-    <w:bookmarkStart w:id="29" w:name="câu-hỏi-phản-biện-cần-chuẩn-bị"/>
+    <w:bookmarkEnd w:id="29"/>
+    <w:bookmarkStart w:id="30" w:name="slide-21-cảm-ơn"/>
+    <w:p>
+      <w:pPr>
+        <w:pStyle w:val="Heading2"/>
+      </w:pPr>
+      <w:r>
+        <w:rPr>
+          <w:rStyle w:val="SectionNumber"/>
+        </w:rPr>
+        <w:t xml:space="preserve">2.21</w:t>
+      </w:r>
+      <w:r>
+        <w:tab/>
+      </w:r>
+      <w:r>
+        <w:t xml:space="preserve">Slide 21 — Cảm ơn</w:t>
+      </w:r>
+    </w:p>
+    <w:p>
+      <w:pPr>
+        <w:pStyle w:val="BlockText"/>
+      </w:pPr>
+      <w:r>
+        <w:rPr>
+          <w:b/>
+          <w:bCs/>
+        </w:rPr>
+        <w:t xml:space="preserve">Ghi chú:</w:t>
+      </w:r>
+      <w:r>
+        <w:t xml:space="preserve"> </w:t>
+      </w:r>
+      <w:r>
+        <w:t xml:space="preserve">PPT hiện có slide</w:t>
+      </w:r>
+      <w:r>
+        <w:t xml:space="preserve"> </w:t>
+      </w:r>
+      <w:r>
+        <w:t xml:space="preserve">“Thanks For Listening”</w:t>
+      </w:r>
+      <w:r>
+        <w:t xml:space="preserve"> </w:t>
+      </w:r>
+      <w:r>
+        <w:t xml:space="preserve">(Slide 19 trong PDF) nhưng</w:t>
+      </w:r>
+      <w:r>
+        <w:t xml:space="preserve"> </w:t>
+      </w:r>
+      <w:r>
+        <w:t xml:space="preserve">Rmd cũ không mô tả. Nên đổi sang tiếng Việt cho nhất quán.</w:t>
+      </w:r>
+    </w:p>
+    <w:p>
+      <w:pPr>
+        <w:pStyle w:val="FirstParagraph"/>
+      </w:pPr>
+      <w:r>
+        <w:rPr>
+          <w:b/>
+          <w:bCs/>
+        </w:rPr>
+        <w:t xml:space="preserve">Nội dung trên slide:</w:t>
+      </w:r>
+    </w:p>
+    <w:p>
+      <w:pPr>
+        <w:pStyle w:val="Compact"/>
+        <w:numPr>
+          <w:ilvl w:val="0"/>
+          <w:numId w:val="1023"/>
+        </w:numPr>
+      </w:pPr>
+      <w:r>
+        <w:t xml:space="preserve">Tiêu đề:</w:t>
+      </w:r>
+      <w:r>
+        <w:t xml:space="preserve"> </w:t>
+      </w:r>
+      <w:r>
+        <w:rPr>
+          <w:b/>
+          <w:bCs/>
+        </w:rPr>
+        <w:t xml:space="preserve">Cảm ơn thầy/cô đã lắng nghe!</w:t>
+      </w:r>
+    </w:p>
+    <w:p>
+      <w:pPr>
+        <w:pStyle w:val="Compact"/>
+        <w:numPr>
+          <w:ilvl w:val="0"/>
+          <w:numId w:val="1023"/>
+        </w:numPr>
+      </w:pPr>
+      <w:r>
+        <w:t xml:space="preserve">Dòng phụ: Mời thầy/cô đặt câu hỏi.</w:t>
+      </w:r>
+    </w:p>
+    <w:p>
+      <w:pPr>
+        <w:pStyle w:val="FirstParagraph"/>
+      </w:pPr>
+      <w:r>
+        <w:rPr>
+          <w:b/>
+          <w:bCs/>
+        </w:rPr>
+        <w:t xml:space="preserve">Người nói:</w:t>
+      </w:r>
+      <w:r>
+        <w:t xml:space="preserve"> </w:t>
+      </w:r>
+      <w:r>
+        <w:t xml:space="preserve">Lê Đặng Hoàng Anh —</w:t>
+      </w:r>
+      <w:r>
+        <w:t xml:space="preserve"> </w:t>
+      </w:r>
+      <w:r>
+        <w:t xml:space="preserve">“Cảm ơn cô đã lắng nghe. Nhóm sẵn sàng trả lời câu hỏi ạ.”</w:t>
+      </w:r>
+    </w:p>
+    <w:bookmarkEnd w:id="30"/>
+    <w:bookmarkEnd w:id="31"/>
+    <w:bookmarkStart w:id="32" w:name="câu-hỏi-phản-biện-cần-chuẩn-bị"/>
     <w:p>
       <w:pPr>
         <w:pStyle w:val="Heading1"/>
@@ -6084,7 +7095,7 @@
         <w:pStyle w:val="Compact"/>
         <w:numPr>
           <w:ilvl w:val="0"/>
-          <w:numId w:val="1023"/>
+          <w:numId w:val="1024"/>
         </w:numPr>
       </w:pPr>
       <w:r>
@@ -6096,7 +7107,7 @@
         <w:pStyle w:val="Compact"/>
         <w:numPr>
           <w:ilvl w:val="0"/>
-          <w:numId w:val="1023"/>
+          <w:numId w:val="1024"/>
         </w:numPr>
       </w:pPr>
       <w:r>
@@ -6108,7 +7119,7 @@
         <w:pStyle w:val="Compact"/>
         <w:numPr>
           <w:ilvl w:val="0"/>
-          <w:numId w:val="1023"/>
+          <w:numId w:val="1024"/>
         </w:numPr>
       </w:pPr>
       <w:r>
@@ -6120,7 +7131,7 @@
         <w:pStyle w:val="Compact"/>
         <w:numPr>
           <w:ilvl w:val="0"/>
-          <w:numId w:val="1023"/>
+          <w:numId w:val="1024"/>
         </w:numPr>
       </w:pPr>
       <w:r>
@@ -6132,7 +7143,7 @@
         <w:pStyle w:val="Compact"/>
         <w:numPr>
           <w:ilvl w:val="0"/>
-          <w:numId w:val="1023"/>
+          <w:numId w:val="1024"/>
         </w:numPr>
       </w:pPr>
       <w:r>
@@ -6144,7 +7155,7 @@
         <w:pStyle w:val="Compact"/>
         <w:numPr>
           <w:ilvl w:val="0"/>
-          <w:numId w:val="1023"/>
+          <w:numId w:val="1024"/>
         </w:numPr>
       </w:pPr>
       <w:r>
@@ -6156,7 +7167,7 @@
         <w:pStyle w:val="Compact"/>
         <w:numPr>
           <w:ilvl w:val="0"/>
-          <w:numId w:val="1023"/>
+          <w:numId w:val="1024"/>
         </w:numPr>
       </w:pPr>
       <w:r>
@@ -6177,15 +7188,15 @@
         <w:pStyle w:val="Compact"/>
         <w:numPr>
           <w:ilvl w:val="0"/>
-          <w:numId w:val="1023"/>
+          <w:numId w:val="1024"/>
         </w:numPr>
       </w:pPr>
       <w:r>
         <w:t xml:space="preserve">Vì sao kết quả không thể xem là khuyến nghị đầu tư?</w:t>
       </w:r>
     </w:p>
-    <w:bookmarkEnd w:id="29"/>
-    <w:bookmarkStart w:id="32" w:name="checklist-trước-khi-xuất-powerpoint"/>
+    <w:bookmarkEnd w:id="32"/>
+    <w:bookmarkStart w:id="35" w:name="checklist-trước-khi-xuất-powerpoint"/>
     <w:p>
       <w:pPr>
         <w:pStyle w:val="Heading1"/>
@@ -6203,7 +7214,7 @@
         <w:t xml:space="preserve">Checklist trước khi xuất PowerPoint</w:t>
       </w:r>
     </w:p>
-    <w:bookmarkStart w:id="30" w:name="yêu-cầu-rubric"/>
+    <w:bookmarkStart w:id="33" w:name="yêu-cầu-rubric"/>
     <w:p>
       <w:pPr>
         <w:pStyle w:val="Heading2"/>
@@ -6226,7 +7237,7 @@
         <w:pStyle w:val="Compact"/>
         <w:numPr>
           <w:ilvl w:val="0"/>
-          <w:numId w:val="1024"/>
+          <w:numId w:val="1025"/>
         </w:numPr>
       </w:pPr>
       <w:r>
@@ -6238,7 +7249,7 @@
         <w:pStyle w:val="Compact"/>
         <w:numPr>
           <w:ilvl w:val="0"/>
-          <w:numId w:val="1025"/>
+          <w:numId w:val="1026"/>
         </w:numPr>
       </w:pPr>
       <w:r>
@@ -6263,7 +7274,7 @@
         <w:pStyle w:val="Compact"/>
         <w:numPr>
           <w:ilvl w:val="0"/>
-          <w:numId w:val="1026"/>
+          <w:numId w:val="1027"/>
         </w:numPr>
       </w:pPr>
       <w:r>
@@ -6275,7 +7286,7 @@
         <w:pStyle w:val="Compact"/>
         <w:numPr>
           <w:ilvl w:val="0"/>
-          <w:numId w:val="1027"/>
+          <w:numId w:val="1028"/>
         </w:numPr>
       </w:pPr>
       <w:r>
@@ -6287,7 +7298,7 @@
         <w:pStyle w:val="Compact"/>
         <w:numPr>
           <w:ilvl w:val="0"/>
-          <w:numId w:val="1028"/>
+          <w:numId w:val="1029"/>
         </w:numPr>
       </w:pPr>
       <w:r>
@@ -6299,7 +7310,7 @@
         <w:pStyle w:val="Compact"/>
         <w:numPr>
           <w:ilvl w:val="0"/>
-          <w:numId w:val="1029"/>
+          <w:numId w:val="1030"/>
         </w:numPr>
       </w:pPr>
       <w:r>
@@ -6311,15 +7322,55 @@
         <w:pStyle w:val="Compact"/>
         <w:numPr>
           <w:ilvl w:val="0"/>
-          <w:numId w:val="1030"/>
-        </w:numPr>
-      </w:pPr>
-      <w:r>
-        <w:t xml:space="preserve">Có đánh giá hiệu suất mô hình (Slide 9, 13-14).</w:t>
-      </w:r>
-    </w:p>
-    <w:bookmarkEnd w:id="30"/>
-    <w:bookmarkStart w:id="31" w:name="kiểm-tra-kỹ-thuật"/>
+          <w:numId w:val="1031"/>
+        </w:numPr>
+      </w:pPr>
+      <w:r>
+        <w:t xml:space="preserve">Có đánh giá hiệu suất mô hình (Slide 9, 13-16).</w:t>
+      </w:r>
+    </w:p>
+    <w:p>
+      <w:pPr>
+        <w:pStyle w:val="Compact"/>
+        <w:numPr>
+          <w:ilvl w:val="0"/>
+          <w:numId w:val="1032"/>
+        </w:numPr>
+      </w:pPr>
+      <w:r>
+        <w:t xml:space="preserve">Slide 11</w:t>
+      </w:r>
+      <w:r>
+        <w:t xml:space="preserve"> </w:t>
+      </w:r>
+      <w:r>
+        <w:rPr>
+          <w:b/>
+          <w:bCs/>
+        </w:rPr>
+        <w:t xml:space="preserve">không</w:t>
+      </w:r>
+      <w:r>
+        <w:t xml:space="preserve"> </w:t>
+      </w:r>
+      <w:r>
+        <w:t xml:space="preserve">trùng bullet với Slide 10.</w:t>
+      </w:r>
+    </w:p>
+    <w:p>
+      <w:pPr>
+        <w:pStyle w:val="Compact"/>
+        <w:numPr>
+          <w:ilvl w:val="0"/>
+          <w:numId w:val="1033"/>
+        </w:numPr>
+      </w:pPr>
+      <w:r>
+        <w:t xml:space="preserve">Bảng phân công (Slide 20) không có cột trùng lặp.</w:t>
+      </w:r>
+    </w:p>
+    <w:bookmarkEnd w:id="33"/>
+    <w:bookmarkStart w:id="34" w:name="kiểm-tra-kỹ-thuật"/>
     <w:p>
       <w:pPr>
         <w:pStyle w:val="Heading2"/>
@@ -6342,7 +7393,7 @@
         <w:pStyle w:val="Compact"/>
         <w:numPr>
           <w:ilvl w:val="0"/>
-          <w:numId w:val="1031"/>
+          <w:numId w:val="1034"/>
         </w:numPr>
       </w:pPr>
       <w:r>
@@ -6354,7 +7405,7 @@
         <w:pStyle w:val="Compact"/>
         <w:numPr>
           <w:ilvl w:val="0"/>
-          <w:numId w:val="1032"/>
+          <w:numId w:val="1035"/>
         </w:numPr>
       </w:pPr>
       <w:r>
@@ -6366,7 +7417,7 @@
         <w:pStyle w:val="Compact"/>
         <w:numPr>
           <w:ilvl w:val="0"/>
-          <w:numId w:val="1033"/>
+          <w:numId w:val="1036"/>
         </w:numPr>
       </w:pPr>
       <w:r>
@@ -6378,7 +7429,7 @@
         <w:pStyle w:val="Compact"/>
         <w:numPr>
           <w:ilvl w:val="0"/>
-          <w:numId w:val="1034"/>
+          <w:numId w:val="1037"/>
         </w:numPr>
       </w:pPr>
       <w:r>
@@ -6390,15 +7441,15 @@
         <w:pStyle w:val="Compact"/>
         <w:numPr>
           <w:ilvl w:val="0"/>
-          <w:numId w:val="1035"/>
+          <w:numId w:val="1038"/>
         </w:numPr>
       </w:pPr>
       <w:r>
         <w:t xml:space="preserve">Giữ tổng thời lượng trong 10-12 phút.</w:t>
       </w:r>
     </w:p>
-    <w:bookmarkEnd w:id="31"/>
-    <w:bookmarkEnd w:id="32"/>
+    <w:bookmarkEnd w:id="34"/>
+    <w:bookmarkEnd w:id="35"/>
     <w:sectPr>
       <w:footnotePr>
         <w:numRestart w:val="eachSect"/>
@@ -6897,6 +7948,9 @@
     </w:lvlOverride>
   </w:num>
   <w:num w:numId="1023">
+    <w:abstractNumId w:val="991"/>
+  </w:num>
+  <w:num w:numId="1024">
     <w:abstractNumId w:val="99411"/>
     <w:lvlOverride w:ilvl="0">
       <w:startOverride w:val="1"/>
@@ -6925,9 +7979,6 @@
     <w:lvlOverride w:ilvl="8">
       <w:startOverride w:val="1"/>
     </w:lvlOverride>
-  </w:num>
-  <w:num w:numId="1024">
-    <w:abstractNumId w:val="992"/>
   </w:num>
   <w:num w:numId="1025">
     <w:abstractNumId w:val="992"/>
@@ -6960,6 +8011,15 @@
     <w:abstractNumId w:val="992"/>
   </w:num>
   <w:num w:numId="1035">
+    <w:abstractNumId w:val="992"/>
+  </w:num>
+  <w:num w:numId="1036">
+    <w:abstractNumId w:val="992"/>
+  </w:num>
+  <w:num w:numId="1037">
+    <w:abstractNumId w:val="992"/>
+  </w:num>
+  <w:num w:numId="1038">
     <w:abstractNumId w:val="992"/>
   </w:num>
 </w:numbering>
